--- a/docs/SecGuard项目说明.docx
+++ b/docs/SecGuard项目说明.docx
@@ -2697,7 +2697,7 @@
                 <w:color w:val="222222"/>
                 <w:sz w:val="19"/>
               </w:rPr>
-              <w:t>把路径、查询串、请求体、UA 拼成一段待检文本,交给 AC 自动机扫描。228 条规则在这一次扫描里同时匹配</w:t>
+              <w:t>把路径、查询串、请求体、UA 拼成一段待检文本,交给 AC 自动机扫描。234 条规则在这一次扫描里同时匹配</w:t>
             </w:r>
           </w:p>
         </w:tc>
@@ -3674,9 +3674,9 @@
         <w:tblLayout w:type="fixed"/>
       </w:tblPr>
       <w:tblGrid>
-        <w:gridCol w:w="1821"/>
-        <w:gridCol w:w="5921"/>
-        <w:gridCol w:w="1328"/>
+        <w:gridCol w:w="1722"/>
+        <w:gridCol w:w="6027"/>
+        <w:gridCol w:w="1322"/>
       </w:tblGrid>
       <w:tr>
         <w:trPr>
@@ -3685,7 +3685,7 @@
         </w:trPr>
         <w:tc>
           <w:tcPr>
-            <w:tcW w:type="dxa" w:w="1822"/>
+            <w:tcW w:type="dxa" w:w="1722"/>
             <w:shd w:val="clear" w:color="auto" w:fill="1F4E79"/>
           </w:tcPr>
           <w:p>
@@ -3707,7 +3707,7 @@
         </w:tc>
         <w:tc>
           <w:tcPr>
-            <w:tcW w:type="dxa" w:w="5921"/>
+            <w:tcW w:type="dxa" w:w="6026"/>
             <w:shd w:val="clear" w:color="auto" w:fill="1F4E79"/>
           </w:tcPr>
           <w:p>
@@ -3729,7 +3729,7 @@
         </w:tc>
         <w:tc>
           <w:tcPr>
-            <w:tcW w:type="dxa" w:w="1328"/>
+            <w:tcW w:type="dxa" w:w="1323"/>
             <w:shd w:val="clear" w:color="auto" w:fill="1F4E79"/>
           </w:tcPr>
           <w:p>
@@ -3756,7 +3756,7 @@
         </w:trPr>
         <w:tc>
           <w:tcPr>
-            <w:tcW w:type="dxa" w:w="1822"/>
+            <w:tcW w:type="dxa" w:w="1722"/>
           </w:tcPr>
           <w:p>
             <w:pPr>
@@ -3776,27 +3776,27 @@
         </w:tc>
         <w:tc>
           <w:tcPr>
-            <w:tcW w:type="dxa" w:w="5921"/>
-          </w:tcPr>
-          <w:p>
-            <w:pPr>
-              <w:spacing w:before="40" w:after="40" w:line="300" w:lineRule="auto"/>
-            </w:pPr>
-            <w:r/>
-            <w:r>
-              <w:rPr>
-                <w:rFonts w:ascii="微软雅黑" w:hAnsi="微软雅黑" w:eastAsia="微软雅黑"/>
-                <w:b w:val="0"/>
-                <w:color w:val="222222"/>
-                <w:sz w:val="19"/>
-              </w:rPr>
-              <w:t>一次扫描同时匹配 228 条攻击特征,不是逐条比对</w:t>
-            </w:r>
-          </w:p>
-        </w:tc>
-        <w:tc>
-          <w:tcPr>
-            <w:tcW w:type="dxa" w:w="1328"/>
+            <w:tcW w:type="dxa" w:w="6026"/>
+          </w:tcPr>
+          <w:p>
+            <w:pPr>
+              <w:spacing w:before="40" w:after="40" w:line="300" w:lineRule="auto"/>
+            </w:pPr>
+            <w:r/>
+            <w:r>
+              <w:rPr>
+                <w:rFonts w:ascii="微软雅黑" w:hAnsi="微软雅黑" w:eastAsia="微软雅黑"/>
+                <w:b w:val="0"/>
+                <w:color w:val="222222"/>
+                <w:sz w:val="19"/>
+              </w:rPr>
+              <w:t>一次扫描同时匹配 234 条攻击特征,不是逐条比对</w:t>
+            </w:r>
+          </w:p>
+        </w:tc>
+        <w:tc>
+          <w:tcPr>
+            <w:tcW w:type="dxa" w:w="1323"/>
           </w:tcPr>
           <w:p>
             <w:pPr>
@@ -3821,7 +3821,7 @@
         </w:trPr>
         <w:tc>
           <w:tcPr>
-            <w:tcW w:type="dxa" w:w="1822"/>
+            <w:tcW w:type="dxa" w:w="1722"/>
             <w:shd w:val="clear" w:color="auto" w:fill="F2F7FB"/>
           </w:tcPr>
           <w:p>
@@ -3842,7 +3842,7 @@
         </w:tc>
         <w:tc>
           <w:tcPr>
-            <w:tcW w:type="dxa" w:w="5921"/>
+            <w:tcW w:type="dxa" w:w="6026"/>
             <w:shd w:val="clear" w:color="auto" w:fill="F2F7FB"/>
           </w:tcPr>
           <w:p>
@@ -3863,7 +3863,7 @@
         </w:tc>
         <w:tc>
           <w:tcPr>
-            <w:tcW w:type="dxa" w:w="1328"/>
+            <w:tcW w:type="dxa" w:w="1323"/>
             <w:shd w:val="clear" w:color="auto" w:fill="F2F7FB"/>
           </w:tcPr>
           <w:p>
@@ -3889,7 +3889,7 @@
         </w:trPr>
         <w:tc>
           <w:tcPr>
-            <w:tcW w:type="dxa" w:w="1822"/>
+            <w:tcW w:type="dxa" w:w="1722"/>
           </w:tcPr>
           <w:p>
             <w:pPr>
@@ -3909,7 +3909,7 @@
         </w:tc>
         <w:tc>
           <w:tcPr>
-            <w:tcW w:type="dxa" w:w="5921"/>
+            <w:tcW w:type="dxa" w:w="6026"/>
           </w:tcPr>
           <w:p>
             <w:pPr>
@@ -3929,7 +3929,7 @@
         </w:tc>
         <w:tc>
           <w:tcPr>
-            <w:tcW w:type="dxa" w:w="1328"/>
+            <w:tcW w:type="dxa" w:w="1323"/>
           </w:tcPr>
           <w:p>
             <w:pPr>
@@ -3954,7 +3954,7 @@
         </w:trPr>
         <w:tc>
           <w:tcPr>
-            <w:tcW w:type="dxa" w:w="1822"/>
+            <w:tcW w:type="dxa" w:w="1722"/>
             <w:shd w:val="clear" w:color="auto" w:fill="F2F7FB"/>
           </w:tcPr>
           <w:p>
@@ -3975,7 +3975,7 @@
         </w:tc>
         <w:tc>
           <w:tcPr>
-            <w:tcW w:type="dxa" w:w="5921"/>
+            <w:tcW w:type="dxa" w:w="6026"/>
             <w:shd w:val="clear" w:color="auto" w:fill="F2F7FB"/>
           </w:tcPr>
           <w:p>
@@ -3996,7 +3996,7 @@
         </w:tc>
         <w:tc>
           <w:tcPr>
-            <w:tcW w:type="dxa" w:w="1328"/>
+            <w:tcW w:type="dxa" w:w="1323"/>
             <w:shd w:val="clear" w:color="auto" w:fill="F2F7FB"/>
           </w:tcPr>
           <w:p>
@@ -4022,7 +4022,7 @@
         </w:trPr>
         <w:tc>
           <w:tcPr>
-            <w:tcW w:type="dxa" w:w="1822"/>
+            <w:tcW w:type="dxa" w:w="1722"/>
           </w:tcPr>
           <w:p>
             <w:pPr>
@@ -4042,7 +4042,7 @@
         </w:tc>
         <w:tc>
           <w:tcPr>
-            <w:tcW w:type="dxa" w:w="5921"/>
+            <w:tcW w:type="dxa" w:w="6026"/>
           </w:tcPr>
           <w:p>
             <w:pPr>
@@ -4062,7 +4062,7 @@
         </w:tc>
         <w:tc>
           <w:tcPr>
-            <w:tcW w:type="dxa" w:w="1328"/>
+            <w:tcW w:type="dxa" w:w="1323"/>
           </w:tcPr>
           <w:p>
             <w:pPr>
@@ -4087,7 +4087,7 @@
         </w:trPr>
         <w:tc>
           <w:tcPr>
-            <w:tcW w:type="dxa" w:w="1822"/>
+            <w:tcW w:type="dxa" w:w="1722"/>
             <w:shd w:val="clear" w:color="auto" w:fill="F2F7FB"/>
           </w:tcPr>
           <w:p>
@@ -4108,7 +4108,7 @@
         </w:tc>
         <w:tc>
           <w:tcPr>
-            <w:tcW w:type="dxa" w:w="5921"/>
+            <w:tcW w:type="dxa" w:w="6026"/>
             <w:shd w:val="clear" w:color="auto" w:fill="F2F7FB"/>
           </w:tcPr>
           <w:p>
@@ -4129,7 +4129,7 @@
         </w:tc>
         <w:tc>
           <w:tcPr>
-            <w:tcW w:type="dxa" w:w="1328"/>
+            <w:tcW w:type="dxa" w:w="1323"/>
             <w:shd w:val="clear" w:color="auto" w:fill="F2F7FB"/>
           </w:tcPr>
           <w:p>
@@ -4155,7 +4155,7 @@
         </w:trPr>
         <w:tc>
           <w:tcPr>
-            <w:tcW w:type="dxa" w:w="1822"/>
+            <w:tcW w:type="dxa" w:w="1722"/>
           </w:tcPr>
           <w:p>
             <w:pPr>
@@ -4175,7 +4175,7 @@
         </w:tc>
         <w:tc>
           <w:tcPr>
-            <w:tcW w:type="dxa" w:w="5921"/>
+            <w:tcW w:type="dxa" w:w="6026"/>
           </w:tcPr>
           <w:p>
             <w:pPr>
@@ -4195,7 +4195,7 @@
         </w:tc>
         <w:tc>
           <w:tcPr>
-            <w:tcW w:type="dxa" w:w="1328"/>
+            <w:tcW w:type="dxa" w:w="1323"/>
           </w:tcPr>
           <w:p>
             <w:pPr>
@@ -4220,7 +4220,7 @@
         </w:trPr>
         <w:tc>
           <w:tcPr>
-            <w:tcW w:type="dxa" w:w="1822"/>
+            <w:tcW w:type="dxa" w:w="1722"/>
             <w:shd w:val="clear" w:color="auto" w:fill="F2F7FB"/>
           </w:tcPr>
           <w:p>
@@ -4241,7 +4241,7 @@
         </w:tc>
         <w:tc>
           <w:tcPr>
-            <w:tcW w:type="dxa" w:w="5921"/>
+            <w:tcW w:type="dxa" w:w="6026"/>
             <w:shd w:val="clear" w:color="auto" w:fill="F2F7FB"/>
           </w:tcPr>
           <w:p>
@@ -4262,7 +4262,7 @@
         </w:tc>
         <w:tc>
           <w:tcPr>
-            <w:tcW w:type="dxa" w:w="1328"/>
+            <w:tcW w:type="dxa" w:w="1323"/>
             <w:shd w:val="clear" w:color="auto" w:fill="F2F7FB"/>
           </w:tcPr>
           <w:p>
@@ -4288,7 +4288,7 @@
         </w:trPr>
         <w:tc>
           <w:tcPr>
-            <w:tcW w:type="dxa" w:w="1822"/>
+            <w:tcW w:type="dxa" w:w="1722"/>
           </w:tcPr>
           <w:p>
             <w:pPr>
@@ -4308,7 +4308,7 @@
         </w:tc>
         <w:tc>
           <w:tcPr>
-            <w:tcW w:type="dxa" w:w="5921"/>
+            <w:tcW w:type="dxa" w:w="6026"/>
           </w:tcPr>
           <w:p>
             <w:pPr>
@@ -4328,7 +4328,194 @@
         </w:tc>
         <w:tc>
           <w:tcPr>
-            <w:tcW w:type="dxa" w:w="1328"/>
+            <w:tcW w:type="dxa" w:w="1323"/>
+          </w:tcPr>
+          <w:p>
+            <w:pPr>
+              <w:spacing w:before="40" w:after="40" w:line="300" w:lineRule="auto"/>
+            </w:pPr>
+            <w:r/>
+            <w:r>
+              <w:rPr>
+                <w:rFonts w:ascii="微软雅黑" w:hAnsi="微软雅黑" w:eastAsia="微软雅黑"/>
+                <w:b w:val="0"/>
+                <w:color w:val="222222"/>
+                <w:sz w:val="19"/>
+              </w:rPr>
+              <w:t>可用</w:t>
+            </w:r>
+          </w:p>
+        </w:tc>
+      </w:tr>
+      <w:tr>
+        <w:trPr>
+          <w:cantSplit w:val="true"/>
+        </w:trPr>
+        <w:tc>
+          <w:tcPr>
+            <w:tcW w:type="dxa" w:w="1722"/>
+            <w:shd w:val="clear" w:color="auto" w:fill="F2F7FB"/>
+          </w:tcPr>
+          <w:p>
+            <w:pPr>
+              <w:spacing w:before="40" w:after="40" w:line="300" w:lineRule="auto"/>
+            </w:pPr>
+            <w:r/>
+            <w:r>
+              <w:rPr>
+                <w:rFonts w:ascii="微软雅黑" w:hAnsi="微软雅黑" w:eastAsia="微软雅黑"/>
+                <w:b w:val="0"/>
+                <w:color w:val="222222"/>
+                <w:sz w:val="19"/>
+              </w:rPr>
+              <w:t>编码变形还原</w:t>
+            </w:r>
+          </w:p>
+        </w:tc>
+        <w:tc>
+          <w:tcPr>
+            <w:tcW w:type="dxa" w:w="6026"/>
+            <w:shd w:val="clear" w:color="auto" w:fill="F2F7FB"/>
+          </w:tcPr>
+          <w:p>
+            <w:pPr>
+              <w:spacing w:before="40" w:after="40" w:line="300" w:lineRule="auto"/>
+            </w:pPr>
+            <w:r/>
+            <w:r>
+              <w:rPr>
+                <w:rFonts w:ascii="微软雅黑" w:hAnsi="微软雅黑" w:eastAsia="微软雅黑"/>
+                <w:b w:val="0"/>
+                <w:color w:val="222222"/>
+                <w:sz w:val="19"/>
+              </w:rPr>
+              <w:t xml:space="preserve">把 </w:t>
+            </w:r>
+            <w:r>
+              <w:rPr>
+                <w:rFonts w:ascii="Consolas" w:hAnsi="Consolas" w:eastAsia="Consolas"/>
+                <w:b w:val="0"/>
+                <w:color w:val="B03060"/>
+                <w:sz w:val="17"/>
+              </w:rPr>
+              <w:t>%75nion</w:t>
+            </w:r>
+            <w:r>
+              <w:rPr>
+                <w:rFonts w:ascii="微软雅黑" w:hAnsi="微软雅黑" w:eastAsia="微软雅黑"/>
+                <w:b w:val="0"/>
+                <w:color w:val="222222"/>
+                <w:sz w:val="19"/>
+              </w:rPr>
+              <w:t>、</w:t>
+            </w:r>
+            <w:r>
+              <w:rPr>
+                <w:rFonts w:ascii="Consolas" w:hAnsi="Consolas" w:eastAsia="Consolas"/>
+                <w:b w:val="0"/>
+                <w:color w:val="B03060"/>
+                <w:sz w:val="17"/>
+              </w:rPr>
+              <w:t>un/**/ion</w:t>
+            </w:r>
+            <w:r>
+              <w:rPr>
+                <w:rFonts w:ascii="微软雅黑" w:hAnsi="微软雅黑" w:eastAsia="微软雅黑"/>
+                <w:b w:val="0"/>
+                <w:color w:val="222222"/>
+                <w:sz w:val="19"/>
+              </w:rPr>
+              <w:t>、</w:t>
+            </w:r>
+            <w:r>
+              <w:rPr>
+                <w:rFonts w:ascii="Consolas" w:hAnsi="Consolas" w:eastAsia="Consolas"/>
+                <w:b w:val="0"/>
+                <w:color w:val="B03060"/>
+                <w:sz w:val="17"/>
+              </w:rPr>
+              <w:t>java%0ascript:</w:t>
+            </w:r>
+            <w:r>
+              <w:rPr>
+                <w:rFonts w:ascii="微软雅黑" w:hAnsi="微软雅黑" w:eastAsia="微软雅黑"/>
+                <w:b w:val="0"/>
+                <w:color w:val="222222"/>
+                <w:sz w:val="19"/>
+              </w:rPr>
+              <w:t xml:space="preserve"> 这类伪装还原成明文再匹配</w:t>
+            </w:r>
+          </w:p>
+        </w:tc>
+        <w:tc>
+          <w:tcPr>
+            <w:tcW w:type="dxa" w:w="1323"/>
+            <w:shd w:val="clear" w:color="auto" w:fill="F2F7FB"/>
+          </w:tcPr>
+          <w:p>
+            <w:pPr>
+              <w:spacing w:before="40" w:after="40" w:line="300" w:lineRule="auto"/>
+            </w:pPr>
+            <w:r/>
+            <w:r>
+              <w:rPr>
+                <w:rFonts w:ascii="微软雅黑" w:hAnsi="微软雅黑" w:eastAsia="微软雅黑"/>
+                <w:b w:val="0"/>
+                <w:color w:val="222222"/>
+                <w:sz w:val="19"/>
+              </w:rPr>
+              <w:t>可用</w:t>
+            </w:r>
+          </w:p>
+        </w:tc>
+      </w:tr>
+      <w:tr>
+        <w:trPr>
+          <w:cantSplit w:val="true"/>
+        </w:trPr>
+        <w:tc>
+          <w:tcPr>
+            <w:tcW w:type="dxa" w:w="1722"/>
+          </w:tcPr>
+          <w:p>
+            <w:pPr>
+              <w:spacing w:before="40" w:after="40" w:line="300" w:lineRule="auto"/>
+            </w:pPr>
+            <w:r/>
+            <w:r>
+              <w:rPr>
+                <w:rFonts w:ascii="微软雅黑" w:hAnsi="微软雅黑" w:eastAsia="微软雅黑"/>
+                <w:b w:val="0"/>
+                <w:color w:val="222222"/>
+                <w:sz w:val="19"/>
+              </w:rPr>
+              <w:t>规则分级处置</w:t>
+            </w:r>
+          </w:p>
+        </w:tc>
+        <w:tc>
+          <w:tcPr>
+            <w:tcW w:type="dxa" w:w="6026"/>
+          </w:tcPr>
+          <w:p>
+            <w:pPr>
+              <w:spacing w:before="40" w:after="40" w:line="300" w:lineRule="auto"/>
+            </w:pPr>
+            <w:r/>
+            <w:r>
+              <w:rPr>
+                <w:rFonts w:ascii="微软雅黑" w:hAnsi="微软雅黑" w:eastAsia="微软雅黑"/>
+                <w:b w:val="0"/>
+                <w:color w:val="222222"/>
+                <w:sz w:val="19"/>
+              </w:rPr>
+              <w:t>过宽的规则可以降成「记录但不拦」(ALERT),避免为降误报而删规则</w:t>
+            </w:r>
+          </w:p>
+        </w:tc>
+        <w:tc>
+          <w:tcPr>
+            <w:tcW w:type="dxa" w:w="1323"/>
           </w:tcPr>
           <w:p>
             <w:pPr>
@@ -6372,7 +6559,7 @@
           <w:color w:val="222222"/>
           <w:sz w:val="21"/>
         </w:rPr>
-        <w:t xml:space="preserve">最直白的做法是:有 228 条规则,就把请求文本跟每一条都比对一遍。文本长度 n,规则条数 k,总工作量是 </w:t>
+        <w:t xml:space="preserve">最直白的做法是:有 234 条规则,就把请求文本跟每一条都比对一遍。文本长度 n,规则条数 k,总工作量是 </w:t>
       </w:r>
       <w:r>
         <w:rPr>
@@ -6413,7 +6600,7 @@
           <w:color w:val="222222"/>
           <w:sz w:val="21"/>
         </w:rPr>
-        <w:t>把 228 条规则合并成一棵树,然后让文本在这棵树上走一遍,走到哪算到哪。</w:t>
+        <w:t>把 234 条规则合并成一棵树,然后让文本在这棵树上走一遍,走到哪算到哪。</w:t>
       </w:r>
       <w:r>
         <w:rPr>
@@ -8217,7 +8404,1704 @@
           <w:color w:val="1F4E79"/>
           <w:sz w:val="27"/>
         </w:rPr>
-        <w:t>4.9 技术栈总表</w:t>
+        <w:t>4.9 归一化检测层:先还原,再匹配</w:t>
+      </w:r>
+    </w:p>
+    <w:p>
+      <w:pPr>
+        <w:pStyle w:val="Heading3"/>
+        <w:spacing w:before="220" w:after="80"/>
+      </w:pPr>
+      <w:r>
+        <w:rPr>
+          <w:rFonts w:ascii="微软雅黑" w:hAnsi="微软雅黑" w:eastAsia="微软雅黑"/>
+          <w:b/>
+          <w:color w:val="2E74B5"/>
+          <w:sz w:val="23"/>
+        </w:rPr>
+        <w:t>它解决什么问题</w:t>
+      </w:r>
+    </w:p>
+    <w:p>
+      <w:pPr>
+        <w:spacing w:after="140" w:line="360" w:lineRule="auto"/>
+      </w:pPr>
+      <w:r>
+        <w:rPr>
+          <w:rFonts w:ascii="微软雅黑" w:hAnsi="微软雅黑" w:eastAsia="微软雅黑"/>
+          <w:b w:val="0"/>
+          <w:color w:val="222222"/>
+          <w:sz w:val="21"/>
+        </w:rPr>
+        <w:t>AC 自动机做的是</w:t>
+      </w:r>
+      <w:r>
+        <w:rPr>
+          <w:rFonts w:ascii="微软雅黑" w:hAnsi="微软雅黑" w:eastAsia="微软雅黑"/>
+          <w:b/>
+          <w:color w:val="222222"/>
+          <w:sz w:val="21"/>
+        </w:rPr>
+        <w:t>字面量匹配</w:t>
+      </w:r>
+      <w:r>
+        <w:rPr>
+          <w:rFonts w:ascii="微软雅黑" w:hAnsi="微软雅黑" w:eastAsia="微软雅黑"/>
+          <w:b w:val="0"/>
+          <w:color w:val="222222"/>
+          <w:sz w:val="21"/>
+        </w:rPr>
+        <w:t>。攻击者只要改一下写法,字面量就对不上了:</w:t>
+      </w:r>
+    </w:p>
+    <w:tbl>
+      <w:tblPr>
+        <w:tblStyle w:val="TableGrid"/>
+        <w:tblW w:type="auto" w:w="0"/>
+        <w:jc w:val="center"/>
+        <w:tblLayout w:type="fixed"/>
+        <w:tblLook w:firstColumn="1" w:firstRow="1" w:lastColumn="0" w:lastRow="0" w:noHBand="0" w:noVBand="1" w:val="04A0"/>
+        <w:tblLayout w:type="fixed"/>
+      </w:tblPr>
+      <w:tblGrid>
+        <w:gridCol w:w="2742"/>
+        <w:gridCol w:w="3375"/>
+        <w:gridCol w:w="2953"/>
+      </w:tblGrid>
+      <w:tr>
+        <w:trPr>
+          <w:tblHeader w:val="true"/>
+          <w:cantSplit w:val="true"/>
+        </w:trPr>
+        <w:tc>
+          <w:tcPr>
+            <w:tcW w:type="dxa" w:w="2742"/>
+            <w:shd w:val="clear" w:color="auto" w:fill="1F4E79"/>
+          </w:tcPr>
+          <w:p>
+            <w:pPr>
+              <w:spacing w:before="40" w:after="40"/>
+              <w:jc w:val="center"/>
+            </w:pPr>
+            <w:r/>
+            <w:r>
+              <w:rPr>
+                <w:rFonts w:ascii="微软雅黑" w:hAnsi="微软雅黑" w:eastAsia="微软雅黑"/>
+                <w:b/>
+                <w:color w:val="FFFFFF"/>
+                <w:sz w:val="19"/>
+              </w:rPr>
+              <w:t>原始载荷</w:t>
+            </w:r>
+          </w:p>
+        </w:tc>
+        <w:tc>
+          <w:tcPr>
+            <w:tcW w:type="dxa" w:w="3375"/>
+            <w:shd w:val="clear" w:color="auto" w:fill="1F4E79"/>
+          </w:tcPr>
+          <w:p>
+            <w:pPr>
+              <w:spacing w:before="40" w:after="40"/>
+              <w:jc w:val="center"/>
+            </w:pPr>
+            <w:r/>
+            <w:r>
+              <w:rPr>
+                <w:rFonts w:ascii="微软雅黑" w:hAnsi="微软雅黑" w:eastAsia="微软雅黑"/>
+                <w:b/>
+                <w:color w:val="FFFFFF"/>
+                <w:sz w:val="19"/>
+              </w:rPr>
+              <w:t>攻击者的写法</w:t>
+            </w:r>
+          </w:p>
+        </w:tc>
+        <w:tc>
+          <w:tcPr>
+            <w:tcW w:type="dxa" w:w="2953"/>
+            <w:shd w:val="clear" w:color="auto" w:fill="1F4E79"/>
+          </w:tcPr>
+          <w:p>
+            <w:pPr>
+              <w:spacing w:before="40" w:after="40"/>
+              <w:jc w:val="center"/>
+            </w:pPr>
+            <w:r/>
+            <w:r>
+              <w:rPr>
+                <w:rFonts w:ascii="微软雅黑" w:hAnsi="微软雅黑" w:eastAsia="微软雅黑"/>
+                <w:b/>
+                <w:color w:val="FFFFFF"/>
+                <w:sz w:val="19"/>
+              </w:rPr>
+              <w:t>为什么绕过</w:t>
+            </w:r>
+          </w:p>
+        </w:tc>
+      </w:tr>
+      <w:tr>
+        <w:trPr>
+          <w:cantSplit w:val="true"/>
+        </w:trPr>
+        <w:tc>
+          <w:tcPr>
+            <w:tcW w:type="dxa" w:w="2742"/>
+          </w:tcPr>
+          <w:p>
+            <w:pPr>
+              <w:spacing w:before="40" w:after="40" w:line="300" w:lineRule="auto"/>
+            </w:pPr>
+            <w:r/>
+            <w:r>
+              <w:rPr>
+                <w:rFonts w:ascii="Consolas" w:hAnsi="Consolas" w:eastAsia="Consolas"/>
+                <w:b w:val="0"/>
+                <w:color w:val="B03060"/>
+                <w:sz w:val="17"/>
+              </w:rPr>
+              <w:t>union select</w:t>
+            </w:r>
+          </w:p>
+        </w:tc>
+        <w:tc>
+          <w:tcPr>
+            <w:tcW w:type="dxa" w:w="3375"/>
+          </w:tcPr>
+          <w:p>
+            <w:pPr>
+              <w:spacing w:before="40" w:after="40" w:line="300" w:lineRule="auto"/>
+            </w:pPr>
+            <w:r/>
+            <w:r>
+              <w:rPr>
+                <w:rFonts w:ascii="Consolas" w:hAnsi="Consolas" w:eastAsia="Consolas"/>
+                <w:b w:val="0"/>
+                <w:color w:val="B03060"/>
+                <w:sz w:val="17"/>
+              </w:rPr>
+              <w:t>union%20select</w:t>
+            </w:r>
+          </w:p>
+        </w:tc>
+        <w:tc>
+          <w:tcPr>
+            <w:tcW w:type="dxa" w:w="2953"/>
+          </w:tcPr>
+          <w:p>
+            <w:pPr>
+              <w:spacing w:before="40" w:after="40" w:line="300" w:lineRule="auto"/>
+            </w:pPr>
+            <w:r/>
+            <w:r>
+              <w:rPr>
+                <w:rFonts w:ascii="微软雅黑" w:hAnsi="微软雅黑" w:eastAsia="微软雅黑"/>
+                <w:b w:val="0"/>
+                <w:color w:val="222222"/>
+                <w:sz w:val="19"/>
+              </w:rPr>
+              <w:t>空格被 URL 编码</w:t>
+            </w:r>
+          </w:p>
+        </w:tc>
+      </w:tr>
+      <w:tr>
+        <w:trPr>
+          <w:cantSplit w:val="true"/>
+        </w:trPr>
+        <w:tc>
+          <w:tcPr>
+            <w:tcW w:type="dxa" w:w="2742"/>
+            <w:shd w:val="clear" w:color="auto" w:fill="F2F7FB"/>
+          </w:tcPr>
+          <w:p>
+            <w:pPr>
+              <w:spacing w:before="40" w:after="40" w:line="300" w:lineRule="auto"/>
+            </w:pPr>
+            <w:r/>
+            <w:r>
+              <w:rPr>
+                <w:rFonts w:ascii="Consolas" w:hAnsi="Consolas" w:eastAsia="Consolas"/>
+                <w:b w:val="0"/>
+                <w:color w:val="B03060"/>
+                <w:sz w:val="17"/>
+              </w:rPr>
+              <w:t>&lt;script&gt;</w:t>
+            </w:r>
+          </w:p>
+        </w:tc>
+        <w:tc>
+          <w:tcPr>
+            <w:tcW w:type="dxa" w:w="3375"/>
+            <w:shd w:val="clear" w:color="auto" w:fill="F2F7FB"/>
+          </w:tcPr>
+          <w:p>
+            <w:pPr>
+              <w:spacing w:before="40" w:after="40" w:line="300" w:lineRule="auto"/>
+            </w:pPr>
+            <w:r/>
+            <w:r>
+              <w:rPr>
+                <w:rFonts w:ascii="Consolas" w:hAnsi="Consolas" w:eastAsia="Consolas"/>
+                <w:b w:val="0"/>
+                <w:color w:val="B03060"/>
+                <w:sz w:val="17"/>
+              </w:rPr>
+              <w:t>%3Cscr%69pt%3E</w:t>
+            </w:r>
+          </w:p>
+        </w:tc>
+        <w:tc>
+          <w:tcPr>
+            <w:tcW w:type="dxa" w:w="2953"/>
+            <w:shd w:val="clear" w:color="auto" w:fill="F2F7FB"/>
+          </w:tcPr>
+          <w:p>
+            <w:pPr>
+              <w:spacing w:before="40" w:after="40" w:line="300" w:lineRule="auto"/>
+            </w:pPr>
+            <w:r/>
+            <w:r>
+              <w:rPr>
+                <w:rFonts w:ascii="微软雅黑" w:hAnsi="微软雅黑" w:eastAsia="微软雅黑"/>
+                <w:b w:val="0"/>
+                <w:color w:val="222222"/>
+                <w:sz w:val="19"/>
+              </w:rPr>
+              <w:t>标签名部分编码</w:t>
+            </w:r>
+          </w:p>
+        </w:tc>
+      </w:tr>
+      <w:tr>
+        <w:trPr>
+          <w:cantSplit w:val="true"/>
+        </w:trPr>
+        <w:tc>
+          <w:tcPr>
+            <w:tcW w:type="dxa" w:w="2742"/>
+          </w:tcPr>
+          <w:p>
+            <w:pPr>
+              <w:spacing w:before="40" w:after="40" w:line="300" w:lineRule="auto"/>
+            </w:pPr>
+            <w:r/>
+            <w:r>
+              <w:rPr>
+                <w:rFonts w:ascii="Consolas" w:hAnsi="Consolas" w:eastAsia="Consolas"/>
+                <w:b w:val="0"/>
+                <w:color w:val="B03060"/>
+                <w:sz w:val="17"/>
+              </w:rPr>
+              <w:t>javascript:</w:t>
+            </w:r>
+          </w:p>
+        </w:tc>
+        <w:tc>
+          <w:tcPr>
+            <w:tcW w:type="dxa" w:w="3375"/>
+          </w:tcPr>
+          <w:p>
+            <w:pPr>
+              <w:spacing w:before="40" w:after="40" w:line="300" w:lineRule="auto"/>
+            </w:pPr>
+            <w:r/>
+            <w:r>
+              <w:rPr>
+                <w:rFonts w:ascii="Consolas" w:hAnsi="Consolas" w:eastAsia="Consolas"/>
+                <w:b w:val="0"/>
+                <w:color w:val="B03060"/>
+                <w:sz w:val="17"/>
+              </w:rPr>
+              <w:t>java%0Ascript:</w:t>
+            </w:r>
+          </w:p>
+        </w:tc>
+        <w:tc>
+          <w:tcPr>
+            <w:tcW w:type="dxa" w:w="2953"/>
+          </w:tcPr>
+          <w:p>
+            <w:pPr>
+              <w:spacing w:before="40" w:after="40" w:line="300" w:lineRule="auto"/>
+            </w:pPr>
+            <w:r/>
+            <w:r>
+              <w:rPr>
+                <w:rFonts w:ascii="微软雅黑" w:hAnsi="微软雅黑" w:eastAsia="微软雅黑"/>
+                <w:b w:val="0"/>
+                <w:color w:val="222222"/>
+                <w:sz w:val="19"/>
+              </w:rPr>
+              <w:t>换行插在中间</w:t>
+            </w:r>
+          </w:p>
+        </w:tc>
+      </w:tr>
+      <w:tr>
+        <w:trPr>
+          <w:cantSplit w:val="true"/>
+        </w:trPr>
+        <w:tc>
+          <w:tcPr>
+            <w:tcW w:type="dxa" w:w="2742"/>
+            <w:shd w:val="clear" w:color="auto" w:fill="F2F7FB"/>
+          </w:tcPr>
+          <w:p>
+            <w:pPr>
+              <w:spacing w:before="40" w:after="40" w:line="300" w:lineRule="auto"/>
+            </w:pPr>
+            <w:r/>
+            <w:r>
+              <w:rPr>
+                <w:rFonts w:ascii="Consolas" w:hAnsi="Consolas" w:eastAsia="Consolas"/>
+                <w:b w:val="0"/>
+                <w:color w:val="B03060"/>
+                <w:sz w:val="17"/>
+              </w:rPr>
+              <w:t>union select</w:t>
+            </w:r>
+          </w:p>
+        </w:tc>
+        <w:tc>
+          <w:tcPr>
+            <w:tcW w:type="dxa" w:w="3375"/>
+            <w:shd w:val="clear" w:color="auto" w:fill="F2F7FB"/>
+          </w:tcPr>
+          <w:p>
+            <w:pPr>
+              <w:spacing w:before="40" w:after="40" w:line="300" w:lineRule="auto"/>
+            </w:pPr>
+            <w:r/>
+            <w:r>
+              <w:rPr>
+                <w:rFonts w:ascii="Consolas" w:hAnsi="Consolas" w:eastAsia="Consolas"/>
+                <w:b w:val="0"/>
+                <w:color w:val="B03060"/>
+                <w:sz w:val="17"/>
+              </w:rPr>
+              <w:t>un/**/ion select</w:t>
+            </w:r>
+          </w:p>
+        </w:tc>
+        <w:tc>
+          <w:tcPr>
+            <w:tcW w:type="dxa" w:w="2953"/>
+            <w:shd w:val="clear" w:color="auto" w:fill="F2F7FB"/>
+          </w:tcPr>
+          <w:p>
+            <w:pPr>
+              <w:spacing w:before="40" w:after="40" w:line="300" w:lineRule="auto"/>
+            </w:pPr>
+            <w:r/>
+            <w:r>
+              <w:rPr>
+                <w:rFonts w:ascii="微软雅黑" w:hAnsi="微软雅黑" w:eastAsia="微软雅黑"/>
+                <w:b w:val="0"/>
+                <w:color w:val="222222"/>
+                <w:sz w:val="19"/>
+              </w:rPr>
+              <w:t>注释充当分隔符</w:t>
+            </w:r>
+          </w:p>
+        </w:tc>
+      </w:tr>
+    </w:tbl>
+    <w:p>
+      <w:pPr>
+        <w:spacing w:after="0"/>
+      </w:pPr>
+    </w:p>
+    <w:p>
+      <w:pPr>
+        <w:spacing w:after="140" w:line="360" w:lineRule="auto"/>
+      </w:pPr>
+      <w:r>
+        <w:rPr>
+          <w:rFonts w:ascii="微软雅黑" w:hAnsi="微软雅黑" w:eastAsia="微软雅黑"/>
+          <w:b w:val="0"/>
+          <w:color w:val="222222"/>
+          <w:sz w:val="21"/>
+        </w:rPr>
+        <w:t xml:space="preserve">规则库里写的是 </w:t>
+      </w:r>
+      <w:r>
+        <w:rPr>
+          <w:rFonts w:ascii="Consolas" w:hAnsi="Consolas" w:eastAsia="Consolas"/>
+          <w:b w:val="0"/>
+          <w:color w:val="B03060"/>
+          <w:sz w:val="19"/>
+        </w:rPr>
+        <w:t>union select</w:t>
+      </w:r>
+      <w:r>
+        <w:rPr>
+          <w:rFonts w:ascii="微软雅黑" w:hAnsi="微软雅黑" w:eastAsia="微软雅黑"/>
+          <w:b w:val="0"/>
+          <w:color w:val="222222"/>
+          <w:sz w:val="21"/>
+        </w:rPr>
+        <w:t>,而流量里从来没有这个字符串 —— 一次都没匹配上。</w:t>
+      </w:r>
+    </w:p>
+    <w:p>
+      <w:pPr>
+        <w:pStyle w:val="Heading3"/>
+        <w:spacing w:before="220" w:after="80"/>
+      </w:pPr>
+      <w:r>
+        <w:rPr>
+          <w:rFonts w:ascii="微软雅黑" w:hAnsi="微软雅黑" w:eastAsia="微软雅黑"/>
+          <w:b/>
+          <w:color w:val="2E74B5"/>
+          <w:sz w:val="23"/>
+        </w:rPr>
+        <w:t>做法:只做「还原」,不做「猜测」</w:t>
+      </w:r>
+    </w:p>
+    <w:p>
+      <w:pPr>
+        <w:spacing w:after="140" w:line="360" w:lineRule="auto"/>
+      </w:pPr>
+      <w:r>
+        <w:rPr>
+          <w:rFonts w:ascii="微软雅黑" w:hAnsi="微软雅黑" w:eastAsia="微软雅黑"/>
+          <w:b w:val="0"/>
+          <w:color w:val="222222"/>
+          <w:sz w:val="21"/>
+        </w:rPr>
+        <w:t>归一化层按固定顺序做五件事:</w:t>
+      </w:r>
+    </w:p>
+    <w:tbl>
+      <w:tblPr>
+        <w:tblStyle w:val="TableGrid"/>
+        <w:tblW w:type="auto" w:w="0"/>
+        <w:jc w:val="center"/>
+        <w:tblLayout w:type="fixed"/>
+        <w:tblLook w:firstColumn="1" w:firstRow="1" w:lastColumn="0" w:lastRow="0" w:noHBand="0" w:noVBand="1" w:val="04A0"/>
+      </w:tblPr>
+      <w:tblGrid>
+        <w:gridCol w:w="9184"/>
+      </w:tblGrid>
+      <w:tr>
+        <w:trPr>
+          <w:cantSplit w:val="true"/>
+        </w:trPr>
+        <w:tc>
+          <w:tcPr>
+            <w:tcW w:type="dxa" w:w="9184"/>
+            <w:shd w:val="clear" w:color="auto" w:fill="F5F5F5"/>
+          </w:tcPr>
+          <w:p>
+            <w:pPr>
+              <w:spacing w:after="0" w:before="0" w:line="276" w:lineRule="auto"/>
+            </w:pPr>
+            <w:r/>
+            <w:r>
+              <w:rPr>
+                <w:rFonts w:ascii="Consolas" w:hAnsi="Consolas" w:eastAsia="Consolas"/>
+                <w:color w:val="222222"/>
+                <w:sz w:val="17"/>
+              </w:rPr>
+              <w:t>1. percent-decode   %20 / %3C,循环解到不再变化(上限 3 层,应对双层编码)</w:t>
+            </w:r>
+          </w:p>
+          <w:p>
+            <w:pPr>
+              <w:spacing w:after="0" w:before="0" w:line="276" w:lineRule="auto"/>
+            </w:pPr>
+            <w:r>
+              <w:rPr>
+                <w:rFonts w:ascii="Consolas" w:hAnsi="Consolas" w:eastAsia="Consolas"/>
+                <w:color w:val="222222"/>
+                <w:sz w:val="17"/>
+              </w:rPr>
+              <w:t>2. HTML 实体解码     &amp;#x3c; / &amp;lt;</w:t>
+            </w:r>
+          </w:p>
+          <w:p>
+            <w:pPr>
+              <w:spacing w:after="0" w:before="0" w:line="276" w:lineRule="auto"/>
+            </w:pPr>
+            <w:r>
+              <w:rPr>
+                <w:rFonts w:ascii="Consolas" w:hAnsi="Consolas" w:eastAsia="Consolas"/>
+                <w:color w:val="222222"/>
+                <w:sz w:val="17"/>
+              </w:rPr>
+              <w:t>3. 去注释            /**/ -- /*!50000*/</w:t>
+            </w:r>
+          </w:p>
+          <w:p>
+            <w:pPr>
+              <w:spacing w:after="0" w:before="0" w:line="276" w:lineRule="auto"/>
+            </w:pPr>
+            <w:r>
+              <w:rPr>
+                <w:rFonts w:ascii="Consolas" w:hAnsi="Consolas" w:eastAsia="Consolas"/>
+                <w:color w:val="222222"/>
+                <w:sz w:val="17"/>
+              </w:rPr>
+              <w:t>4. NUL 剔除          %00   (很多解析器在 \0 处截断,`..%00/` 等价于 `../`)</w:t>
+            </w:r>
+          </w:p>
+          <w:p>
+            <w:pPr>
+              <w:spacing w:after="0" w:before="0" w:line="276" w:lineRule="auto"/>
+            </w:pPr>
+            <w:r>
+              <w:rPr>
+                <w:rFonts w:ascii="Consolas" w:hAnsi="Consolas" w:eastAsia="Consolas"/>
+                <w:color w:val="222222"/>
+                <w:sz w:val="17"/>
+              </w:rPr>
+              <w:t>5. 空白折叠          连续空白、\t、\r 压成单个空格</w:t>
+            </w:r>
+          </w:p>
+        </w:tc>
+      </w:tr>
+    </w:tbl>
+    <w:p>
+      <w:pPr>
+        <w:spacing w:after="0"/>
+      </w:pPr>
+    </w:p>
+    <w:p>
+      <w:pPr>
+        <w:spacing w:after="140" w:line="360" w:lineRule="auto"/>
+      </w:pPr>
+      <w:r>
+        <w:rPr>
+          <w:rFonts w:ascii="微软雅黑" w:hAnsi="微软雅黑" w:eastAsia="微软雅黑"/>
+          <w:b w:val="0"/>
+          <w:color w:val="222222"/>
+          <w:sz w:val="21"/>
+        </w:rPr>
+        <w:t>顺序不能换,比如编码必须最先解 —— 先做实体解码的话,</w:t>
+      </w:r>
+      <w:r>
+        <w:rPr>
+          <w:rFonts w:ascii="Consolas" w:hAnsi="Consolas" w:eastAsia="Consolas"/>
+          <w:b w:val="0"/>
+          <w:color w:val="B03060"/>
+          <w:sz w:val="19"/>
+        </w:rPr>
+        <w:t>%26%23x3c%3b</w:t>
+      </w:r>
+    </w:p>
+    <w:p>
+      <w:pPr>
+        <w:spacing w:after="140" w:line="360" w:lineRule="auto"/>
+      </w:pPr>
+      <w:r>
+        <w:rPr>
+          <w:rFonts w:ascii="微软雅黑" w:hAnsi="微软雅黑" w:eastAsia="微软雅黑"/>
+          <w:b w:val="0"/>
+          <w:color w:val="222222"/>
+          <w:sz w:val="21"/>
+        </w:rPr>
+        <w:t xml:space="preserve">(其实就是 </w:t>
+      </w:r>
+      <w:r>
+        <w:rPr>
+          <w:rFonts w:ascii="Consolas" w:hAnsi="Consolas" w:eastAsia="Consolas"/>
+          <w:b w:val="0"/>
+          <w:color w:val="B03060"/>
+          <w:sz w:val="19"/>
+        </w:rPr>
+        <w:t>&amp;#x3c;</w:t>
+      </w:r>
+      <w:r>
+        <w:rPr>
+          <w:rFonts w:ascii="微软雅黑" w:hAnsi="微软雅黑" w:eastAsia="微软雅黑"/>
+          <w:b w:val="0"/>
+          <w:color w:val="222222"/>
+          <w:sz w:val="21"/>
+        </w:rPr>
+        <w:t xml:space="preserve">)根本看不到 </w:t>
+      </w:r>
+      <w:r>
+        <w:rPr>
+          <w:rFonts w:ascii="Consolas" w:hAnsi="Consolas" w:eastAsia="Consolas"/>
+          <w:b w:val="0"/>
+          <w:color w:val="B03060"/>
+          <w:sz w:val="19"/>
+        </w:rPr>
+        <w:t>&amp;</w:t>
+      </w:r>
+      <w:r>
+        <w:rPr>
+          <w:rFonts w:ascii="微软雅黑" w:hAnsi="微软雅黑" w:eastAsia="微软雅黑"/>
+          <w:b w:val="0"/>
+          <w:color w:val="222222"/>
+          <w:sz w:val="21"/>
+        </w:rPr>
+        <w:t>。</w:t>
+      </w:r>
+    </w:p>
+    <w:p>
+      <w:pPr>
+        <w:spacing w:after="140" w:line="360" w:lineRule="auto"/>
+      </w:pPr>
+      <w:r>
+        <w:rPr>
+          <w:rFonts w:ascii="微软雅黑" w:hAnsi="微软雅黑" w:eastAsia="微软雅黑"/>
+          <w:b/>
+          <w:color w:val="222222"/>
+          <w:sz w:val="21"/>
+        </w:rPr>
+        <w:t>关键设计:两遍扫,取并集。</w:t>
+      </w:r>
+      <w:r>
+        <w:rPr>
+          <w:rFonts w:ascii="微软雅黑" w:hAnsi="微软雅黑" w:eastAsia="微软雅黑"/>
+          <w:b w:val="0"/>
+          <w:color w:val="222222"/>
+          <w:sz w:val="21"/>
+        </w:rPr>
+        <w:t xml:space="preserve"> 不是「把原文替换成还原后的文本」再扫一遍,</w:t>
+      </w:r>
+    </w:p>
+    <w:p>
+      <w:pPr>
+        <w:spacing w:after="140" w:line="360" w:lineRule="auto"/>
+      </w:pPr>
+      <w:r>
+        <w:rPr>
+          <w:rFonts w:ascii="微软雅黑" w:hAnsi="微软雅黑" w:eastAsia="微软雅黑"/>
+          <w:b w:val="0"/>
+          <w:color w:val="222222"/>
+          <w:sz w:val="21"/>
+        </w:rPr>
+        <w:t>而是原文扫一次、还原文扫一次,结果合并。原因是:</w:t>
+      </w:r>
+    </w:p>
+    <w:p>
+      <w:pPr>
+        <w:pStyle w:val="ListBullet"/>
+        <w:spacing w:after="60" w:line="348" w:lineRule="auto"/>
+        <w:ind w:left="440"/>
+      </w:pPr>
+      <w:r>
+        <w:rPr>
+          <w:rFonts w:ascii="微软雅黑" w:hAnsi="微软雅黑" w:eastAsia="微软雅黑"/>
+          <w:b w:val="0"/>
+          <w:color w:val="222222"/>
+          <w:sz w:val="21"/>
+        </w:rPr>
+        <w:t>只扫还原文:原本能命中的明文载荷,如果归一化过程有损,反而会漏</w:t>
+      </w:r>
+    </w:p>
+    <w:p>
+      <w:pPr>
+        <w:pStyle w:val="ListBullet"/>
+        <w:spacing w:after="60" w:line="348" w:lineRule="auto"/>
+        <w:ind w:left="440"/>
+      </w:pPr>
+      <w:r>
+        <w:rPr>
+          <w:rFonts w:ascii="微软雅黑" w:hAnsi="微软雅黑" w:eastAsia="微软雅黑"/>
+          <w:b w:val="0"/>
+          <w:color w:val="222222"/>
+          <w:sz w:val="21"/>
+        </w:rPr>
+        <w:t xml:space="preserve">两遍取并集:只会多命中,不会少命中 —— </w:t>
+      </w:r>
+      <w:r>
+        <w:rPr>
+          <w:rFonts w:ascii="微软雅黑" w:hAnsi="微软雅黑" w:eastAsia="微软雅黑"/>
+          <w:b/>
+          <w:color w:val="222222"/>
+          <w:sz w:val="21"/>
+        </w:rPr>
+        <w:t>安全组件不允许因为升级而降低检出率</w:t>
+      </w:r>
+    </w:p>
+    <w:p>
+      <w:pPr>
+        <w:pStyle w:val="Heading3"/>
+        <w:spacing w:before="220" w:after="80"/>
+      </w:pPr>
+      <w:r>
+        <w:rPr>
+          <w:rFonts w:ascii="微软雅黑" w:hAnsi="微软雅黑" w:eastAsia="微软雅黑"/>
+          <w:b/>
+          <w:color w:val="2E74B5"/>
+          <w:sz w:val="23"/>
+        </w:rPr>
+        <w:t>代价与实测</w:t>
+      </w:r>
+    </w:p>
+    <w:p>
+      <w:pPr>
+        <w:spacing w:after="140" w:line="360" w:lineRule="auto"/>
+      </w:pPr>
+      <w:r>
+        <w:rPr>
+          <w:rFonts w:ascii="微软雅黑" w:hAnsi="微软雅黑" w:eastAsia="微软雅黑"/>
+          <w:b w:val="0"/>
+          <w:color w:val="222222"/>
+          <w:sz w:val="21"/>
+        </w:rPr>
+        <w:t>归一化本身要花时间。但实测下来:</w:t>
+      </w:r>
+    </w:p>
+    <w:p>
+      <w:pPr>
+        <w:pStyle w:val="ListBullet"/>
+        <w:spacing w:after="60" w:line="348" w:lineRule="auto"/>
+        <w:ind w:left="440"/>
+      </w:pPr>
+      <w:r>
+        <w:rPr>
+          <w:rFonts w:ascii="微软雅黑" w:hAnsi="微软雅黑" w:eastAsia="微软雅黑"/>
+          <w:b/>
+          <w:color w:val="222222"/>
+          <w:sz w:val="21"/>
+        </w:rPr>
+        <w:t>引擎级</w:t>
+      </w:r>
+      <w:r>
+        <w:rPr>
+          <w:rFonts w:ascii="微软雅黑" w:hAnsi="微软雅黑" w:eastAsia="微软雅黑"/>
+          <w:b w:val="0"/>
+          <w:color w:val="222222"/>
+          <w:sz w:val="21"/>
+        </w:rPr>
+        <w:t>:检测耗时明显上升(多了一遍归一化 + 一次扫描)</w:t>
+      </w:r>
+    </w:p>
+    <w:p>
+      <w:pPr>
+        <w:pStyle w:val="ListBullet"/>
+        <w:spacing w:after="60" w:line="348" w:lineRule="auto"/>
+        <w:ind w:left="440"/>
+      </w:pPr>
+      <w:r>
+        <w:rPr>
+          <w:rFonts w:ascii="微软雅黑" w:hAnsi="微软雅黑" w:eastAsia="微软雅黑"/>
+          <w:b/>
+          <w:color w:val="222222"/>
+          <w:sz w:val="21"/>
+        </w:rPr>
+        <w:t>端到端</w:t>
+      </w:r>
+      <w:r>
+        <w:rPr>
+          <w:rFonts w:ascii="微软雅黑" w:hAnsi="微软雅黑" w:eastAsia="微软雅黑"/>
+          <w:b w:val="0"/>
+          <w:color w:val="222222"/>
+          <w:sz w:val="21"/>
+        </w:rPr>
+        <w:t>:吞吐变化在 ±2.4% 的机器噪声之内,分辨不出来</w:t>
+      </w:r>
+    </w:p>
+    <w:p>
+      <w:pPr>
+        <w:spacing w:after="140" w:line="360" w:lineRule="auto"/>
+      </w:pPr>
+      <w:r>
+        <w:rPr>
+          <w:rFonts w:ascii="微软雅黑" w:hAnsi="微软雅黑" w:eastAsia="微软雅黑"/>
+          <w:b w:val="0"/>
+          <w:color w:val="222222"/>
+          <w:sz w:val="21"/>
+        </w:rPr>
+        <w:t xml:space="preserve">原因很简单:检测本身只占单请求约 660 µs CPU 里的 </w:t>
+      </w:r>
+      <w:r>
+        <w:rPr>
+          <w:rFonts w:ascii="微软雅黑" w:hAnsi="微软雅黑" w:eastAsia="微软雅黑"/>
+          <w:b/>
+          <w:color w:val="222222"/>
+          <w:sz w:val="21"/>
+        </w:rPr>
+        <w:t>0.6 µs(0.09%)</w:t>
+      </w:r>
+      <w:r>
+        <w:rPr>
+          <w:rFonts w:ascii="微软雅黑" w:hAnsi="微软雅黑" w:eastAsia="微软雅黑"/>
+          <w:b w:val="0"/>
+          <w:color w:val="222222"/>
+          <w:sz w:val="21"/>
+        </w:rPr>
+        <w:t>,</w:t>
+      </w:r>
+    </w:p>
+    <w:p>
+      <w:pPr>
+        <w:spacing w:after="140" w:line="360" w:lineRule="auto"/>
+      </w:pPr>
+      <w:r>
+        <w:rPr>
+          <w:rFonts w:ascii="微软雅黑" w:hAnsi="微软雅黑" w:eastAsia="微软雅黑"/>
+          <w:b w:val="0"/>
+          <w:color w:val="222222"/>
+          <w:sz w:val="21"/>
+        </w:rPr>
+        <w:t>真正花时间的是 HTTP 解析和数据库。</w:t>
+      </w:r>
+      <w:r>
+        <w:rPr>
+          <w:rFonts w:ascii="微软雅黑" w:hAnsi="微软雅黑" w:eastAsia="微软雅黑"/>
+          <w:b/>
+          <w:color w:val="222222"/>
+          <w:sz w:val="21"/>
+        </w:rPr>
+        <w:t>用端到端指标去分辨 0.09% 是徒劳的。</w:t>
+      </w:r>
+    </w:p>
+    <w:tbl>
+      <w:tblPr>
+        <w:tblStyle w:val="TableGrid"/>
+        <w:tblW w:type="auto" w:w="0"/>
+        <w:jc w:val="center"/>
+        <w:tblLayout w:type="fixed"/>
+        <w:tblLook w:firstColumn="1" w:firstRow="1" w:lastColumn="0" w:lastRow="0" w:noHBand="0" w:noVBand="1" w:val="04A0"/>
+      </w:tblPr>
+      <w:tblGrid>
+        <w:gridCol w:w="9184"/>
+      </w:tblGrid>
+      <w:tr>
+        <w:tc>
+          <w:tcPr>
+            <w:tcW w:type="dxa" w:w="9184"/>
+            <w:shd w:val="clear" w:color="auto" w:fill="EAF3FB"/>
+          </w:tcPr>
+          <w:p>
+            <w:pPr>
+              <w:spacing w:after="60" w:before="40"/>
+            </w:pPr>
+            <w:r/>
+            <w:r>
+              <w:rPr>
+                <w:rFonts w:ascii="微软雅黑" w:hAnsi="微软雅黑" w:eastAsia="微软雅黑"/>
+                <w:b/>
+                <w:color w:val="1F4E79"/>
+                <w:sz w:val="21"/>
+              </w:rPr>
+              <w:t>这个「引擎级 +168%、端到端 0%」的矛盾结论,比任何优化数字都值得讲 ——</w:t>
+            </w:r>
+          </w:p>
+          <w:p>
+            <w:pPr>
+              <w:spacing w:after="40" w:line="348" w:lineRule="auto"/>
+            </w:pPr>
+            <w:r>
+              <w:rPr>
+                <w:rFonts w:ascii="微软雅黑" w:hAnsi="微软雅黑" w:eastAsia="微软雅黑"/>
+                <w:b w:val="0"/>
+                <w:color w:val="222222"/>
+                <w:sz w:val="20"/>
+              </w:rPr>
+              <w:t>它说明</w:t>
+            </w:r>
+            <w:r>
+              <w:rPr>
+                <w:rFonts w:ascii="微软雅黑" w:hAnsi="微软雅黑" w:eastAsia="微软雅黑"/>
+                <w:b/>
+                <w:color w:val="222222"/>
+                <w:sz w:val="20"/>
+              </w:rPr>
+              <w:t>优化要先找对瓶颈</w:t>
+            </w:r>
+            <w:r>
+              <w:rPr>
+                <w:rFonts w:ascii="微软雅黑" w:hAnsi="微软雅黑" w:eastAsia="微软雅黑"/>
+                <w:b w:val="0"/>
+                <w:color w:val="222222"/>
+                <w:sz w:val="20"/>
+              </w:rPr>
+              <w:t>,不然测出来的提升只是噪声。完整评测方法与数据见 WAF绕过评测.md。</w:t>
+            </w:r>
+          </w:p>
+        </w:tc>
+      </w:tr>
+    </w:tbl>
+    <w:p>
+      <w:pPr>
+        <w:spacing w:after="0"/>
+      </w:pPr>
+    </w:p>
+    <w:p>
+      <w:pPr>
+        <w:pStyle w:val="Heading2"/>
+        <w:spacing w:before="280" w:after="120"/>
+      </w:pPr>
+      <w:r>
+        <w:rPr>
+          <w:rFonts w:ascii="微软雅黑" w:hAnsi="微软雅黑" w:eastAsia="微软雅黑"/>
+          <w:b/>
+          <w:color w:val="1F4E79"/>
+          <w:sz w:val="27"/>
+        </w:rPr>
+        <w:t>4.10 处置策略:把「看见」和「拦下」分开</w:t>
+      </w:r>
+    </w:p>
+    <w:p>
+      <w:pPr>
+        <w:pStyle w:val="Heading3"/>
+        <w:spacing w:before="220" w:after="80"/>
+      </w:pPr>
+      <w:r>
+        <w:rPr>
+          <w:rFonts w:ascii="微软雅黑" w:hAnsi="微软雅黑" w:eastAsia="微软雅黑"/>
+          <w:b/>
+          <w:color w:val="2E74B5"/>
+          <w:sz w:val="23"/>
+        </w:rPr>
+        <w:t>它解决什么问题</w:t>
+      </w:r>
+    </w:p>
+    <w:p>
+      <w:pPr>
+        <w:spacing w:after="140" w:line="360" w:lineRule="auto"/>
+      </w:pPr>
+      <w:r>
+        <w:rPr>
+          <w:rFonts w:ascii="微软雅黑" w:hAnsi="微软雅黑" w:eastAsia="微软雅黑"/>
+          <w:b w:val="0"/>
+          <w:color w:val="222222"/>
+          <w:sz w:val="21"/>
+        </w:rPr>
+        <w:t>规则太宽会误报,但</w:t>
+      </w:r>
+      <w:r>
+        <w:rPr>
+          <w:rFonts w:ascii="微软雅黑" w:hAnsi="微软雅黑" w:eastAsia="微软雅黑"/>
+          <w:b/>
+          <w:color w:val="222222"/>
+          <w:sz w:val="21"/>
+        </w:rPr>
+        <w:t>直接删规则又丢了线索</w:t>
+      </w:r>
+      <w:r>
+        <w:rPr>
+          <w:rFonts w:ascii="微软雅黑" w:hAnsi="微软雅黑" w:eastAsia="微软雅黑"/>
+          <w:b w:val="0"/>
+          <w:color w:val="222222"/>
+          <w:sz w:val="21"/>
+        </w:rPr>
+        <w:t xml:space="preserve">。比如 </w:t>
+      </w:r>
+      <w:r>
+        <w:rPr>
+          <w:rFonts w:ascii="Consolas" w:hAnsi="Consolas" w:eastAsia="Consolas"/>
+          <w:b w:val="0"/>
+          <w:color w:val="B03060"/>
+          <w:sz w:val="19"/>
+        </w:rPr>
+        <w:t>select</w:t>
+      </w:r>
+      <w:r>
+        <w:rPr>
+          <w:rFonts w:ascii="微软雅黑" w:hAnsi="微软雅黑" w:eastAsia="微软雅黑"/>
+          <w:b w:val="0"/>
+          <w:color w:val="222222"/>
+          <w:sz w:val="21"/>
+        </w:rPr>
+        <w:t xml:space="preserve"> 这条规则:</w:t>
+      </w:r>
+    </w:p>
+    <w:p>
+      <w:pPr>
+        <w:spacing w:after="140" w:line="360" w:lineRule="auto"/>
+      </w:pPr>
+      <w:r>
+        <w:rPr>
+          <w:rFonts w:ascii="微软雅黑" w:hAnsi="微软雅黑" w:eastAsia="微软雅黑"/>
+          <w:b w:val="0"/>
+          <w:color w:val="222222"/>
+          <w:sz w:val="21"/>
+        </w:rPr>
+        <w:t>技术文档、博客正文、SQL 教程里都会出现这五个字母。</w:t>
+      </w:r>
+    </w:p>
+    <w:p>
+      <w:pPr>
+        <w:pStyle w:val="Heading3"/>
+        <w:spacing w:before="220" w:after="80"/>
+      </w:pPr>
+      <w:r>
+        <w:rPr>
+          <w:rFonts w:ascii="微软雅黑" w:hAnsi="微软雅黑" w:eastAsia="微软雅黑"/>
+          <w:b/>
+          <w:color w:val="2E74B5"/>
+          <w:sz w:val="23"/>
+        </w:rPr>
+        <w:t>做法:命中之后分两种处置</w:t>
+      </w:r>
+    </w:p>
+    <w:p>
+      <w:pPr>
+        <w:spacing w:after="140" w:line="360" w:lineRule="auto"/>
+      </w:pPr>
+      <w:r>
+        <w:rPr>
+          <w:rFonts w:ascii="Consolas" w:hAnsi="Consolas" w:eastAsia="Consolas"/>
+          <w:b w:val="0"/>
+          <w:color w:val="B03060"/>
+          <w:sz w:val="19"/>
+        </w:rPr>
+        <w:t>rules/policy.conf</w:t>
+      </w:r>
+      <w:r>
+        <w:rPr>
+          <w:rFonts w:ascii="微软雅黑" w:hAnsi="微软雅黑" w:eastAsia="微软雅黑"/>
+          <w:b w:val="0"/>
+          <w:color w:val="222222"/>
+          <w:sz w:val="21"/>
+        </w:rPr>
+        <w:t xml:space="preserve"> 里按规则 ID 配置:</w:t>
+      </w:r>
+    </w:p>
+    <w:tbl>
+      <w:tblPr>
+        <w:tblStyle w:val="TableGrid"/>
+        <w:tblW w:type="auto" w:w="0"/>
+        <w:jc w:val="center"/>
+        <w:tblLayout w:type="fixed"/>
+        <w:tblLook w:firstColumn="1" w:firstRow="1" w:lastColumn="0" w:lastRow="0" w:noHBand="0" w:noVBand="1" w:val="04A0"/>
+      </w:tblPr>
+      <w:tblGrid>
+        <w:gridCol w:w="9184"/>
+      </w:tblGrid>
+      <w:tr>
+        <w:trPr>
+          <w:cantSplit w:val="true"/>
+        </w:trPr>
+        <w:tc>
+          <w:tcPr>
+            <w:tcW w:type="dxa" w:w="9184"/>
+            <w:shd w:val="clear" w:color="auto" w:fill="F5F5F5"/>
+          </w:tcPr>
+          <w:p>
+            <w:pPr>
+              <w:spacing w:after="0" w:before="0" w:line="276" w:lineRule="auto"/>
+            </w:pPr>
+            <w:r/>
+            <w:r>
+              <w:rPr>
+                <w:rFonts w:ascii="Consolas" w:hAnsi="Consolas" w:eastAsia="Consolas"/>
+                <w:color w:val="222222"/>
+                <w:sz w:val="17"/>
+              </w:rPr>
+              <w:t>default BLOCK          # 默认拦下</w:t>
+            </w:r>
+          </w:p>
+          <w:p>
+            <w:pPr>
+              <w:spacing w:after="0" w:before="0" w:line="276" w:lineRule="auto"/>
+            </w:pPr>
+            <w:r>
+              <w:rPr>
+                <w:rFonts w:ascii="Consolas" w:hAnsi="Consolas" w:eastAsia="Consolas"/>
+                <w:color w:val="222222"/>
+                <w:sz w:val="17"/>
+              </w:rPr>
+              <w:t>SQL-003 ALERT          # 这条只记录,不拦</w:t>
+            </w:r>
+          </w:p>
+          <w:p>
+            <w:pPr>
+              <w:spacing w:after="0" w:before="0" w:line="276" w:lineRule="auto"/>
+            </w:pPr>
+            <w:r>
+              <w:rPr>
+                <w:rFonts w:ascii="Consolas" w:hAnsi="Consolas" w:eastAsia="Consolas"/>
+                <w:color w:val="222222"/>
+                <w:sz w:val="17"/>
+              </w:rPr>
+              <w:t>SQL-058 ALERT</w:t>
+            </w:r>
+          </w:p>
+          <w:p>
+            <w:pPr>
+              <w:spacing w:after="0" w:before="0" w:line="276" w:lineRule="auto"/>
+            </w:pPr>
+            <w:r>
+              <w:rPr>
+                <w:rFonts w:ascii="Consolas" w:hAnsi="Consolas" w:eastAsia="Consolas"/>
+                <w:color w:val="222222"/>
+                <w:sz w:val="17"/>
+              </w:rPr>
+              <w:t>PAT-034 ALERT</w:t>
+            </w:r>
+          </w:p>
+        </w:tc>
+      </w:tr>
+    </w:tbl>
+    <w:p>
+      <w:pPr>
+        <w:spacing w:after="0"/>
+      </w:pPr>
+    </w:p>
+    <w:p>
+      <w:pPr>
+        <w:pStyle w:val="ListBullet"/>
+        <w:spacing w:after="60" w:line="348" w:lineRule="auto"/>
+        <w:ind w:left="440"/>
+      </w:pPr>
+      <w:r>
+        <w:rPr>
+          <w:rFonts w:ascii="微软雅黑" w:hAnsi="微软雅黑" w:eastAsia="微软雅黑"/>
+          <w:b/>
+          <w:color w:val="222222"/>
+          <w:sz w:val="21"/>
+        </w:rPr>
+        <w:t>BLOCK</w:t>
+      </w:r>
+      <w:r>
+        <w:rPr>
+          <w:rFonts w:ascii="微软雅黑" w:hAnsi="微软雅黑" w:eastAsia="微软雅黑"/>
+          <w:b w:val="0"/>
+          <w:color w:val="222222"/>
+          <w:sz w:val="21"/>
+        </w:rPr>
+        <w:t>:返回 403,计入封禁计数</w:t>
+      </w:r>
+    </w:p>
+    <w:p>
+      <w:pPr>
+        <w:pStyle w:val="ListBullet"/>
+        <w:spacing w:after="60" w:line="348" w:lineRule="auto"/>
+        <w:ind w:left="440"/>
+      </w:pPr>
+      <w:r>
+        <w:rPr>
+          <w:rFonts w:ascii="微软雅黑" w:hAnsi="微软雅黑" w:eastAsia="微软雅黑"/>
+          <w:b/>
+          <w:color w:val="222222"/>
+          <w:sz w:val="21"/>
+        </w:rPr>
+        <w:t>ALERT</w:t>
+      </w:r>
+      <w:r>
+        <w:rPr>
+          <w:rFonts w:ascii="微软雅黑" w:hAnsi="微软雅黑" w:eastAsia="微软雅黑"/>
+          <w:b w:val="0"/>
+          <w:color w:val="222222"/>
+          <w:sz w:val="21"/>
+        </w:rPr>
+        <w:t xml:space="preserve">:正常放行,但审计里记一条 </w:t>
+      </w:r>
+      <w:r>
+        <w:rPr>
+          <w:rFonts w:ascii="Consolas" w:hAnsi="Consolas" w:eastAsia="Consolas"/>
+          <w:b w:val="0"/>
+          <w:color w:val="B03060"/>
+          <w:sz w:val="19"/>
+        </w:rPr>
+        <w:t>action=ALERT</w:t>
+      </w:r>
+      <w:r>
+        <w:rPr>
+          <w:rFonts w:ascii="微软雅黑" w:hAnsi="微软雅黑" w:eastAsia="微软雅黑"/>
+          <w:b w:val="0"/>
+          <w:color w:val="222222"/>
+          <w:sz w:val="21"/>
+        </w:rPr>
+        <w:t>,</w:t>
+      </w:r>
+      <w:r>
+        <w:rPr>
+          <w:rFonts w:ascii="微软雅黑" w:hAnsi="微软雅黑" w:eastAsia="微软雅黑"/>
+          <w:b/>
+          <w:color w:val="222222"/>
+          <w:sz w:val="21"/>
+        </w:rPr>
+        <w:t>仍然能查、仍然进 AI 分析</w:t>
+      </w:r>
+      <w:r>
+        <w:rPr>
+          <w:rFonts w:ascii="微软雅黑" w:hAnsi="微软雅黑" w:eastAsia="微软雅黑"/>
+          <w:b w:val="0"/>
+          <w:color w:val="222222"/>
+          <w:sz w:val="21"/>
+        </w:rPr>
+        <w:t>,</w:t>
+      </w:r>
+    </w:p>
+    <w:p>
+      <w:pPr>
+        <w:spacing w:after="140" w:line="360" w:lineRule="auto"/>
+      </w:pPr>
+      <w:r>
+        <w:rPr>
+          <w:rFonts w:ascii="微软雅黑" w:hAnsi="微软雅黑" w:eastAsia="微软雅黑"/>
+          <w:b w:val="0"/>
+          <w:color w:val="222222"/>
+          <w:sz w:val="21"/>
+        </w:rPr>
+        <w:t>而且</w:t>
+      </w:r>
+      <w:r>
+        <w:rPr>
+          <w:rFonts w:ascii="微软雅黑" w:hAnsi="微软雅黑" w:eastAsia="微软雅黑"/>
+          <w:b/>
+          <w:color w:val="222222"/>
+          <w:sz w:val="21"/>
+        </w:rPr>
+        <w:t>不计入封禁计数</w:t>
+      </w:r>
+      <w:r>
+        <w:rPr>
+          <w:rFonts w:ascii="微软雅黑" w:hAnsi="微软雅黑" w:eastAsia="微软雅黑"/>
+          <w:b w:val="0"/>
+          <w:color w:val="222222"/>
+          <w:sz w:val="21"/>
+        </w:rPr>
+        <w:t>(否则误报会把正常用户封掉)</w:t>
+      </w:r>
+    </w:p>
+    <w:p>
+      <w:pPr>
+        <w:spacing w:after="140" w:line="360" w:lineRule="auto"/>
+      </w:pPr>
+      <w:r>
+        <w:rPr>
+          <w:rFonts w:ascii="微软雅黑" w:hAnsi="微软雅黑" w:eastAsia="微软雅黑"/>
+          <w:b w:val="0"/>
+          <w:color w:val="222222"/>
+          <w:sz w:val="21"/>
+        </w:rPr>
+        <w:t>文件缺失时等于「全部 BLOCK」,行为退回加策略层之前 —— 不会因为少个文件就变松。</w:t>
+      </w:r>
+    </w:p>
+    <w:p>
+      <w:pPr>
+        <w:pStyle w:val="Heading3"/>
+        <w:spacing w:before="220" w:after="80"/>
+      </w:pPr>
+      <w:r>
+        <w:rPr>
+          <w:rFonts w:ascii="微软雅黑" w:hAnsi="微软雅黑" w:eastAsia="微软雅黑"/>
+          <w:b/>
+          <w:color w:val="2E74B5"/>
+          <w:sz w:val="23"/>
+        </w:rPr>
+        <w:t>为什么只降 5 条</w:t>
+      </w:r>
+    </w:p>
+    <w:p>
+      <w:pPr>
+        <w:spacing w:after="140" w:line="360" w:lineRule="auto"/>
+      </w:pPr>
+      <w:r>
+        <w:rPr>
+          <w:rFonts w:ascii="微软雅黑" w:hAnsi="微软雅黑" w:eastAsia="微软雅黑"/>
+          <w:b w:val="0"/>
+          <w:color w:val="222222"/>
+          <w:sz w:val="21"/>
+        </w:rPr>
+        <w:t>降级有判据,三条都要过:特征短且常见、攻击样本里几乎从不单独出现、</w:t>
+      </w:r>
+    </w:p>
+    <w:p>
+      <w:pPr>
+        <w:spacing w:after="140" w:line="360" w:lineRule="auto"/>
+      </w:pPr>
+      <w:r>
+        <w:rPr>
+          <w:rFonts w:ascii="微软雅黑" w:hAnsi="微软雅黑" w:eastAsia="微软雅黑"/>
+          <w:b w:val="0"/>
+          <w:color w:val="222222"/>
+          <w:sz w:val="21"/>
+        </w:rPr>
+        <w:t>误伤的是「正常内容」而不是「正常请求的形状」。</w:t>
+      </w:r>
+    </w:p>
+    <w:p>
+      <w:pPr>
+        <w:spacing w:after="140" w:line="360" w:lineRule="auto"/>
+      </w:pPr>
+      <w:r>
+        <w:rPr>
+          <w:rFonts w:ascii="微软雅黑" w:hAnsi="微软雅黑" w:eastAsia="微软雅黑"/>
+          <w:b w:val="0"/>
+          <w:color w:val="222222"/>
+          <w:sz w:val="21"/>
+        </w:rPr>
+        <w:t>再往下降(</w:t>
+      </w:r>
+      <w:r>
+        <w:rPr>
+          <w:rFonts w:ascii="Consolas" w:hAnsi="Consolas" w:eastAsia="Consolas"/>
+          <w:b w:val="0"/>
+          <w:color w:val="B03060"/>
+          <w:sz w:val="19"/>
+        </w:rPr>
+        <w:t>union select</w:t>
+      </w:r>
+      <w:r>
+        <w:rPr>
+          <w:rFonts w:ascii="微软雅黑" w:hAnsi="微软雅黑" w:eastAsia="微软雅黑"/>
+          <w:b w:val="0"/>
+          <w:color w:val="222222"/>
+          <w:sz w:val="21"/>
+        </w:rPr>
+        <w:t>、</w:t>
+      </w:r>
+      <w:r>
+        <w:rPr>
+          <w:rFonts w:ascii="Consolas" w:hAnsi="Consolas" w:eastAsia="Consolas"/>
+          <w:b w:val="0"/>
+          <w:color w:val="B03060"/>
+          <w:sz w:val="19"/>
+        </w:rPr>
+        <w:t>../</w:t>
+      </w:r>
+      <w:r>
+        <w:rPr>
+          <w:rFonts w:ascii="微软雅黑" w:hAnsi="微软雅黑" w:eastAsia="微软雅黑"/>
+          <w:b w:val="0"/>
+          <w:color w:val="222222"/>
+          <w:sz w:val="21"/>
+        </w:rPr>
+        <w:t xml:space="preserve"> 这种)会把真实攻击也变成 ALERT。</w:t>
+      </w:r>
+    </w:p>
+    <w:p>
+      <w:pPr>
+        <w:spacing w:after="140" w:line="360" w:lineRule="auto"/>
+      </w:pPr>
+      <w:r>
+        <w:rPr>
+          <w:rFonts w:ascii="微软雅黑" w:hAnsi="微软雅黑" w:eastAsia="微软雅黑"/>
+          <w:b w:val="0"/>
+          <w:color w:val="222222"/>
+          <w:sz w:val="21"/>
+        </w:rPr>
+        <w:t>评测里有 P0 / P1 / P2 三档的对照数据,结论是 P1(降 5 条)性价比最好:</w:t>
+      </w:r>
+    </w:p>
+    <w:tbl>
+      <w:tblPr>
+        <w:tblStyle w:val="TableGrid"/>
+        <w:tblW w:type="auto" w:w="0"/>
+        <w:jc w:val="center"/>
+        <w:tblLayout w:type="fixed"/>
+        <w:tblLook w:firstColumn="1" w:firstRow="1" w:lastColumn="0" w:lastRow="0" w:noHBand="0" w:noVBand="1" w:val="04A0"/>
+        <w:tblLayout w:type="fixed"/>
+      </w:tblPr>
+      <w:tblGrid>
+        <w:gridCol w:w="5198"/>
+        <w:gridCol w:w="1410"/>
+        <w:gridCol w:w="2462"/>
+      </w:tblGrid>
+      <w:tr>
+        <w:trPr>
+          <w:tblHeader w:val="true"/>
+          <w:cantSplit w:val="true"/>
+        </w:trPr>
+        <w:tc>
+          <w:tcPr>
+            <w:tcW w:type="dxa" w:w="5198"/>
+            <w:shd w:val="clear" w:color="auto" w:fill="1F4E79"/>
+          </w:tcPr>
+          <w:p>
+            <w:pPr>
+              <w:spacing w:before="40" w:after="40"/>
+              <w:jc w:val="center"/>
+            </w:pPr>
+            <w:r/>
+            <w:r>
+              <w:rPr>
+                <w:rFonts w:ascii="微软雅黑" w:hAnsi="微软雅黑" w:eastAsia="微软雅黑"/>
+                <w:b/>
+                <w:color w:val="FFFFFF"/>
+                <w:sz w:val="19"/>
+              </w:rPr>
+              <w:t>策略</w:t>
+            </w:r>
+          </w:p>
+        </w:tc>
+        <w:tc>
+          <w:tcPr>
+            <w:tcW w:type="dxa" w:w="1411"/>
+            <w:shd w:val="clear" w:color="auto" w:fill="1F4E79"/>
+          </w:tcPr>
+          <w:p>
+            <w:pPr>
+              <w:spacing w:before="40" w:after="40"/>
+              <w:jc w:val="center"/>
+            </w:pPr>
+            <w:r/>
+            <w:r>
+              <w:rPr>
+                <w:rFonts w:ascii="微软雅黑" w:hAnsi="微软雅黑" w:eastAsia="微软雅黑"/>
+                <w:b/>
+                <w:color w:val="FFFFFF"/>
+                <w:sz w:val="19"/>
+              </w:rPr>
+              <w:t>变形未拦截</w:t>
+            </w:r>
+          </w:p>
+        </w:tc>
+        <w:tc>
+          <w:tcPr>
+            <w:tcW w:type="dxa" w:w="2462"/>
+            <w:shd w:val="clear" w:color="auto" w:fill="1F4E79"/>
+          </w:tcPr>
+          <w:p>
+            <w:pPr>
+              <w:spacing w:before="40" w:after="40"/>
+              <w:jc w:val="center"/>
+            </w:pPr>
+            <w:r/>
+            <w:r>
+              <w:rPr>
+                <w:rFonts w:ascii="微软雅黑" w:hAnsi="微软雅黑" w:eastAsia="微软雅黑"/>
+                <w:b/>
+                <w:color w:val="FFFFFF"/>
+                <w:sz w:val="19"/>
+              </w:rPr>
+              <w:t>正常样本被真正 403 拦掉</w:t>
+            </w:r>
+          </w:p>
+        </w:tc>
+      </w:tr>
+      <w:tr>
+        <w:trPr>
+          <w:cantSplit w:val="true"/>
+        </w:trPr>
+        <w:tc>
+          <w:tcPr>
+            <w:tcW w:type="dxa" w:w="5198"/>
+          </w:tcPr>
+          <w:p>
+            <w:pPr>
+              <w:spacing w:before="40" w:after="40" w:line="300" w:lineRule="auto"/>
+            </w:pPr>
+            <w:r/>
+            <w:r>
+              <w:rPr>
+                <w:rFonts w:ascii="微软雅黑" w:hAnsi="微软雅黑" w:eastAsia="微软雅黑"/>
+                <w:b w:val="0"/>
+                <w:color w:val="222222"/>
+                <w:sz w:val="19"/>
+              </w:rPr>
+              <w:t>P0 全 BLOCK(改造前)</w:t>
+            </w:r>
+          </w:p>
+        </w:tc>
+        <w:tc>
+          <w:tcPr>
+            <w:tcW w:type="dxa" w:w="1411"/>
+          </w:tcPr>
+          <w:p>
+            <w:pPr>
+              <w:spacing w:before="40" w:after="40" w:line="300" w:lineRule="auto"/>
+            </w:pPr>
+            <w:r/>
+            <w:r>
+              <w:rPr>
+                <w:rFonts w:ascii="微软雅黑" w:hAnsi="微软雅黑" w:eastAsia="微软雅黑"/>
+                <w:b w:val="0"/>
+                <w:color w:val="222222"/>
+                <w:sz w:val="19"/>
+              </w:rPr>
+              <w:t>6.1%</w:t>
+            </w:r>
+          </w:p>
+        </w:tc>
+        <w:tc>
+          <w:tcPr>
+            <w:tcW w:type="dxa" w:w="2462"/>
+          </w:tcPr>
+          <w:p>
+            <w:pPr>
+              <w:spacing w:before="40" w:after="40" w:line="300" w:lineRule="auto"/>
+            </w:pPr>
+            <w:r/>
+            <w:r>
+              <w:rPr>
+                <w:rFonts w:ascii="微软雅黑" w:hAnsi="微软雅黑" w:eastAsia="微软雅黑"/>
+                <w:b/>
+                <w:color w:val="222222"/>
+                <w:sz w:val="19"/>
+              </w:rPr>
+              <w:t>18.8%</w:t>
+            </w:r>
+          </w:p>
+        </w:tc>
+      </w:tr>
+      <w:tr>
+        <w:trPr>
+          <w:cantSplit w:val="true"/>
+        </w:trPr>
+        <w:tc>
+          <w:tcPr>
+            <w:tcW w:type="dxa" w:w="5198"/>
+            <w:shd w:val="clear" w:color="auto" w:fill="F2F7FB"/>
+          </w:tcPr>
+          <w:p>
+            <w:pPr>
+              <w:spacing w:before="40" w:after="40" w:line="300" w:lineRule="auto"/>
+            </w:pPr>
+            <w:r/>
+            <w:r>
+              <w:rPr>
+                <w:rFonts w:ascii="微软雅黑" w:hAnsi="微软雅黑" w:eastAsia="微软雅黑"/>
+                <w:b/>
+                <w:color w:val="222222"/>
+                <w:sz w:val="19"/>
+              </w:rPr>
+              <w:t>P1 降 5 条(默认)</w:t>
+            </w:r>
+          </w:p>
+        </w:tc>
+        <w:tc>
+          <w:tcPr>
+            <w:tcW w:type="dxa" w:w="1411"/>
+            <w:shd w:val="clear" w:color="auto" w:fill="F2F7FB"/>
+          </w:tcPr>
+          <w:p>
+            <w:pPr>
+              <w:spacing w:before="40" w:after="40" w:line="300" w:lineRule="auto"/>
+            </w:pPr>
+            <w:r/>
+            <w:r>
+              <w:rPr>
+                <w:rFonts w:ascii="微软雅黑" w:hAnsi="微软雅黑" w:eastAsia="微软雅黑"/>
+                <w:b w:val="0"/>
+                <w:color w:val="222222"/>
+                <w:sz w:val="19"/>
+              </w:rPr>
+              <w:t>6.1%</w:t>
+            </w:r>
+          </w:p>
+        </w:tc>
+        <w:tc>
+          <w:tcPr>
+            <w:tcW w:type="dxa" w:w="2462"/>
+            <w:shd w:val="clear" w:color="auto" w:fill="F2F7FB"/>
+          </w:tcPr>
+          <w:p>
+            <w:pPr>
+              <w:spacing w:before="40" w:after="40" w:line="300" w:lineRule="auto"/>
+            </w:pPr>
+            <w:r/>
+            <w:r>
+              <w:rPr>
+                <w:rFonts w:ascii="微软雅黑" w:hAnsi="微软雅黑" w:eastAsia="微软雅黑"/>
+                <w:b/>
+                <w:color w:val="222222"/>
+                <w:sz w:val="19"/>
+              </w:rPr>
+              <w:t>4.2%</w:t>
+            </w:r>
+          </w:p>
+        </w:tc>
+      </w:tr>
+      <w:tr>
+        <w:trPr>
+          <w:cantSplit w:val="true"/>
+        </w:trPr>
+        <w:tc>
+          <w:tcPr>
+            <w:tcW w:type="dxa" w:w="5198"/>
+          </w:tcPr>
+          <w:p>
+            <w:pPr>
+              <w:spacing w:before="40" w:after="40" w:line="300" w:lineRule="auto"/>
+            </w:pPr>
+            <w:r/>
+            <w:r>
+              <w:rPr>
+                <w:rFonts w:ascii="微软雅黑" w:hAnsi="微软雅黑" w:eastAsia="微软雅黑"/>
+                <w:b w:val="0"/>
+                <w:color w:val="222222"/>
+                <w:sz w:val="19"/>
+              </w:rPr>
+              <w:t>P2 降 7 条</w:t>
+            </w:r>
+          </w:p>
+        </w:tc>
+        <w:tc>
+          <w:tcPr>
+            <w:tcW w:type="dxa" w:w="1411"/>
+          </w:tcPr>
+          <w:p>
+            <w:pPr>
+              <w:spacing w:before="40" w:after="40" w:line="300" w:lineRule="auto"/>
+            </w:pPr>
+            <w:r/>
+            <w:r>
+              <w:rPr>
+                <w:rFonts w:ascii="微软雅黑" w:hAnsi="微软雅黑" w:eastAsia="微软雅黑"/>
+                <w:b w:val="0"/>
+                <w:color w:val="222222"/>
+                <w:sz w:val="19"/>
+              </w:rPr>
+              <w:t>6.1%</w:t>
+            </w:r>
+          </w:p>
+        </w:tc>
+        <w:tc>
+          <w:tcPr>
+            <w:tcW w:type="dxa" w:w="2462"/>
+          </w:tcPr>
+          <w:p>
+            <w:pPr>
+              <w:spacing w:before="40" w:after="40" w:line="300" w:lineRule="auto"/>
+            </w:pPr>
+            <w:r/>
+            <w:r>
+              <w:rPr>
+                <w:rFonts w:ascii="微软雅黑" w:hAnsi="微软雅黑" w:eastAsia="微软雅黑"/>
+                <w:b w:val="0"/>
+                <w:color w:val="222222"/>
+                <w:sz w:val="19"/>
+              </w:rPr>
+              <w:t>0.0%</w:t>
+            </w:r>
+          </w:p>
+        </w:tc>
+      </w:tr>
+    </w:tbl>
+    <w:p>
+      <w:pPr>
+        <w:spacing w:after="0"/>
+      </w:pPr>
+    </w:p>
+    <w:p>
+      <w:pPr>
+        <w:spacing w:after="140" w:line="360" w:lineRule="auto"/>
+      </w:pPr>
+      <w:r>
+        <w:rPr>
+          <w:rFonts w:ascii="微软雅黑" w:hAnsi="微软雅黑" w:eastAsia="微软雅黑"/>
+          <w:b/>
+          <w:color w:val="222222"/>
+          <w:sz w:val="21"/>
+        </w:rPr>
+        <w:t>误拦截从 18.8% 降到 4.2%,而攻击拦截一条没少。</w:t>
+      </w:r>
+      <w:r>
+        <w:rPr>
+          <w:rFonts w:ascii="微软雅黑" w:hAnsi="微软雅黑" w:eastAsia="微软雅黑"/>
+          <w:b w:val="0"/>
+          <w:color w:val="222222"/>
+          <w:sz w:val="21"/>
+        </w:rPr>
+        <w:t xml:space="preserve"> 这就是分层的价值。</w:t>
+      </w:r>
+    </w:p>
+    <w:p>
+      <w:pPr>
+        <w:pStyle w:val="Heading2"/>
+        <w:spacing w:before="280" w:after="120"/>
+      </w:pPr>
+      <w:r>
+        <w:rPr>
+          <w:rFonts w:ascii="微软雅黑" w:hAnsi="微软雅黑" w:eastAsia="微软雅黑"/>
+          <w:b/>
+          <w:color w:val="1F4E79"/>
+          <w:sz w:val="27"/>
+        </w:rPr>
+        <w:t>4.11 技术栈总表</w:t>
       </w:r>
     </w:p>
     <w:tbl>
@@ -9339,7 +11223,7 @@
           <w:color w:val="1F4E79"/>
           <w:sz w:val="27"/>
         </w:rPr>
-        <w:t>5.1 把「同时匹配 228 条规则」压成一次扫描</w:t>
+        <w:t>5.1 把「同时匹配 234 条规则」压成一次扫描</w:t>
       </w:r>
     </w:p>
     <w:p>
@@ -10012,6 +11896,372 @@
       </w:r>
     </w:p>
     <w:p>
+      <w:pPr>
+        <w:pStyle w:val="Heading2"/>
+        <w:spacing w:before="280" w:after="120"/>
+      </w:pPr>
+      <w:r>
+        <w:rPr>
+          <w:rFonts w:ascii="微软雅黑" w:hAnsi="微软雅黑" w:eastAsia="微软雅黑"/>
+          <w:b/>
+          <w:color w:val="1F4E79"/>
+          <w:sz w:val="27"/>
+        </w:rPr>
+        <w:t>5.7 用评测驱动改进,而不是凭感觉改规则</w:t>
+      </w:r>
+    </w:p>
+    <w:p>
+      <w:pPr>
+        <w:pStyle w:val="ListBullet"/>
+        <w:spacing w:after="60" w:line="348" w:lineRule="auto"/>
+        <w:ind w:left="440"/>
+      </w:pPr>
+      <w:r>
+        <w:rPr>
+          <w:rFonts w:ascii="微软雅黑" w:hAnsi="微软雅黑" w:eastAsia="微软雅黑"/>
+          <w:b/>
+          <w:color w:val="222222"/>
+          <w:sz w:val="21"/>
+        </w:rPr>
+        <w:t>问题</w:t>
+      </w:r>
+      <w:r>
+        <w:rPr>
+          <w:rFonts w:ascii="微软雅黑" w:hAnsi="微软雅黑" w:eastAsia="微软雅黑"/>
+          <w:b w:val="0"/>
+          <w:color w:val="222222"/>
+          <w:sz w:val="21"/>
+        </w:rPr>
+        <w:t>:加了 234 条规则就自信地认为「能拦住攻击」,但拦不住多少、误伤多少,一无所知。</w:t>
+      </w:r>
+    </w:p>
+    <w:p>
+      <w:pPr>
+        <w:pStyle w:val="ListBullet"/>
+        <w:spacing w:after="60" w:line="348" w:lineRule="auto"/>
+        <w:ind w:left="440"/>
+      </w:pPr>
+      <w:r>
+        <w:rPr>
+          <w:rFonts w:ascii="微软雅黑" w:hAnsi="微软雅黑" w:eastAsia="微软雅黑"/>
+          <w:b/>
+          <w:color w:val="222222"/>
+          <w:sz w:val="21"/>
+        </w:rPr>
+        <w:t>做法</w:t>
+      </w:r>
+      <w:r>
+        <w:rPr>
+          <w:rFonts w:ascii="微软雅黑" w:hAnsi="微软雅黑" w:eastAsia="微软雅黑"/>
+          <w:b w:val="0"/>
+          <w:color w:val="222222"/>
+          <w:sz w:val="21"/>
+        </w:rPr>
+        <w:t xml:space="preserve">:先建尺子再改。造 </w:t>
+      </w:r>
+      <w:r>
+        <w:rPr>
+          <w:rFonts w:ascii="微软雅黑" w:hAnsi="微软雅黑" w:eastAsia="微软雅黑"/>
+          <w:b/>
+          <w:color w:val="222222"/>
+          <w:sz w:val="21"/>
+        </w:rPr>
+        <w:t>169 条标注语料</w:t>
+      </w:r>
+      <w:r>
+        <w:rPr>
+          <w:rFonts w:ascii="微软雅黑" w:hAnsi="微软雅黑" w:eastAsia="微软雅黑"/>
+          <w:b w:val="0"/>
+          <w:color w:val="222222"/>
+          <w:sz w:val="21"/>
+        </w:rPr>
+        <w:t>(39 条基线攻击 + 82 条变形攻击 + 48 条正常文本),</w:t>
+      </w:r>
+    </w:p>
+    <w:p>
+      <w:pPr>
+        <w:spacing w:after="140" w:line="360" w:lineRule="auto"/>
+      </w:pPr>
+      <w:r>
+        <w:rPr>
+          <w:rFonts w:ascii="微软雅黑" w:hAnsi="微软雅黑" w:eastAsia="微软雅黑"/>
+          <w:b w:val="0"/>
+          <w:color w:val="222222"/>
+          <w:sz w:val="21"/>
+        </w:rPr>
+        <w:t>定义三个指标:基线检出率、变形漏报率、误报率。改之前先量。</w:t>
+      </w:r>
+    </w:p>
+    <w:p>
+      <w:pPr>
+        <w:pStyle w:val="ListBullet"/>
+        <w:spacing w:after="60" w:line="348" w:lineRule="auto"/>
+        <w:ind w:left="440"/>
+      </w:pPr>
+      <w:r>
+        <w:rPr>
+          <w:rFonts w:ascii="微软雅黑" w:hAnsi="微软雅黑" w:eastAsia="微软雅黑"/>
+          <w:b/>
+          <w:color w:val="222222"/>
+          <w:sz w:val="21"/>
+        </w:rPr>
+        <w:t>效果</w:t>
+      </w:r>
+      <w:r>
+        <w:rPr>
+          <w:rFonts w:ascii="微软雅黑" w:hAnsi="微软雅黑" w:eastAsia="微软雅黑"/>
+          <w:b w:val="0"/>
+          <w:color w:val="222222"/>
+          <w:sz w:val="21"/>
+        </w:rPr>
+        <w:t xml:space="preserve">:量出来的数字很难看 —— </w:t>
+      </w:r>
+      <w:r>
+        <w:rPr>
+          <w:rFonts w:ascii="微软雅黑" w:hAnsi="微软雅黑" w:eastAsia="微软雅黑"/>
+          <w:b/>
+          <w:color w:val="222222"/>
+          <w:sz w:val="21"/>
+        </w:rPr>
+        <w:t>61.0% 的变形攻击能绕过</w:t>
+      </w:r>
+      <w:r>
+        <w:rPr>
+          <w:rFonts w:ascii="微软雅黑" w:hAnsi="微软雅黑" w:eastAsia="微软雅黑"/>
+          <w:b w:val="0"/>
+          <w:color w:val="222222"/>
+          <w:sz w:val="21"/>
+        </w:rPr>
+        <w:t xml:space="preserve">。修完降到 </w:t>
+      </w:r>
+      <w:r>
+        <w:rPr>
+          <w:rFonts w:ascii="微软雅黑" w:hAnsi="微软雅黑" w:eastAsia="微软雅黑"/>
+          <w:b/>
+          <w:color w:val="222222"/>
+          <w:sz w:val="21"/>
+        </w:rPr>
+        <w:t>6.1%</w:t>
+      </w:r>
+      <w:r>
+        <w:rPr>
+          <w:rFonts w:ascii="微软雅黑" w:hAnsi="微软雅黑" w:eastAsia="微软雅黑"/>
+          <w:b w:val="0"/>
+          <w:color w:val="222222"/>
+          <w:sz w:val="21"/>
+        </w:rPr>
+        <w:t>,</w:t>
+      </w:r>
+    </w:p>
+    <w:p>
+      <w:pPr>
+        <w:spacing w:after="140" w:line="360" w:lineRule="auto"/>
+      </w:pPr>
+      <w:r>
+        <w:rPr>
+          <w:rFonts w:ascii="微软雅黑" w:hAnsi="微软雅黑" w:eastAsia="微软雅黑"/>
+          <w:b w:val="0"/>
+          <w:color w:val="222222"/>
+          <w:sz w:val="21"/>
+        </w:rPr>
+        <w:t>代价是误报 +2.1 个百分点,再由 5.10 的分级策略把误拦截压回 4.2%。</w:t>
+      </w:r>
+    </w:p>
+    <w:tbl>
+      <w:tblPr>
+        <w:tblStyle w:val="TableGrid"/>
+        <w:tblW w:type="auto" w:w="0"/>
+        <w:jc w:val="center"/>
+        <w:tblLayout w:type="fixed"/>
+        <w:tblLook w:firstColumn="1" w:firstRow="1" w:lastColumn="0" w:lastRow="0" w:noHBand="0" w:noVBand="1" w:val="04A0"/>
+      </w:tblPr>
+      <w:tblGrid>
+        <w:gridCol w:w="9184"/>
+      </w:tblGrid>
+      <w:tr>
+        <w:tc>
+          <w:tcPr>
+            <w:tcW w:type="dxa" w:w="9184"/>
+            <w:shd w:val="clear" w:color="auto" w:fill="EAF3FB"/>
+          </w:tcPr>
+          <w:p>
+            <w:pPr>
+              <w:spacing w:after="60" w:before="40"/>
+            </w:pPr>
+            <w:r/>
+            <w:r>
+              <w:rPr>
+                <w:rFonts w:ascii="微软雅黑" w:hAnsi="微软雅黑" w:eastAsia="微软雅黑"/>
+                <w:b/>
+                <w:color w:val="1F4E79"/>
+                <w:sz w:val="21"/>
+              </w:rPr>
+              <w:t>这一步最大的价值不是把那 55 个百分点拿回来,而是**从「我觉得能拦」变成「我知道拦不住多少」**。</w:t>
+            </w:r>
+          </w:p>
+          <w:p>
+            <w:pPr>
+              <w:spacing w:after="40" w:line="348" w:lineRule="auto"/>
+            </w:pPr>
+            <w:r>
+              <w:rPr>
+                <w:rFonts w:ascii="微软雅黑" w:hAnsi="微软雅黑" w:eastAsia="微软雅黑"/>
+                <w:b w:val="0"/>
+                <w:color w:val="222222"/>
+                <w:sz w:val="20"/>
+              </w:rPr>
+              <w:t>没有尺子,后面所有优化都是猜。</w:t>
+            </w:r>
+          </w:p>
+        </w:tc>
+      </w:tr>
+    </w:tbl>
+    <w:p>
+      <w:pPr>
+        <w:spacing w:after="0"/>
+      </w:pPr>
+    </w:p>
+    <w:p>
+      <w:pPr>
+        <w:pStyle w:val="Heading2"/>
+        <w:spacing w:before="280" w:after="120"/>
+      </w:pPr>
+      <w:r>
+        <w:rPr>
+          <w:rFonts w:ascii="微软雅黑" w:hAnsi="微软雅黑" w:eastAsia="微软雅黑"/>
+          <w:b/>
+          <w:color w:val="1F4E79"/>
+          <w:sz w:val="27"/>
+        </w:rPr>
+        <w:t>5.8 把「检出」和「处置」分成两层</w:t>
+      </w:r>
+    </w:p>
+    <w:p>
+      <w:pPr>
+        <w:pStyle w:val="ListBullet"/>
+        <w:spacing w:after="60" w:line="348" w:lineRule="auto"/>
+        <w:ind w:left="440"/>
+      </w:pPr>
+      <w:r>
+        <w:rPr>
+          <w:rFonts w:ascii="微软雅黑" w:hAnsi="微软雅黑" w:eastAsia="微软雅黑"/>
+          <w:b/>
+          <w:color w:val="222222"/>
+          <w:sz w:val="21"/>
+        </w:rPr>
+        <w:t>问题</w:t>
+      </w:r>
+      <w:r>
+        <w:rPr>
+          <w:rFonts w:ascii="微软雅黑" w:hAnsi="微软雅黑" w:eastAsia="微软雅黑"/>
+          <w:b w:val="0"/>
+          <w:color w:val="222222"/>
+          <w:sz w:val="21"/>
+        </w:rPr>
+        <w:t>:想降误报,唯一的手段是删规则;删了规则,线索也没了。</w:t>
+      </w:r>
+    </w:p>
+    <w:p>
+      <w:pPr>
+        <w:pStyle w:val="ListBullet"/>
+        <w:spacing w:after="60" w:line="348" w:lineRule="auto"/>
+        <w:ind w:left="440"/>
+      </w:pPr>
+      <w:r>
+        <w:rPr>
+          <w:rFonts w:ascii="微软雅黑" w:hAnsi="微软雅黑" w:eastAsia="微软雅黑"/>
+          <w:b/>
+          <w:color w:val="222222"/>
+          <w:sz w:val="21"/>
+        </w:rPr>
+        <w:t>做法</w:t>
+      </w:r>
+      <w:r>
+        <w:rPr>
+          <w:rFonts w:ascii="微软雅黑" w:hAnsi="微软雅黑" w:eastAsia="微软雅黑"/>
+          <w:b w:val="0"/>
+          <w:color w:val="222222"/>
+          <w:sz w:val="21"/>
+        </w:rPr>
+        <w:t>:规则库只回答「像不像攻击」,策略文件回答「像到什么程度才值得拦」。</w:t>
+      </w:r>
+    </w:p>
+    <w:p>
+      <w:pPr>
+        <w:spacing w:after="140" w:line="360" w:lineRule="auto"/>
+      </w:pPr>
+      <w:r>
+        <w:rPr>
+          <w:rFonts w:ascii="微软雅黑" w:hAnsi="微软雅黑" w:eastAsia="微软雅黑"/>
+          <w:b w:val="0"/>
+          <w:color w:val="222222"/>
+          <w:sz w:val="21"/>
+        </w:rPr>
+        <w:t>过宽的规则降为 ALERT:</w:t>
+      </w:r>
+      <w:r>
+        <w:rPr>
+          <w:rFonts w:ascii="微软雅黑" w:hAnsi="微软雅黑" w:eastAsia="微软雅黑"/>
+          <w:b/>
+          <w:color w:val="222222"/>
+          <w:sz w:val="21"/>
+        </w:rPr>
+        <w:t>仍然记录、仍然进 AI 分析,只是不返回 403</w:t>
+      </w:r>
+      <w:r>
+        <w:rPr>
+          <w:rFonts w:ascii="微软雅黑" w:hAnsi="微软雅黑" w:eastAsia="微软雅黑"/>
+          <w:b w:val="0"/>
+          <w:color w:val="222222"/>
+          <w:sz w:val="21"/>
+        </w:rPr>
+        <w:t>。</w:t>
+      </w:r>
+    </w:p>
+    <w:p>
+      <w:pPr>
+        <w:pStyle w:val="ListBullet"/>
+        <w:spacing w:after="60" w:line="348" w:lineRule="auto"/>
+        <w:ind w:left="440"/>
+      </w:pPr>
+      <w:r>
+        <w:rPr>
+          <w:rFonts w:ascii="微软雅黑" w:hAnsi="微软雅黑" w:eastAsia="微软雅黑"/>
+          <w:b/>
+          <w:color w:val="222222"/>
+          <w:sz w:val="21"/>
+        </w:rPr>
+        <w:t>效果</w:t>
+      </w:r>
+      <w:r>
+        <w:rPr>
+          <w:rFonts w:ascii="微软雅黑" w:hAnsi="微软雅黑" w:eastAsia="微软雅黑"/>
+          <w:b w:val="0"/>
+          <w:color w:val="222222"/>
+          <w:sz w:val="21"/>
+        </w:rPr>
+        <w:t xml:space="preserve">:正常样本被真正 403 拦掉的比例从 </w:t>
+      </w:r>
+      <w:r>
+        <w:rPr>
+          <w:rFonts w:ascii="微软雅黑" w:hAnsi="微软雅黑" w:eastAsia="微软雅黑"/>
+          <w:b/>
+          <w:color w:val="222222"/>
+          <w:sz w:val="21"/>
+        </w:rPr>
+        <w:t>18.8% 降到 4.2%</w:t>
+      </w:r>
+      <w:r>
+        <w:rPr>
+          <w:rFonts w:ascii="微软雅黑" w:hAnsi="微软雅黑" w:eastAsia="微软雅黑"/>
+          <w:b w:val="0"/>
+          <w:color w:val="222222"/>
+          <w:sz w:val="21"/>
+        </w:rPr>
+        <w:t>,攻击拦截一条没少。</w:t>
+      </w:r>
+    </w:p>
+    <w:p>
       <w:r>
         <w:br w:type="page"/>
       </w:r>
@@ -12102,6 +14352,685 @@
       <w:pPr>
         <w:spacing w:after="0"/>
       </w:pPr>
+    </w:p>
+    <w:p>
+      <w:pPr>
+        <w:pStyle w:val="Heading2"/>
+        <w:spacing w:before="280" w:after="120"/>
+      </w:pPr>
+      <w:r>
+        <w:rPr>
+          <w:rFonts w:ascii="微软雅黑" w:hAnsi="微软雅黑" w:eastAsia="微软雅黑"/>
+          <w:b/>
+          <w:color w:val="1F4E79"/>
+          <w:sz w:val="27"/>
+        </w:rPr>
+        <w:t>6.4 绕过评测:169 条语料,漏报从 61% 降到 6.1%</w:t>
+      </w:r>
+    </w:p>
+    <w:p>
+      <w:pPr>
+        <w:spacing w:after="140" w:line="360" w:lineRule="auto"/>
+      </w:pPr>
+      <w:r>
+        <w:rPr>
+          <w:rFonts w:ascii="微软雅黑" w:hAnsi="微软雅黑" w:eastAsia="微软雅黑"/>
+          <w:b w:val="0"/>
+          <w:color w:val="222222"/>
+          <w:sz w:val="21"/>
+        </w:rPr>
+        <w:t>这是整个项目里</w:t>
+      </w:r>
+      <w:r>
+        <w:rPr>
+          <w:rFonts w:ascii="微软雅黑" w:hAnsi="微软雅黑" w:eastAsia="微软雅黑"/>
+          <w:b/>
+          <w:color w:val="222222"/>
+          <w:sz w:val="21"/>
+        </w:rPr>
+        <w:t>唯一一组「先量后改」的数据</w:t>
+      </w:r>
+      <w:r>
+        <w:rPr>
+          <w:rFonts w:ascii="微软雅黑" w:hAnsi="微软雅黑" w:eastAsia="微软雅黑"/>
+          <w:b w:val="0"/>
+          <w:color w:val="222222"/>
+          <w:sz w:val="21"/>
+        </w:rPr>
+        <w:t>,也是最能说明工程方法的。</w:t>
+      </w:r>
+    </w:p>
+    <w:tbl>
+      <w:tblPr>
+        <w:tblStyle w:val="TableGrid"/>
+        <w:tblW w:type="auto" w:w="0"/>
+        <w:jc w:val="center"/>
+        <w:tblLayout w:type="fixed"/>
+        <w:tblLook w:firstColumn="1" w:firstRow="1" w:lastColumn="0" w:lastRow="0" w:noHBand="0" w:noVBand="1" w:val="04A0"/>
+        <w:tblLayout w:type="fixed"/>
+      </w:tblPr>
+      <w:tblGrid>
+        <w:gridCol w:w="3938"/>
+        <w:gridCol w:w="1347"/>
+        <w:gridCol w:w="1347"/>
+        <w:gridCol w:w="2437"/>
+      </w:tblGrid>
+      <w:tr>
+        <w:trPr>
+          <w:tblHeader w:val="true"/>
+          <w:cantSplit w:val="true"/>
+        </w:trPr>
+        <w:tc>
+          <w:tcPr>
+            <w:tcW w:type="dxa" w:w="3938"/>
+            <w:shd w:val="clear" w:color="auto" w:fill="1F4E79"/>
+          </w:tcPr>
+          <w:p>
+            <w:pPr>
+              <w:spacing w:before="40" w:after="40"/>
+              <w:jc w:val="center"/>
+            </w:pPr>
+            <w:r/>
+            <w:r>
+              <w:rPr>
+                <w:rFonts w:ascii="微软雅黑" w:hAnsi="微软雅黑" w:eastAsia="微软雅黑"/>
+                <w:b/>
+                <w:color w:val="FFFFFF"/>
+                <w:sz w:val="19"/>
+              </w:rPr>
+              <w:t>指标</w:t>
+            </w:r>
+          </w:p>
+        </w:tc>
+        <w:tc>
+          <w:tcPr>
+            <w:tcW w:type="dxa" w:w="1348"/>
+            <w:shd w:val="clear" w:color="auto" w:fill="1F4E79"/>
+          </w:tcPr>
+          <w:p>
+            <w:pPr>
+              <w:spacing w:before="40" w:after="40"/>
+              <w:jc w:val="center"/>
+            </w:pPr>
+            <w:r/>
+            <w:r>
+              <w:rPr>
+                <w:rFonts w:ascii="微软雅黑" w:hAnsi="微软雅黑" w:eastAsia="微软雅黑"/>
+                <w:b/>
+                <w:color w:val="FFFFFF"/>
+                <w:sz w:val="19"/>
+              </w:rPr>
+              <w:t>改造前</w:t>
+            </w:r>
+          </w:p>
+        </w:tc>
+        <w:tc>
+          <w:tcPr>
+            <w:tcW w:type="dxa" w:w="1348"/>
+            <w:shd w:val="clear" w:color="auto" w:fill="1F4E79"/>
+          </w:tcPr>
+          <w:p>
+            <w:pPr>
+              <w:spacing w:before="40" w:after="40"/>
+              <w:jc w:val="center"/>
+            </w:pPr>
+            <w:r/>
+            <w:r>
+              <w:rPr>
+                <w:rFonts w:ascii="微软雅黑" w:hAnsi="微软雅黑" w:eastAsia="微软雅黑"/>
+                <w:b/>
+                <w:color w:val="FFFFFF"/>
+                <w:sz w:val="19"/>
+              </w:rPr>
+              <w:t>改造后</w:t>
+            </w:r>
+          </w:p>
+        </w:tc>
+        <w:tc>
+          <w:tcPr>
+            <w:tcW w:type="dxa" w:w="2438"/>
+            <w:shd w:val="clear" w:color="auto" w:fill="1F4E79"/>
+          </w:tcPr>
+          <w:p>
+            <w:pPr>
+              <w:spacing w:before="40" w:after="40"/>
+              <w:jc w:val="center"/>
+            </w:pPr>
+            <w:r/>
+            <w:r>
+              <w:rPr>
+                <w:rFonts w:ascii="微软雅黑" w:hAnsi="微软雅黑" w:eastAsia="微软雅黑"/>
+                <w:b/>
+                <w:color w:val="FFFFFF"/>
+                <w:sz w:val="19"/>
+              </w:rPr>
+              <w:t>变化</w:t>
+            </w:r>
+          </w:p>
+        </w:tc>
+      </w:tr>
+      <w:tr>
+        <w:trPr>
+          <w:cantSplit w:val="true"/>
+        </w:trPr>
+        <w:tc>
+          <w:tcPr>
+            <w:tcW w:type="dxa" w:w="3938"/>
+          </w:tcPr>
+          <w:p>
+            <w:pPr>
+              <w:spacing w:before="40" w:after="40" w:line="300" w:lineRule="auto"/>
+            </w:pPr>
+            <w:r/>
+            <w:r>
+              <w:rPr>
+                <w:rFonts w:ascii="微软雅黑" w:hAnsi="微软雅黑" w:eastAsia="微软雅黑"/>
+                <w:b w:val="0"/>
+                <w:color w:val="222222"/>
+                <w:sz w:val="19"/>
+              </w:rPr>
+              <w:t>基线攻击检出率(39 条)</w:t>
+            </w:r>
+          </w:p>
+        </w:tc>
+        <w:tc>
+          <w:tcPr>
+            <w:tcW w:type="dxa" w:w="1348"/>
+          </w:tcPr>
+          <w:p>
+            <w:pPr>
+              <w:spacing w:before="40" w:after="40" w:line="300" w:lineRule="auto"/>
+            </w:pPr>
+            <w:r/>
+            <w:r>
+              <w:rPr>
+                <w:rFonts w:ascii="微软雅黑" w:hAnsi="微软雅黑" w:eastAsia="微软雅黑"/>
+                <w:b w:val="0"/>
+                <w:color w:val="222222"/>
+                <w:sz w:val="19"/>
+              </w:rPr>
+              <w:t>100.0%</w:t>
+            </w:r>
+          </w:p>
+        </w:tc>
+        <w:tc>
+          <w:tcPr>
+            <w:tcW w:type="dxa" w:w="1348"/>
+          </w:tcPr>
+          <w:p>
+            <w:pPr>
+              <w:spacing w:before="40" w:after="40" w:line="300" w:lineRule="auto"/>
+            </w:pPr>
+            <w:r/>
+            <w:r>
+              <w:rPr>
+                <w:rFonts w:ascii="微软雅黑" w:hAnsi="微软雅黑" w:eastAsia="微软雅黑"/>
+                <w:b w:val="0"/>
+                <w:color w:val="222222"/>
+                <w:sz w:val="19"/>
+              </w:rPr>
+              <w:t>100.0%</w:t>
+            </w:r>
+          </w:p>
+        </w:tc>
+        <w:tc>
+          <w:tcPr>
+            <w:tcW w:type="dxa" w:w="2438"/>
+          </w:tcPr>
+          <w:p>
+            <w:pPr>
+              <w:spacing w:before="40" w:after="40" w:line="300" w:lineRule="auto"/>
+            </w:pPr>
+            <w:r/>
+            <w:r>
+              <w:rPr>
+                <w:rFonts w:ascii="微软雅黑" w:hAnsi="微软雅黑" w:eastAsia="微软雅黑"/>
+                <w:b w:val="0"/>
+                <w:color w:val="222222"/>
+                <w:sz w:val="19"/>
+              </w:rPr>
+              <w:t>±0</w:t>
+            </w:r>
+          </w:p>
+        </w:tc>
+      </w:tr>
+      <w:tr>
+        <w:trPr>
+          <w:cantSplit w:val="true"/>
+        </w:trPr>
+        <w:tc>
+          <w:tcPr>
+            <w:tcW w:type="dxa" w:w="3938"/>
+            <w:shd w:val="clear" w:color="auto" w:fill="F2F7FB"/>
+          </w:tcPr>
+          <w:p>
+            <w:pPr>
+              <w:spacing w:before="40" w:after="40" w:line="300" w:lineRule="auto"/>
+            </w:pPr>
+            <w:r/>
+            <w:r>
+              <w:rPr>
+                <w:rFonts w:ascii="微软雅黑" w:hAnsi="微软雅黑" w:eastAsia="微软雅黑"/>
+                <w:b/>
+                <w:color w:val="222222"/>
+                <w:sz w:val="19"/>
+              </w:rPr>
+              <w:t>变形攻击漏报率(82 条)</w:t>
+            </w:r>
+          </w:p>
+        </w:tc>
+        <w:tc>
+          <w:tcPr>
+            <w:tcW w:type="dxa" w:w="1348"/>
+            <w:shd w:val="clear" w:color="auto" w:fill="F2F7FB"/>
+          </w:tcPr>
+          <w:p>
+            <w:pPr>
+              <w:spacing w:before="40" w:after="40" w:line="300" w:lineRule="auto"/>
+            </w:pPr>
+            <w:r/>
+            <w:r>
+              <w:rPr>
+                <w:rFonts w:ascii="微软雅黑" w:hAnsi="微软雅黑" w:eastAsia="微软雅黑"/>
+                <w:b/>
+                <w:color w:val="222222"/>
+                <w:sz w:val="19"/>
+              </w:rPr>
+              <w:t>61.0%</w:t>
+            </w:r>
+          </w:p>
+        </w:tc>
+        <w:tc>
+          <w:tcPr>
+            <w:tcW w:type="dxa" w:w="1348"/>
+            <w:shd w:val="clear" w:color="auto" w:fill="F2F7FB"/>
+          </w:tcPr>
+          <w:p>
+            <w:pPr>
+              <w:spacing w:before="40" w:after="40" w:line="300" w:lineRule="auto"/>
+            </w:pPr>
+            <w:r/>
+            <w:r>
+              <w:rPr>
+                <w:rFonts w:ascii="微软雅黑" w:hAnsi="微软雅黑" w:eastAsia="微软雅黑"/>
+                <w:b/>
+                <w:color w:val="222222"/>
+                <w:sz w:val="19"/>
+              </w:rPr>
+              <w:t>6.1%</w:t>
+            </w:r>
+          </w:p>
+        </w:tc>
+        <w:tc>
+          <w:tcPr>
+            <w:tcW w:type="dxa" w:w="2438"/>
+            <w:shd w:val="clear" w:color="auto" w:fill="F2F7FB"/>
+          </w:tcPr>
+          <w:p>
+            <w:pPr>
+              <w:spacing w:before="40" w:after="40" w:line="300" w:lineRule="auto"/>
+            </w:pPr>
+            <w:r/>
+            <w:r>
+              <w:rPr>
+                <w:rFonts w:ascii="微软雅黑" w:hAnsi="微软雅黑" w:eastAsia="微软雅黑"/>
+                <w:b/>
+                <w:color w:val="222222"/>
+                <w:sz w:val="19"/>
+              </w:rPr>
+              <w:t>-54.9 个百分点</w:t>
+            </w:r>
+          </w:p>
+        </w:tc>
+      </w:tr>
+      <w:tr>
+        <w:trPr>
+          <w:cantSplit w:val="true"/>
+        </w:trPr>
+        <w:tc>
+          <w:tcPr>
+            <w:tcW w:type="dxa" w:w="3938"/>
+          </w:tcPr>
+          <w:p>
+            <w:pPr>
+              <w:spacing w:before="40" w:after="40" w:line="300" w:lineRule="auto"/>
+            </w:pPr>
+            <w:r/>
+            <w:r>
+              <w:rPr>
+                <w:rFonts w:ascii="微软雅黑" w:hAnsi="微软雅黑" w:eastAsia="微软雅黑"/>
+                <w:b w:val="0"/>
+                <w:color w:val="222222"/>
+                <w:sz w:val="19"/>
+              </w:rPr>
+              <w:t>正常文本误报率(48 条)</w:t>
+            </w:r>
+          </w:p>
+        </w:tc>
+        <w:tc>
+          <w:tcPr>
+            <w:tcW w:type="dxa" w:w="1348"/>
+          </w:tcPr>
+          <w:p>
+            <w:pPr>
+              <w:spacing w:before="40" w:after="40" w:line="300" w:lineRule="auto"/>
+            </w:pPr>
+            <w:r/>
+            <w:r>
+              <w:rPr>
+                <w:rFonts w:ascii="微软雅黑" w:hAnsi="微软雅黑" w:eastAsia="微软雅黑"/>
+                <w:b w:val="0"/>
+                <w:color w:val="222222"/>
+                <w:sz w:val="19"/>
+              </w:rPr>
+              <w:t>16.7%</w:t>
+            </w:r>
+          </w:p>
+        </w:tc>
+        <w:tc>
+          <w:tcPr>
+            <w:tcW w:type="dxa" w:w="1348"/>
+          </w:tcPr>
+          <w:p>
+            <w:pPr>
+              <w:spacing w:before="40" w:after="40" w:line="300" w:lineRule="auto"/>
+            </w:pPr>
+            <w:r/>
+            <w:r>
+              <w:rPr>
+                <w:rFonts w:ascii="微软雅黑" w:hAnsi="微软雅黑" w:eastAsia="微软雅黑"/>
+                <w:b w:val="0"/>
+                <w:color w:val="222222"/>
+                <w:sz w:val="19"/>
+              </w:rPr>
+              <w:t>18.8%</w:t>
+            </w:r>
+          </w:p>
+        </w:tc>
+        <w:tc>
+          <w:tcPr>
+            <w:tcW w:type="dxa" w:w="2438"/>
+          </w:tcPr>
+          <w:p>
+            <w:pPr>
+              <w:spacing w:before="40" w:after="40" w:line="300" w:lineRule="auto"/>
+            </w:pPr>
+            <w:r/>
+            <w:r>
+              <w:rPr>
+                <w:rFonts w:ascii="微软雅黑" w:hAnsi="微软雅黑" w:eastAsia="微软雅黑"/>
+                <w:b w:val="0"/>
+                <w:color w:val="222222"/>
+                <w:sz w:val="19"/>
+              </w:rPr>
+              <w:t>+2.1 个百分点</w:t>
+            </w:r>
+          </w:p>
+        </w:tc>
+      </w:tr>
+      <w:tr>
+        <w:trPr>
+          <w:cantSplit w:val="true"/>
+        </w:trPr>
+        <w:tc>
+          <w:tcPr>
+            <w:tcW w:type="dxa" w:w="3938"/>
+            <w:shd w:val="clear" w:color="auto" w:fill="F2F7FB"/>
+          </w:tcPr>
+          <w:p>
+            <w:pPr>
+              <w:spacing w:before="40" w:after="40" w:line="300" w:lineRule="auto"/>
+            </w:pPr>
+            <w:r/>
+            <w:r>
+              <w:rPr>
+                <w:rFonts w:ascii="微软雅黑" w:hAnsi="微软雅黑" w:eastAsia="微软雅黑"/>
+                <w:b/>
+                <w:color w:val="222222"/>
+                <w:sz w:val="19"/>
+              </w:rPr>
+              <w:t>正常请求被真正 403 拦掉</w:t>
+            </w:r>
+          </w:p>
+        </w:tc>
+        <w:tc>
+          <w:tcPr>
+            <w:tcW w:type="dxa" w:w="1348"/>
+            <w:shd w:val="clear" w:color="auto" w:fill="F2F7FB"/>
+          </w:tcPr>
+          <w:p>
+            <w:pPr>
+              <w:spacing w:before="40" w:after="40" w:line="300" w:lineRule="auto"/>
+            </w:pPr>
+            <w:r/>
+            <w:r>
+              <w:rPr>
+                <w:rFonts w:ascii="微软雅黑" w:hAnsi="微软雅黑" w:eastAsia="微软雅黑"/>
+                <w:b/>
+                <w:color w:val="222222"/>
+                <w:sz w:val="19"/>
+              </w:rPr>
+              <w:t>18.8%</w:t>
+            </w:r>
+          </w:p>
+        </w:tc>
+        <w:tc>
+          <w:tcPr>
+            <w:tcW w:type="dxa" w:w="1348"/>
+            <w:shd w:val="clear" w:color="auto" w:fill="F2F7FB"/>
+          </w:tcPr>
+          <w:p>
+            <w:pPr>
+              <w:spacing w:before="40" w:after="40" w:line="300" w:lineRule="auto"/>
+            </w:pPr>
+            <w:r/>
+            <w:r>
+              <w:rPr>
+                <w:rFonts w:ascii="微软雅黑" w:hAnsi="微软雅黑" w:eastAsia="微软雅黑"/>
+                <w:b/>
+                <w:color w:val="222222"/>
+                <w:sz w:val="19"/>
+              </w:rPr>
+              <w:t>4.2%</w:t>
+            </w:r>
+          </w:p>
+        </w:tc>
+        <w:tc>
+          <w:tcPr>
+            <w:tcW w:type="dxa" w:w="2438"/>
+            <w:shd w:val="clear" w:color="auto" w:fill="F2F7FB"/>
+          </w:tcPr>
+          <w:p>
+            <w:pPr>
+              <w:spacing w:before="40" w:after="40" w:line="300" w:lineRule="auto"/>
+            </w:pPr>
+            <w:r/>
+            <w:r>
+              <w:rPr>
+                <w:rFonts w:ascii="微软雅黑" w:hAnsi="微软雅黑" w:eastAsia="微软雅黑"/>
+                <w:b/>
+                <w:color w:val="222222"/>
+                <w:sz w:val="19"/>
+              </w:rPr>
+              <w:t>-14.6 个百分点</w:t>
+            </w:r>
+          </w:p>
+        </w:tc>
+      </w:tr>
+    </w:tbl>
+    <w:p>
+      <w:pPr>
+        <w:spacing w:after="0"/>
+      </w:pPr>
+    </w:p>
+    <w:p>
+      <w:pPr>
+        <w:spacing w:after="140" w:line="360" w:lineRule="auto"/>
+      </w:pPr>
+      <w:r>
+        <w:rPr>
+          <w:rFonts w:ascii="微软雅黑" w:hAnsi="微软雅黑" w:eastAsia="微软雅黑"/>
+          <w:b w:val="0"/>
+          <w:color w:val="222222"/>
+          <w:sz w:val="21"/>
+        </w:rPr>
+        <w:t>四个数字要一起看,才有意义:</w:t>
+      </w:r>
+    </w:p>
+    <w:p>
+      <w:pPr>
+        <w:pStyle w:val="ListNumber"/>
+        <w:spacing w:after="60" w:line="348" w:lineRule="auto"/>
+        <w:ind w:left="440"/>
+      </w:pPr>
+      <w:r>
+        <w:rPr>
+          <w:rFonts w:ascii="微软雅黑" w:hAnsi="微软雅黑" w:eastAsia="微软雅黑"/>
+          <w:b/>
+          <w:color w:val="222222"/>
+          <w:sz w:val="21"/>
+        </w:rPr>
+        <w:t>基线检出率保持 100%</w:t>
+      </w:r>
+      <w:r>
+        <w:rPr>
+          <w:rFonts w:ascii="微软雅黑" w:hAnsi="微软雅黑" w:eastAsia="微软雅黑"/>
+          <w:b w:val="0"/>
+          <w:color w:val="222222"/>
+          <w:sz w:val="21"/>
+        </w:rPr>
+        <w:t xml:space="preserve"> —— 升级不能降低既有能力,否则升级本身就是事故</w:t>
+      </w:r>
+    </w:p>
+    <w:p>
+      <w:pPr>
+        <w:pStyle w:val="ListNumber"/>
+        <w:spacing w:after="60" w:line="348" w:lineRule="auto"/>
+        <w:ind w:left="440"/>
+      </w:pPr>
+      <w:r>
+        <w:rPr>
+          <w:rFonts w:ascii="微软雅黑" w:hAnsi="微软雅黑" w:eastAsia="微软雅黑"/>
+          <w:b/>
+          <w:color w:val="222222"/>
+          <w:sz w:val="21"/>
+        </w:rPr>
+        <w:t>变形漏报砍掉九成</w:t>
+      </w:r>
+      <w:r>
+        <w:rPr>
+          <w:rFonts w:ascii="微软雅黑" w:hAnsi="微软雅黑" w:eastAsia="微软雅黑"/>
+          <w:b w:val="0"/>
+          <w:color w:val="222222"/>
+          <w:sz w:val="21"/>
+        </w:rPr>
+        <w:t xml:space="preserve"> —— 归一化层真的有效</w:t>
+      </w:r>
+    </w:p>
+    <w:p>
+      <w:pPr>
+        <w:pStyle w:val="ListNumber"/>
+        <w:spacing w:after="60" w:line="348" w:lineRule="auto"/>
+        <w:ind w:left="440"/>
+      </w:pPr>
+      <w:r>
+        <w:rPr>
+          <w:rFonts w:ascii="微软雅黑" w:hAnsi="微软雅黑" w:eastAsia="微软雅黑"/>
+          <w:b/>
+          <w:color w:val="222222"/>
+          <w:sz w:val="21"/>
+        </w:rPr>
+        <w:t>误报率涨了 2 个点</w:t>
+      </w:r>
+      <w:r>
+        <w:rPr>
+          <w:rFonts w:ascii="微软雅黑" w:hAnsi="微软雅黑" w:eastAsia="微软雅黑"/>
+          <w:b w:val="0"/>
+          <w:color w:val="222222"/>
+          <w:sz w:val="21"/>
+        </w:rPr>
+        <w:t xml:space="preserve"> —— 归一化的副作用(解码后 </w:t>
+      </w:r>
+      <w:r>
+        <w:rPr>
+          <w:rFonts w:ascii="Consolas" w:hAnsi="Consolas" w:eastAsia="Consolas"/>
+          <w:b w:val="0"/>
+          <w:color w:val="B03060"/>
+          <w:sz w:val="19"/>
+        </w:rPr>
+        <w:t>&lt;input&gt;</w:t>
+      </w:r>
+      <w:r>
+        <w:rPr>
+          <w:rFonts w:ascii="微软雅黑" w:hAnsi="微软雅黑" w:eastAsia="微软雅黑"/>
+          <w:b w:val="0"/>
+          <w:color w:val="222222"/>
+          <w:sz w:val="21"/>
+        </w:rPr>
+        <w:t xml:space="preserve"> 被标签规则命中)</w:t>
+      </w:r>
+    </w:p>
+    <w:p>
+      <w:pPr>
+        <w:pStyle w:val="ListNumber"/>
+        <w:spacing w:after="60" w:line="348" w:lineRule="auto"/>
+        <w:ind w:left="440"/>
+      </w:pPr>
+      <w:r>
+        <w:rPr>
+          <w:rFonts w:ascii="微软雅黑" w:hAnsi="微软雅黑" w:eastAsia="微软雅黑"/>
+          <w:b/>
+          <w:color w:val="222222"/>
+          <w:sz w:val="21"/>
+        </w:rPr>
+        <w:t>但真正的误拦截降到 4.2%</w:t>
+      </w:r>
+      <w:r>
+        <w:rPr>
+          <w:rFonts w:ascii="微软雅黑" w:hAnsi="微软雅黑" w:eastAsia="微软雅黑"/>
+          <w:b w:val="0"/>
+          <w:color w:val="222222"/>
+          <w:sz w:val="21"/>
+        </w:rPr>
+        <w:t xml:space="preserve"> —— 因为那几条宽规则同时被降成了 ALERT</w:t>
+      </w:r>
+    </w:p>
+    <w:p>
+      <w:pPr>
+        <w:spacing w:after="140" w:line="360" w:lineRule="auto"/>
+      </w:pPr>
+      <w:r>
+        <w:rPr>
+          <w:rFonts w:ascii="微软雅黑" w:hAnsi="微软雅黑" w:eastAsia="微软雅黑"/>
+          <w:b/>
+          <w:color w:val="222222"/>
+          <w:sz w:val="21"/>
+        </w:rPr>
+        <w:t>"误报率"和"误拦截率"是两个不同的指标。</w:t>
+      </w:r>
+      <w:r>
+        <w:rPr>
+          <w:rFonts w:ascii="微软雅黑" w:hAnsi="微软雅黑" w:eastAsia="微软雅黑"/>
+          <w:b w:val="0"/>
+          <w:color w:val="222222"/>
+          <w:sz w:val="21"/>
+        </w:rPr>
+        <w:t xml:space="preserve"> 前者是告警量,后者才是用户真实感受到的伤害。</w:t>
+      </w:r>
+    </w:p>
+    <w:p>
+      <w:pPr>
+        <w:spacing w:after="140" w:line="360" w:lineRule="auto"/>
+      </w:pPr>
+      <w:r>
+        <w:rPr>
+          <w:rFonts w:ascii="微软雅黑" w:hAnsi="微软雅黑" w:eastAsia="微软雅黑"/>
+          <w:b w:val="0"/>
+          <w:color w:val="222222"/>
+          <w:sz w:val="21"/>
+        </w:rPr>
+        <w:t>只优化前者的项目,最后会做成一个"什么都报、什么都拦"的东西。</w:t>
+      </w:r>
     </w:p>
     <w:p>
       <w:r>
@@ -13814,7 +16743,7 @@
                 <w:color w:val="222222"/>
                 <w:sz w:val="19"/>
               </w:rPr>
-              <w:t>特征库是手工整理的 228 条</w:t>
+              <w:t>特征库是手工整理的 234 条</w:t>
             </w:r>
           </w:p>
         </w:tc>
@@ -14950,8 +17879,8 @@
         <w:tblLayout w:type="fixed"/>
       </w:tblPr>
       <w:tblGrid>
-        <w:gridCol w:w="3298"/>
-        <w:gridCol w:w="5773"/>
+        <w:gridCol w:w="2502"/>
+        <w:gridCol w:w="6569"/>
       </w:tblGrid>
       <w:tr>
         <w:trPr>
@@ -14960,7 +17889,7 @@
         </w:trPr>
         <w:tc>
           <w:tcPr>
-            <w:tcW w:type="dxa" w:w="3298"/>
+            <w:tcW w:type="dxa" w:w="2502"/>
             <w:shd w:val="clear" w:color="auto" w:fill="1F4E79"/>
           </w:tcPr>
           <w:p>
@@ -14982,7 +17911,7 @@
         </w:tc>
         <w:tc>
           <w:tcPr>
-            <w:tcW w:type="dxa" w:w="5772"/>
+            <w:tcW w:type="dxa" w:w="6569"/>
             <w:shd w:val="clear" w:color="auto" w:fill="1F4E79"/>
           </w:tcPr>
           <w:p>
@@ -15009,7 +17938,7 @@
         </w:trPr>
         <w:tc>
           <w:tcPr>
-            <w:tcW w:type="dxa" w:w="3298"/>
+            <w:tcW w:type="dxa" w:w="2502"/>
           </w:tcPr>
           <w:p>
             <w:pPr>
@@ -15029,7 +17958,7 @@
         </w:tc>
         <w:tc>
           <w:tcPr>
-            <w:tcW w:type="dxa" w:w="5772"/>
+            <w:tcW w:type="dxa" w:w="6569"/>
           </w:tcPr>
           <w:p>
             <w:pPr>
@@ -15054,7 +17983,7 @@
         </w:trPr>
         <w:tc>
           <w:tcPr>
-            <w:tcW w:type="dxa" w:w="3298"/>
+            <w:tcW w:type="dxa" w:w="2502"/>
             <w:shd w:val="clear" w:color="auto" w:fill="F2F7FB"/>
           </w:tcPr>
           <w:p>
@@ -15075,7 +18004,7 @@
         </w:tc>
         <w:tc>
           <w:tcPr>
-            <w:tcW w:type="dxa" w:w="5772"/>
+            <w:tcW w:type="dxa" w:w="6569"/>
             <w:shd w:val="clear" w:color="auto" w:fill="F2F7FB"/>
           </w:tcPr>
           <w:p>
@@ -15101,7 +18030,7 @@
         </w:trPr>
         <w:tc>
           <w:tcPr>
-            <w:tcW w:type="dxa" w:w="3298"/>
+            <w:tcW w:type="dxa" w:w="2502"/>
           </w:tcPr>
           <w:p>
             <w:pPr>
@@ -15121,7 +18050,7 @@
         </w:tc>
         <w:tc>
           <w:tcPr>
-            <w:tcW w:type="dxa" w:w="5772"/>
+            <w:tcW w:type="dxa" w:w="6569"/>
           </w:tcPr>
           <w:p>
             <w:pPr>
@@ -15146,7 +18075,7 @@
         </w:trPr>
         <w:tc>
           <w:tcPr>
-            <w:tcW w:type="dxa" w:w="3298"/>
+            <w:tcW w:type="dxa" w:w="2502"/>
             <w:shd w:val="clear" w:color="auto" w:fill="F2F7FB"/>
           </w:tcPr>
           <w:p>
@@ -15167,7 +18096,7 @@
         </w:tc>
         <w:tc>
           <w:tcPr>
-            <w:tcW w:type="dxa" w:w="5772"/>
+            <w:tcW w:type="dxa" w:w="6569"/>
             <w:shd w:val="clear" w:color="auto" w:fill="F2F7FB"/>
           </w:tcPr>
           <w:p>
@@ -15193,7 +18122,7 @@
         </w:trPr>
         <w:tc>
           <w:tcPr>
-            <w:tcW w:type="dxa" w:w="3298"/>
+            <w:tcW w:type="dxa" w:w="2502"/>
           </w:tcPr>
           <w:p>
             <w:pPr>
@@ -15213,7 +18142,7 @@
         </w:tc>
         <w:tc>
           <w:tcPr>
-            <w:tcW w:type="dxa" w:w="5772"/>
+            <w:tcW w:type="dxa" w:w="6569"/>
           </w:tcPr>
           <w:p>
             <w:pPr>
@@ -15238,7 +18167,7 @@
         </w:trPr>
         <w:tc>
           <w:tcPr>
-            <w:tcW w:type="dxa" w:w="3298"/>
+            <w:tcW w:type="dxa" w:w="2502"/>
             <w:shd w:val="clear" w:color="auto" w:fill="F2F7FB"/>
           </w:tcPr>
           <w:p>
@@ -15259,7 +18188,7 @@
         </w:tc>
         <w:tc>
           <w:tcPr>
-            <w:tcW w:type="dxa" w:w="5772"/>
+            <w:tcW w:type="dxa" w:w="6569"/>
             <w:shd w:val="clear" w:color="auto" w:fill="F2F7FB"/>
           </w:tcPr>
           <w:p>
@@ -15274,7 +18203,7 @@
                 <w:color w:val="222222"/>
                 <w:sz w:val="19"/>
               </w:rPr>
-              <w:t>228 条</w:t>
+              <w:t>234 条</w:t>
             </w:r>
           </w:p>
         </w:tc>
@@ -15285,41 +18214,41 @@
         </w:trPr>
         <w:tc>
           <w:tcPr>
-            <w:tcW w:type="dxa" w:w="3298"/>
-          </w:tcPr>
-          <w:p>
-            <w:pPr>
-              <w:spacing w:before="40" w:after="40" w:line="300" w:lineRule="auto"/>
-            </w:pPr>
-            <w:r/>
-            <w:r>
-              <w:rPr>
-                <w:rFonts w:ascii="微软雅黑" w:hAnsi="微软雅黑" w:eastAsia="微软雅黑"/>
-                <w:b w:val="0"/>
-                <w:color w:val="222222"/>
-                <w:sz w:val="19"/>
-              </w:rPr>
-              <w:t>自动机规模</w:t>
-            </w:r>
-          </w:p>
-        </w:tc>
-        <w:tc>
-          <w:tcPr>
-            <w:tcW w:type="dxa" w:w="5772"/>
-          </w:tcPr>
-          <w:p>
-            <w:pPr>
-              <w:spacing w:before="40" w:after="40" w:line="300" w:lineRule="auto"/>
-            </w:pPr>
-            <w:r/>
-            <w:r>
-              <w:rPr>
-                <w:rFonts w:ascii="微软雅黑" w:hAnsi="微软雅黑" w:eastAsia="微软雅黑"/>
-                <w:b w:val="0"/>
-                <w:color w:val="222222"/>
-                <w:sz w:val="19"/>
-              </w:rPr>
-              <w:t>1,521 个节点,约 1.5MB</w:t>
+            <w:tcW w:type="dxa" w:w="2502"/>
+          </w:tcPr>
+          <w:p>
+            <w:pPr>
+              <w:spacing w:before="40" w:after="40" w:line="300" w:lineRule="auto"/>
+            </w:pPr>
+            <w:r/>
+            <w:r>
+              <w:rPr>
+                <w:rFonts w:ascii="微软雅黑" w:hAnsi="微软雅黑" w:eastAsia="微软雅黑"/>
+                <w:b w:val="0"/>
+                <w:color w:val="222222"/>
+                <w:sz w:val="19"/>
+              </w:rPr>
+              <w:t>评测语料</w:t>
+            </w:r>
+          </w:p>
+        </w:tc>
+        <w:tc>
+          <w:tcPr>
+            <w:tcW w:type="dxa" w:w="6569"/>
+          </w:tcPr>
+          <w:p>
+            <w:pPr>
+              <w:spacing w:before="40" w:after="40" w:line="300" w:lineRule="auto"/>
+            </w:pPr>
+            <w:r/>
+            <w:r>
+              <w:rPr>
+                <w:rFonts w:ascii="微软雅黑" w:hAnsi="微软雅黑" w:eastAsia="微软雅黑"/>
+                <w:b w:val="0"/>
+                <w:color w:val="222222"/>
+                <w:sz w:val="19"/>
+              </w:rPr>
+              <w:t>169 条(39 基线 + 82 变形 + 48 正常)</w:t>
             </w:r>
           </w:p>
         </w:tc>
@@ -15330,7 +18259,7 @@
         </w:trPr>
         <w:tc>
           <w:tcPr>
-            <w:tcW w:type="dxa" w:w="3298"/>
+            <w:tcW w:type="dxa" w:w="2502"/>
             <w:shd w:val="clear" w:color="auto" w:fill="F2F7FB"/>
           </w:tcPr>
           <w:p>
@@ -15345,13 +18274,13 @@
                 <w:color w:val="222222"/>
                 <w:sz w:val="19"/>
               </w:rPr>
-              <w:t>自检用例</w:t>
-            </w:r>
-          </w:p>
-        </w:tc>
-        <w:tc>
-          <w:tcPr>
-            <w:tcW w:type="dxa" w:w="5772"/>
+              <w:t>处置策略</w:t>
+            </w:r>
+          </w:p>
+        </w:tc>
+        <w:tc>
+          <w:tcPr>
+            <w:tcW w:type="dxa" w:w="6569"/>
             <w:shd w:val="clear" w:color="auto" w:fill="F2F7FB"/>
           </w:tcPr>
           <w:p>
@@ -15366,7 +18295,7 @@
                 <w:color w:val="222222"/>
                 <w:sz w:val="19"/>
               </w:rPr>
-              <w:t>54 项(12 组)</w:t>
+              <w:t>1 个策略文件,5 条规则降为 ALERT</w:t>
             </w:r>
           </w:p>
         </w:tc>
@@ -15377,41 +18306,41 @@
         </w:trPr>
         <w:tc>
           <w:tcPr>
-            <w:tcW w:type="dxa" w:w="3298"/>
-          </w:tcPr>
-          <w:p>
-            <w:pPr>
-              <w:spacing w:before="40" w:after="40" w:line="300" w:lineRule="auto"/>
-            </w:pPr>
-            <w:r/>
-            <w:r>
-              <w:rPr>
-                <w:rFonts w:ascii="微软雅黑" w:hAnsi="微软雅黑" w:eastAsia="微软雅黑"/>
-                <w:b w:val="0"/>
-                <w:color w:val="222222"/>
-                <w:sz w:val="19"/>
-              </w:rPr>
-              <w:t>DAO 断言</w:t>
-            </w:r>
-          </w:p>
-        </w:tc>
-        <w:tc>
-          <w:tcPr>
-            <w:tcW w:type="dxa" w:w="5772"/>
-          </w:tcPr>
-          <w:p>
-            <w:pPr>
-              <w:spacing w:before="40" w:after="40" w:line="300" w:lineRule="auto"/>
-            </w:pPr>
-            <w:r/>
-            <w:r>
-              <w:rPr>
-                <w:rFonts w:ascii="微软雅黑" w:hAnsi="微软雅黑" w:eastAsia="微软雅黑"/>
-                <w:b w:val="0"/>
-                <w:color w:val="222222"/>
-                <w:sz w:val="19"/>
-              </w:rPr>
-              <w:t>31 项</w:t>
+            <w:tcW w:type="dxa" w:w="2502"/>
+          </w:tcPr>
+          <w:p>
+            <w:pPr>
+              <w:spacing w:before="40" w:after="40" w:line="300" w:lineRule="auto"/>
+            </w:pPr>
+            <w:r/>
+            <w:r>
+              <w:rPr>
+                <w:rFonts w:ascii="微软雅黑" w:hAnsi="微软雅黑" w:eastAsia="微软雅黑"/>
+                <w:b w:val="0"/>
+                <w:color w:val="222222"/>
+                <w:sz w:val="19"/>
+              </w:rPr>
+              <w:t>自动机规模</w:t>
+            </w:r>
+          </w:p>
+        </w:tc>
+        <w:tc>
+          <w:tcPr>
+            <w:tcW w:type="dxa" w:w="6569"/>
+          </w:tcPr>
+          <w:p>
+            <w:pPr>
+              <w:spacing w:before="40" w:after="40" w:line="300" w:lineRule="auto"/>
+            </w:pPr>
+            <w:r/>
+            <w:r>
+              <w:rPr>
+                <w:rFonts w:ascii="微软雅黑" w:hAnsi="微软雅黑" w:eastAsia="微软雅黑"/>
+                <w:b w:val="0"/>
+                <w:color w:val="222222"/>
+                <w:sz w:val="19"/>
+              </w:rPr>
+              <w:t>1,521 个节点,约 1.5MB</w:t>
             </w:r>
           </w:p>
         </w:tc>
@@ -15422,7 +18351,7 @@
         </w:trPr>
         <w:tc>
           <w:tcPr>
-            <w:tcW w:type="dxa" w:w="3298"/>
+            <w:tcW w:type="dxa" w:w="2502"/>
             <w:shd w:val="clear" w:color="auto" w:fill="F2F7FB"/>
           </w:tcPr>
           <w:p>
@@ -15437,13 +18366,13 @@
                 <w:color w:val="222222"/>
                 <w:sz w:val="19"/>
               </w:rPr>
-              <w:t>对拍用例</w:t>
-            </w:r>
-          </w:p>
-        </w:tc>
-        <w:tc>
-          <w:tcPr>
-            <w:tcW w:type="dxa" w:w="5772"/>
+              <w:t>自检用例</w:t>
+            </w:r>
+          </w:p>
+        </w:tc>
+        <w:tc>
+          <w:tcPr>
+            <w:tcW w:type="dxa" w:w="6569"/>
             <w:shd w:val="clear" w:color="auto" w:fill="F2F7FB"/>
           </w:tcPr>
           <w:p>
@@ -15458,7 +18387,7 @@
                 <w:color w:val="222222"/>
                 <w:sz w:val="19"/>
               </w:rPr>
-              <w:t>20,000 组随机输入零差异</w:t>
+              <w:t>54 项(12 组)</w:t>
             </w:r>
           </w:p>
         </w:tc>
@@ -15469,41 +18398,41 @@
         </w:trPr>
         <w:tc>
           <w:tcPr>
-            <w:tcW w:type="dxa" w:w="3298"/>
-          </w:tcPr>
-          <w:p>
-            <w:pPr>
-              <w:spacing w:before="40" w:after="40" w:line="300" w:lineRule="auto"/>
-            </w:pPr>
-            <w:r/>
-            <w:r>
-              <w:rPr>
-                <w:rFonts w:ascii="微软雅黑" w:hAnsi="微软雅黑" w:eastAsia="微软雅黑"/>
-                <w:b w:val="0"/>
-                <w:color w:val="222222"/>
-                <w:sz w:val="19"/>
-              </w:rPr>
-              <w:t>运行时内存</w:t>
-            </w:r>
-          </w:p>
-        </w:tc>
-        <w:tc>
-          <w:tcPr>
-            <w:tcW w:type="dxa" w:w="5772"/>
-          </w:tcPr>
-          <w:p>
-            <w:pPr>
-              <w:spacing w:before="40" w:after="40" w:line="300" w:lineRule="auto"/>
-            </w:pPr>
-            <w:r/>
-            <w:r>
-              <w:rPr>
-                <w:rFonts w:ascii="微软雅黑" w:hAnsi="微软雅黑" w:eastAsia="微软雅黑"/>
-                <w:b w:val="0"/>
-                <w:color w:val="222222"/>
-                <w:sz w:val="19"/>
-              </w:rPr>
-              <w:t>约 150MB(app 24 + MySQL 107 + Redis 9 + nginx 8)</w:t>
+            <w:tcW w:type="dxa" w:w="2502"/>
+          </w:tcPr>
+          <w:p>
+            <w:pPr>
+              <w:spacing w:before="40" w:after="40" w:line="300" w:lineRule="auto"/>
+            </w:pPr>
+            <w:r/>
+            <w:r>
+              <w:rPr>
+                <w:rFonts w:ascii="微软雅黑" w:hAnsi="微软雅黑" w:eastAsia="微软雅黑"/>
+                <w:b w:val="0"/>
+                <w:color w:val="222222"/>
+                <w:sz w:val="19"/>
+              </w:rPr>
+              <w:t>DAO 断言</w:t>
+            </w:r>
+          </w:p>
+        </w:tc>
+        <w:tc>
+          <w:tcPr>
+            <w:tcW w:type="dxa" w:w="6569"/>
+          </w:tcPr>
+          <w:p>
+            <w:pPr>
+              <w:spacing w:before="40" w:after="40" w:line="300" w:lineRule="auto"/>
+            </w:pPr>
+            <w:r/>
+            <w:r>
+              <w:rPr>
+                <w:rFonts w:ascii="微软雅黑" w:hAnsi="微软雅黑" w:eastAsia="微软雅黑"/>
+                <w:b w:val="0"/>
+                <w:color w:val="222222"/>
+                <w:sz w:val="19"/>
+              </w:rPr>
+              <w:t>31 项</w:t>
             </w:r>
           </w:p>
         </w:tc>
@@ -15514,7 +18443,7 @@
         </w:trPr>
         <w:tc>
           <w:tcPr>
-            <w:tcW w:type="dxa" w:w="3298"/>
+            <w:tcW w:type="dxa" w:w="2502"/>
             <w:shd w:val="clear" w:color="auto" w:fill="F2F7FB"/>
           </w:tcPr>
           <w:p>
@@ -15529,13 +18458,13 @@
                 <w:color w:val="222222"/>
                 <w:sz w:val="19"/>
               </w:rPr>
-              <w:t>数据库体积</w:t>
-            </w:r>
-          </w:p>
-        </w:tc>
-        <w:tc>
-          <w:tcPr>
-            <w:tcW w:type="dxa" w:w="5772"/>
+              <w:t>对拍用例</w:t>
+            </w:r>
+          </w:p>
+        </w:tc>
+        <w:tc>
+          <w:tcPr>
+            <w:tcW w:type="dxa" w:w="6569"/>
             <w:shd w:val="clear" w:color="auto" w:fill="F2F7FB"/>
           </w:tcPr>
           <w:p>
@@ -15550,7 +18479,7 @@
                 <w:color w:val="222222"/>
                 <w:sz w:val="19"/>
               </w:rPr>
-              <w:t>7.3 万条审计约 12.7MB</w:t>
+              <w:t>20,000 组随机输入零差异</w:t>
             </w:r>
           </w:p>
         </w:tc>
@@ -15561,7 +18490,99 @@
         </w:trPr>
         <w:tc>
           <w:tcPr>
-            <w:tcW w:type="dxa" w:w="3298"/>
+            <w:tcW w:type="dxa" w:w="2502"/>
+          </w:tcPr>
+          <w:p>
+            <w:pPr>
+              <w:spacing w:before="40" w:after="40" w:line="300" w:lineRule="auto"/>
+            </w:pPr>
+            <w:r/>
+            <w:r>
+              <w:rPr>
+                <w:rFonts w:ascii="微软雅黑" w:hAnsi="微软雅黑" w:eastAsia="微软雅黑"/>
+                <w:b w:val="0"/>
+                <w:color w:val="222222"/>
+                <w:sz w:val="19"/>
+              </w:rPr>
+              <w:t>运行时内存</w:t>
+            </w:r>
+          </w:p>
+        </w:tc>
+        <w:tc>
+          <w:tcPr>
+            <w:tcW w:type="dxa" w:w="6569"/>
+          </w:tcPr>
+          <w:p>
+            <w:pPr>
+              <w:spacing w:before="40" w:after="40" w:line="300" w:lineRule="auto"/>
+            </w:pPr>
+            <w:r/>
+            <w:r>
+              <w:rPr>
+                <w:rFonts w:ascii="微软雅黑" w:hAnsi="微软雅黑" w:eastAsia="微软雅黑"/>
+                <w:b w:val="0"/>
+                <w:color w:val="222222"/>
+                <w:sz w:val="19"/>
+              </w:rPr>
+              <w:t>约 150MB(app 24 + MySQL 107 + Redis 9 + nginx 8)</w:t>
+            </w:r>
+          </w:p>
+        </w:tc>
+      </w:tr>
+      <w:tr>
+        <w:trPr>
+          <w:cantSplit w:val="true"/>
+        </w:trPr>
+        <w:tc>
+          <w:tcPr>
+            <w:tcW w:type="dxa" w:w="2502"/>
+            <w:shd w:val="clear" w:color="auto" w:fill="F2F7FB"/>
+          </w:tcPr>
+          <w:p>
+            <w:pPr>
+              <w:spacing w:before="40" w:after="40" w:line="300" w:lineRule="auto"/>
+            </w:pPr>
+            <w:r/>
+            <w:r>
+              <w:rPr>
+                <w:rFonts w:ascii="微软雅黑" w:hAnsi="微软雅黑" w:eastAsia="微软雅黑"/>
+                <w:b w:val="0"/>
+                <w:color w:val="222222"/>
+                <w:sz w:val="19"/>
+              </w:rPr>
+              <w:t>数据库体积</w:t>
+            </w:r>
+          </w:p>
+        </w:tc>
+        <w:tc>
+          <w:tcPr>
+            <w:tcW w:type="dxa" w:w="6569"/>
+            <w:shd w:val="clear" w:color="auto" w:fill="F2F7FB"/>
+          </w:tcPr>
+          <w:p>
+            <w:pPr>
+              <w:spacing w:before="40" w:after="40" w:line="300" w:lineRule="auto"/>
+            </w:pPr>
+            <w:r/>
+            <w:r>
+              <w:rPr>
+                <w:rFonts w:ascii="微软雅黑" w:hAnsi="微软雅黑" w:eastAsia="微软雅黑"/>
+                <w:b w:val="0"/>
+                <w:color w:val="222222"/>
+                <w:sz w:val="19"/>
+              </w:rPr>
+              <w:t>7.3 万条审计约 12.7MB</w:t>
+            </w:r>
+          </w:p>
+        </w:tc>
+      </w:tr>
+      <w:tr>
+        <w:trPr>
+          <w:cantSplit w:val="true"/>
+        </w:trPr>
+        <w:tc>
+          <w:tcPr>
+            <w:tcW w:type="dxa" w:w="2502"/>
           </w:tcPr>
           <w:p>
             <w:pPr>
@@ -15581,7 +18602,7 @@
         </w:tc>
         <w:tc>
           <w:tcPr>
-            <w:tcW w:type="dxa" w:w="5772"/>
+            <w:tcW w:type="dxa" w:w="6569"/>
           </w:tcPr>
           <w:p>
             <w:pPr>
@@ -15865,8 +18886,8 @@
         <w:tblLayout w:type="fixed"/>
       </w:tblPr>
       <w:tblGrid>
-        <w:gridCol w:w="1328"/>
-        <w:gridCol w:w="7743"/>
+        <w:gridCol w:w="1324"/>
+        <w:gridCol w:w="7747"/>
       </w:tblGrid>
       <w:tr>
         <w:trPr>
@@ -15875,7 +18896,7 @@
         </w:trPr>
         <w:tc>
           <w:tcPr>
-            <w:tcW w:type="dxa" w:w="1329"/>
+            <w:tcW w:type="dxa" w:w="1324"/>
             <w:shd w:val="clear" w:color="auto" w:fill="1F4E79"/>
           </w:tcPr>
           <w:p>
@@ -15897,7 +18918,7 @@
         </w:tc>
         <w:tc>
           <w:tcPr>
-            <w:tcW w:type="dxa" w:w="7742"/>
+            <w:tcW w:type="dxa" w:w="7747"/>
             <w:shd w:val="clear" w:color="auto" w:fill="1F4E79"/>
           </w:tcPr>
           <w:p>
@@ -15924,7 +18945,7 @@
         </w:trPr>
         <w:tc>
           <w:tcPr>
-            <w:tcW w:type="dxa" w:w="1329"/>
+            <w:tcW w:type="dxa" w:w="1324"/>
           </w:tcPr>
           <w:p>
             <w:pPr>
@@ -15944,7 +18965,7 @@
         </w:tc>
         <w:tc>
           <w:tcPr>
-            <w:tcW w:type="dxa" w:w="7742"/>
+            <w:tcW w:type="dxa" w:w="7747"/>
           </w:tcPr>
           <w:p>
             <w:pPr>
@@ -15969,7 +18990,7 @@
         </w:trPr>
         <w:tc>
           <w:tcPr>
-            <w:tcW w:type="dxa" w:w="1329"/>
+            <w:tcW w:type="dxa" w:w="1324"/>
             <w:shd w:val="clear" w:color="auto" w:fill="F2F7FB"/>
           </w:tcPr>
           <w:p>
@@ -15990,7 +19011,7 @@
         </w:tc>
         <w:tc>
           <w:tcPr>
-            <w:tcW w:type="dxa" w:w="7742"/>
+            <w:tcW w:type="dxa" w:w="7747"/>
             <w:shd w:val="clear" w:color="auto" w:fill="F2F7FB"/>
           </w:tcPr>
           <w:p>
@@ -16016,7 +19037,7 @@
         </w:trPr>
         <w:tc>
           <w:tcPr>
-            <w:tcW w:type="dxa" w:w="1329"/>
+            <w:tcW w:type="dxa" w:w="1324"/>
           </w:tcPr>
           <w:p>
             <w:pPr>
@@ -16036,7 +19057,7 @@
         </w:tc>
         <w:tc>
           <w:tcPr>
-            <w:tcW w:type="dxa" w:w="7742"/>
+            <w:tcW w:type="dxa" w:w="7747"/>
           </w:tcPr>
           <w:p>
             <w:pPr>
@@ -16061,7 +19082,7 @@
         </w:trPr>
         <w:tc>
           <w:tcPr>
-            <w:tcW w:type="dxa" w:w="1329"/>
+            <w:tcW w:type="dxa" w:w="1324"/>
             <w:shd w:val="clear" w:color="auto" w:fill="F2F7FB"/>
           </w:tcPr>
           <w:p>
@@ -16082,7 +19103,7 @@
         </w:tc>
         <w:tc>
           <w:tcPr>
-            <w:tcW w:type="dxa" w:w="7742"/>
+            <w:tcW w:type="dxa" w:w="7747"/>
             <w:shd w:val="clear" w:color="auto" w:fill="F2F7FB"/>
           </w:tcPr>
           <w:p>
@@ -16108,7 +19129,7 @@
         </w:trPr>
         <w:tc>
           <w:tcPr>
-            <w:tcW w:type="dxa" w:w="1329"/>
+            <w:tcW w:type="dxa" w:w="1324"/>
           </w:tcPr>
           <w:p>
             <w:pPr>
@@ -16128,7 +19149,7 @@
         </w:tc>
         <w:tc>
           <w:tcPr>
-            <w:tcW w:type="dxa" w:w="7742"/>
+            <w:tcW w:type="dxa" w:w="7747"/>
           </w:tcPr>
           <w:p>
             <w:pPr>
@@ -16153,7 +19174,7 @@
         </w:trPr>
         <w:tc>
           <w:tcPr>
-            <w:tcW w:type="dxa" w:w="1329"/>
+            <w:tcW w:type="dxa" w:w="1324"/>
             <w:shd w:val="clear" w:color="auto" w:fill="F2F7FB"/>
           </w:tcPr>
           <w:p>
@@ -16174,7 +19195,7 @@
         </w:tc>
         <w:tc>
           <w:tcPr>
-            <w:tcW w:type="dxa" w:w="7742"/>
+            <w:tcW w:type="dxa" w:w="7747"/>
             <w:shd w:val="clear" w:color="auto" w:fill="F2F7FB"/>
           </w:tcPr>
           <w:p>
@@ -16200,7 +19221,7 @@
         </w:trPr>
         <w:tc>
           <w:tcPr>
-            <w:tcW w:type="dxa" w:w="1329"/>
+            <w:tcW w:type="dxa" w:w="1324"/>
           </w:tcPr>
           <w:p>
             <w:pPr>
@@ -16220,7 +19241,7 @@
         </w:tc>
         <w:tc>
           <w:tcPr>
-            <w:tcW w:type="dxa" w:w="7742"/>
+            <w:tcW w:type="dxa" w:w="7747"/>
           </w:tcPr>
           <w:p>
             <w:pPr>
@@ -16245,7 +19266,7 @@
         </w:trPr>
         <w:tc>
           <w:tcPr>
-            <w:tcW w:type="dxa" w:w="1329"/>
+            <w:tcW w:type="dxa" w:w="1324"/>
             <w:shd w:val="clear" w:color="auto" w:fill="F2F7FB"/>
           </w:tcPr>
           <w:p>
@@ -16266,7 +19287,7 @@
         </w:tc>
         <w:tc>
           <w:tcPr>
-            <w:tcW w:type="dxa" w:w="7742"/>
+            <w:tcW w:type="dxa" w:w="7747"/>
             <w:shd w:val="clear" w:color="auto" w:fill="F2F7FB"/>
           </w:tcPr>
           <w:p>
@@ -16292,7 +19313,7 @@
         </w:trPr>
         <w:tc>
           <w:tcPr>
-            <w:tcW w:type="dxa" w:w="1329"/>
+            <w:tcW w:type="dxa" w:w="1324"/>
           </w:tcPr>
           <w:p>
             <w:pPr>
@@ -16312,7 +19333,7 @@
         </w:tc>
         <w:tc>
           <w:tcPr>
-            <w:tcW w:type="dxa" w:w="7742"/>
+            <w:tcW w:type="dxa" w:w="7747"/>
           </w:tcPr>
           <w:p>
             <w:pPr>
@@ -16337,7 +19358,7 @@
         </w:trPr>
         <w:tc>
           <w:tcPr>
-            <w:tcW w:type="dxa" w:w="1329"/>
+            <w:tcW w:type="dxa" w:w="1324"/>
             <w:shd w:val="clear" w:color="auto" w:fill="F2F7FB"/>
           </w:tcPr>
           <w:p>
@@ -16358,7 +19379,7 @@
         </w:tc>
         <w:tc>
           <w:tcPr>
-            <w:tcW w:type="dxa" w:w="7742"/>
+            <w:tcW w:type="dxa" w:w="7747"/>
             <w:shd w:val="clear" w:color="auto" w:fill="F2F7FB"/>
           </w:tcPr>
           <w:p>
@@ -16384,7 +19405,7 @@
         </w:trPr>
         <w:tc>
           <w:tcPr>
-            <w:tcW w:type="dxa" w:w="1329"/>
+            <w:tcW w:type="dxa" w:w="1324"/>
           </w:tcPr>
           <w:p>
             <w:pPr>
@@ -16404,7 +19425,7 @@
         </w:tc>
         <w:tc>
           <w:tcPr>
-            <w:tcW w:type="dxa" w:w="7742"/>
+            <w:tcW w:type="dxa" w:w="7747"/>
           </w:tcPr>
           <w:p>
             <w:pPr>
@@ -16429,7 +19450,7 @@
         </w:trPr>
         <w:tc>
           <w:tcPr>
-            <w:tcW w:type="dxa" w:w="1329"/>
+            <w:tcW w:type="dxa" w:w="1324"/>
             <w:shd w:val="clear" w:color="auto" w:fill="F2F7FB"/>
           </w:tcPr>
           <w:p>
@@ -16450,7 +19471,7 @@
         </w:tc>
         <w:tc>
           <w:tcPr>
-            <w:tcW w:type="dxa" w:w="7742"/>
+            <w:tcW w:type="dxa" w:w="7747"/>
             <w:shd w:val="clear" w:color="auto" w:fill="F2F7FB"/>
           </w:tcPr>
           <w:p>
@@ -16476,7 +19497,7 @@
         </w:trPr>
         <w:tc>
           <w:tcPr>
-            <w:tcW w:type="dxa" w:w="1329"/>
+            <w:tcW w:type="dxa" w:w="1324"/>
           </w:tcPr>
           <w:p>
             <w:pPr>
@@ -16496,7 +19517,7 @@
         </w:tc>
         <w:tc>
           <w:tcPr>
-            <w:tcW w:type="dxa" w:w="7742"/>
+            <w:tcW w:type="dxa" w:w="7747"/>
           </w:tcPr>
           <w:p>
             <w:pPr>
@@ -16521,7 +19542,7 @@
         </w:trPr>
         <w:tc>
           <w:tcPr>
-            <w:tcW w:type="dxa" w:w="1329"/>
+            <w:tcW w:type="dxa" w:w="1324"/>
             <w:shd w:val="clear" w:color="auto" w:fill="F2F7FB"/>
           </w:tcPr>
           <w:p>
@@ -16542,7 +19563,7 @@
         </w:tc>
         <w:tc>
           <w:tcPr>
-            <w:tcW w:type="dxa" w:w="7742"/>
+            <w:tcW w:type="dxa" w:w="7747"/>
             <w:shd w:val="clear" w:color="auto" w:fill="F2F7FB"/>
           </w:tcPr>
           <w:p>
@@ -16568,7 +19589,7 @@
         </w:trPr>
         <w:tc>
           <w:tcPr>
-            <w:tcW w:type="dxa" w:w="1329"/>
+            <w:tcW w:type="dxa" w:w="1324"/>
           </w:tcPr>
           <w:p>
             <w:pPr>
@@ -16588,7 +19609,7 @@
         </w:tc>
         <w:tc>
           <w:tcPr>
-            <w:tcW w:type="dxa" w:w="7742"/>
+            <w:tcW w:type="dxa" w:w="7747"/>
           </w:tcPr>
           <w:p>
             <w:pPr>
@@ -16613,7 +19634,7 @@
         </w:trPr>
         <w:tc>
           <w:tcPr>
-            <w:tcW w:type="dxa" w:w="1329"/>
+            <w:tcW w:type="dxa" w:w="1324"/>
             <w:shd w:val="clear" w:color="auto" w:fill="F2F7FB"/>
           </w:tcPr>
           <w:p>
@@ -16634,7 +19655,7 @@
         </w:tc>
         <w:tc>
           <w:tcPr>
-            <w:tcW w:type="dxa" w:w="7742"/>
+            <w:tcW w:type="dxa" w:w="7747"/>
             <w:shd w:val="clear" w:color="auto" w:fill="F2F7FB"/>
           </w:tcPr>
           <w:p>
@@ -16660,7 +19681,7 @@
         </w:trPr>
         <w:tc>
           <w:tcPr>
-            <w:tcW w:type="dxa" w:w="1329"/>
+            <w:tcW w:type="dxa" w:w="1324"/>
           </w:tcPr>
           <w:p>
             <w:pPr>
@@ -16680,7 +19701,7 @@
         </w:tc>
         <w:tc>
           <w:tcPr>
-            <w:tcW w:type="dxa" w:w="7742"/>
+            <w:tcW w:type="dxa" w:w="7747"/>
           </w:tcPr>
           <w:p>
             <w:pPr>
@@ -16705,7 +19726,7 @@
         </w:trPr>
         <w:tc>
           <w:tcPr>
-            <w:tcW w:type="dxa" w:w="1329"/>
+            <w:tcW w:type="dxa" w:w="1324"/>
             <w:shd w:val="clear" w:color="auto" w:fill="F2F7FB"/>
           </w:tcPr>
           <w:p>
@@ -16726,7 +19747,7 @@
         </w:tc>
         <w:tc>
           <w:tcPr>
-            <w:tcW w:type="dxa" w:w="7742"/>
+            <w:tcW w:type="dxa" w:w="7747"/>
             <w:shd w:val="clear" w:color="auto" w:fill="F2F7FB"/>
           </w:tcPr>
           <w:p>
@@ -16752,7 +19773,7 @@
         </w:trPr>
         <w:tc>
           <w:tcPr>
-            <w:tcW w:type="dxa" w:w="1329"/>
+            <w:tcW w:type="dxa" w:w="1324"/>
           </w:tcPr>
           <w:p>
             <w:pPr>
@@ -16772,7 +19793,7 @@
         </w:tc>
         <w:tc>
           <w:tcPr>
-            <w:tcW w:type="dxa" w:w="7742"/>
+            <w:tcW w:type="dxa" w:w="7747"/>
           </w:tcPr>
           <w:p>
             <w:pPr>
@@ -16797,7 +19818,7 @@
         </w:trPr>
         <w:tc>
           <w:tcPr>
-            <w:tcW w:type="dxa" w:w="1329"/>
+            <w:tcW w:type="dxa" w:w="1324"/>
             <w:shd w:val="clear" w:color="auto" w:fill="F2F7FB"/>
           </w:tcPr>
           <w:p>
@@ -16818,7 +19839,7 @@
         </w:tc>
         <w:tc>
           <w:tcPr>
-            <w:tcW w:type="dxa" w:w="7742"/>
+            <w:tcW w:type="dxa" w:w="7747"/>
             <w:shd w:val="clear" w:color="auto" w:fill="F2F7FB"/>
           </w:tcPr>
           <w:p>
@@ -16834,6 +19855,262 @@
                 <w:sz w:val="19"/>
               </w:rPr>
               <w:t>把指令伪装成数据塞给大模型,诱导它违背原本的指令。和 SQL 注入的思路一样,只是目标是模型</w:t>
+            </w:r>
+          </w:p>
+        </w:tc>
+      </w:tr>
+      <w:tr>
+        <w:trPr>
+          <w:cantSplit w:val="true"/>
+        </w:trPr>
+        <w:tc>
+          <w:tcPr>
+            <w:tcW w:type="dxa" w:w="1324"/>
+          </w:tcPr>
+          <w:p>
+            <w:pPr>
+              <w:spacing w:before="40" w:after="40" w:line="300" w:lineRule="auto"/>
+            </w:pPr>
+            <w:r/>
+            <w:r>
+              <w:rPr>
+                <w:rFonts w:ascii="微软雅黑" w:hAnsi="微软雅黑" w:eastAsia="微软雅黑"/>
+                <w:b w:val="0"/>
+                <w:color w:val="222222"/>
+                <w:sz w:val="19"/>
+              </w:rPr>
+              <w:t>归一化</w:t>
+            </w:r>
+          </w:p>
+        </w:tc>
+        <w:tc>
+          <w:tcPr>
+            <w:tcW w:type="dxa" w:w="7747"/>
+          </w:tcPr>
+          <w:p>
+            <w:pPr>
+              <w:spacing w:before="40" w:after="40" w:line="300" w:lineRule="auto"/>
+            </w:pPr>
+            <w:r/>
+            <w:r>
+              <w:rPr>
+                <w:rFonts w:ascii="微软雅黑" w:hAnsi="微软雅黑" w:eastAsia="微软雅黑"/>
+                <w:b w:val="0"/>
+                <w:color w:val="222222"/>
+                <w:sz w:val="19"/>
+              </w:rPr>
+              <w:t xml:space="preserve">把各种伪装写法还原成统一的明文形式再匹配。比如把 </w:t>
+            </w:r>
+            <w:r>
+              <w:rPr>
+                <w:rFonts w:ascii="Consolas" w:hAnsi="Consolas" w:eastAsia="Consolas"/>
+                <w:b w:val="0"/>
+                <w:color w:val="B03060"/>
+                <w:sz w:val="17"/>
+              </w:rPr>
+              <w:t>%20</w:t>
+            </w:r>
+            <w:r>
+              <w:rPr>
+                <w:rFonts w:ascii="微软雅黑" w:hAnsi="微软雅黑" w:eastAsia="微软雅黑"/>
+                <w:b w:val="0"/>
+                <w:color w:val="222222"/>
+                <w:sz w:val="19"/>
+              </w:rPr>
+              <w:t xml:space="preserve"> 还原成空格、把 </w:t>
+            </w:r>
+            <w:r>
+              <w:rPr>
+                <w:rFonts w:ascii="Consolas" w:hAnsi="Consolas" w:eastAsia="Consolas"/>
+                <w:b w:val="0"/>
+                <w:color w:val="B03060"/>
+                <w:sz w:val="17"/>
+              </w:rPr>
+              <w:t>/**/</w:t>
+            </w:r>
+            <w:r>
+              <w:rPr>
+                <w:rFonts w:ascii="微软雅黑" w:hAnsi="微软雅黑" w:eastAsia="微软雅黑"/>
+                <w:b w:val="0"/>
+                <w:color w:val="222222"/>
+                <w:sz w:val="19"/>
+              </w:rPr>
+              <w:t xml:space="preserve"> 去掉</w:t>
+            </w:r>
+          </w:p>
+        </w:tc>
+      </w:tr>
+      <w:tr>
+        <w:trPr>
+          <w:cantSplit w:val="true"/>
+        </w:trPr>
+        <w:tc>
+          <w:tcPr>
+            <w:tcW w:type="dxa" w:w="1324"/>
+            <w:shd w:val="clear" w:color="auto" w:fill="F2F7FB"/>
+          </w:tcPr>
+          <w:p>
+            <w:pPr>
+              <w:spacing w:before="40" w:after="40" w:line="300" w:lineRule="auto"/>
+            </w:pPr>
+            <w:r/>
+            <w:r>
+              <w:rPr>
+                <w:rFonts w:ascii="微软雅黑" w:hAnsi="微软雅黑" w:eastAsia="微软雅黑"/>
+                <w:b w:val="0"/>
+                <w:color w:val="222222"/>
+                <w:sz w:val="19"/>
+              </w:rPr>
+              <w:t>变形攻击</w:t>
+            </w:r>
+          </w:p>
+        </w:tc>
+        <w:tc>
+          <w:tcPr>
+            <w:tcW w:type="dxa" w:w="7747"/>
+            <w:shd w:val="clear" w:color="auto" w:fill="F2F7FB"/>
+          </w:tcPr>
+          <w:p>
+            <w:pPr>
+              <w:spacing w:before="40" w:after="40" w:line="300" w:lineRule="auto"/>
+            </w:pPr>
+            <w:r/>
+            <w:r>
+              <w:rPr>
+                <w:rFonts w:ascii="微软雅黑" w:hAnsi="微软雅黑" w:eastAsia="微软雅黑"/>
+                <w:b w:val="0"/>
+                <w:color w:val="222222"/>
+                <w:sz w:val="19"/>
+              </w:rPr>
+              <w:t>语义不变、写法改变的攻击载荷。</w:t>
+            </w:r>
+            <w:r>
+              <w:rPr>
+                <w:rFonts w:ascii="Consolas" w:hAnsi="Consolas" w:eastAsia="Consolas"/>
+                <w:b w:val="0"/>
+                <w:color w:val="B03060"/>
+                <w:sz w:val="17"/>
+              </w:rPr>
+              <w:t>union select</w:t>
+            </w:r>
+            <w:r>
+              <w:rPr>
+                <w:rFonts w:ascii="微软雅黑" w:hAnsi="微软雅黑" w:eastAsia="微软雅黑"/>
+                <w:b w:val="0"/>
+                <w:color w:val="222222"/>
+                <w:sz w:val="19"/>
+              </w:rPr>
+              <w:t xml:space="preserve"> 和 </w:t>
+            </w:r>
+            <w:r>
+              <w:rPr>
+                <w:rFonts w:ascii="Consolas" w:hAnsi="Consolas" w:eastAsia="Consolas"/>
+                <w:b w:val="0"/>
+                <w:color w:val="B03060"/>
+                <w:sz w:val="17"/>
+              </w:rPr>
+              <w:t>union%20select</w:t>
+            </w:r>
+            <w:r>
+              <w:rPr>
+                <w:rFonts w:ascii="微软雅黑" w:hAnsi="微软雅黑" w:eastAsia="微软雅黑"/>
+                <w:b w:val="0"/>
+                <w:color w:val="222222"/>
+                <w:sz w:val="19"/>
+              </w:rPr>
+              <w:t xml:space="preserve"> 是同一条攻击</w:t>
+            </w:r>
+          </w:p>
+        </w:tc>
+      </w:tr>
+      <w:tr>
+        <w:trPr>
+          <w:cantSplit w:val="true"/>
+        </w:trPr>
+        <w:tc>
+          <w:tcPr>
+            <w:tcW w:type="dxa" w:w="1324"/>
+          </w:tcPr>
+          <w:p>
+            <w:pPr>
+              <w:spacing w:before="40" w:after="40" w:line="300" w:lineRule="auto"/>
+            </w:pPr>
+            <w:r/>
+            <w:r>
+              <w:rPr>
+                <w:rFonts w:ascii="微软雅黑" w:hAnsi="微软雅黑" w:eastAsia="微软雅黑"/>
+                <w:b w:val="0"/>
+                <w:color w:val="222222"/>
+                <w:sz w:val="19"/>
+              </w:rPr>
+              <w:t>ALERT</w:t>
+            </w:r>
+          </w:p>
+        </w:tc>
+        <w:tc>
+          <w:tcPr>
+            <w:tcW w:type="dxa" w:w="7747"/>
+          </w:tcPr>
+          <w:p>
+            <w:pPr>
+              <w:spacing w:before="40" w:after="40" w:line="300" w:lineRule="auto"/>
+            </w:pPr>
+            <w:r/>
+            <w:r>
+              <w:rPr>
+                <w:rFonts w:ascii="微软雅黑" w:hAnsi="微软雅黑" w:eastAsia="微软雅黑"/>
+                <w:b w:val="0"/>
+                <w:color w:val="222222"/>
+                <w:sz w:val="19"/>
+              </w:rPr>
+              <w:t>处置动作的一种:记录但不拦截。审计里能看到、AI 会分析,但不返回 403</w:t>
+            </w:r>
+          </w:p>
+        </w:tc>
+      </w:tr>
+      <w:tr>
+        <w:trPr>
+          <w:cantSplit w:val="true"/>
+        </w:trPr>
+        <w:tc>
+          <w:tcPr>
+            <w:tcW w:type="dxa" w:w="1324"/>
+            <w:shd w:val="clear" w:color="auto" w:fill="F2F7FB"/>
+          </w:tcPr>
+          <w:p>
+            <w:pPr>
+              <w:spacing w:before="40" w:after="40" w:line="300" w:lineRule="auto"/>
+            </w:pPr>
+            <w:r/>
+            <w:r>
+              <w:rPr>
+                <w:rFonts w:ascii="微软雅黑" w:hAnsi="微软雅黑" w:eastAsia="微软雅黑"/>
+                <w:b w:val="0"/>
+                <w:color w:val="222222"/>
+                <w:sz w:val="19"/>
+              </w:rPr>
+              <w:t>误拦截率</w:t>
+            </w:r>
+          </w:p>
+        </w:tc>
+        <w:tc>
+          <w:tcPr>
+            <w:tcW w:type="dxa" w:w="7747"/>
+            <w:shd w:val="clear" w:color="auto" w:fill="F2F7FB"/>
+          </w:tcPr>
+          <w:p>
+            <w:pPr>
+              <w:spacing w:before="40" w:after="40" w:line="300" w:lineRule="auto"/>
+            </w:pPr>
+            <w:r/>
+            <w:r>
+              <w:rPr>
+                <w:rFonts w:ascii="微软雅黑" w:hAnsi="微软雅黑" w:eastAsia="微软雅黑"/>
+                <w:b w:val="0"/>
+                <w:color w:val="222222"/>
+                <w:sz w:val="19"/>
+              </w:rPr>
+              <w:t>正常请求被真正拦下(403)的比例。与「误报率」不同,后者只统计告警量</w:t>
             </w:r>
           </w:p>
         </w:tc>

--- a/docs/SecGuard项目说明.docx
+++ b/docs/SecGuard项目说明.docx
@@ -2697,7 +2697,7 @@
                 <w:color w:val="222222"/>
                 <w:sz w:val="19"/>
               </w:rPr>
-              <w:t>把路径、查询串、请求体、UA 拼成一段待检文本,交给 AC 自动机扫描。234 条规则在这一次扫描里同时匹配</w:t>
+              <w:t>把路径、查询串、请求体、UA 拼成一段待检文本,交给 AC 自动机扫描。252 条规则在这一次扫描里同时匹配</w:t>
             </w:r>
           </w:p>
         </w:tc>
@@ -3674,9 +3674,9 @@
         <w:tblLayout w:type="fixed"/>
       </w:tblPr>
       <w:tblGrid>
-        <w:gridCol w:w="1722"/>
-        <w:gridCol w:w="6027"/>
-        <w:gridCol w:w="1322"/>
+        <w:gridCol w:w="1661"/>
+        <w:gridCol w:w="6091"/>
+        <w:gridCol w:w="1319"/>
       </w:tblGrid>
       <w:tr>
         <w:trPr>
@@ -3685,7 +3685,7 @@
         </w:trPr>
         <w:tc>
           <w:tcPr>
-            <w:tcW w:type="dxa" w:w="1722"/>
+            <w:tcW w:type="dxa" w:w="1661"/>
             <w:shd w:val="clear" w:color="auto" w:fill="1F4E79"/>
           </w:tcPr>
           <w:p>
@@ -3707,7 +3707,7 @@
         </w:tc>
         <w:tc>
           <w:tcPr>
-            <w:tcW w:type="dxa" w:w="6026"/>
+            <w:tcW w:type="dxa" w:w="6090"/>
             <w:shd w:val="clear" w:color="auto" w:fill="1F4E79"/>
           </w:tcPr>
           <w:p>
@@ -3729,7 +3729,7 @@
         </w:tc>
         <w:tc>
           <w:tcPr>
-            <w:tcW w:type="dxa" w:w="1323"/>
+            <w:tcW w:type="dxa" w:w="1319"/>
             <w:shd w:val="clear" w:color="auto" w:fill="1F4E79"/>
           </w:tcPr>
           <w:p>
@@ -3756,7 +3756,7 @@
         </w:trPr>
         <w:tc>
           <w:tcPr>
-            <w:tcW w:type="dxa" w:w="1722"/>
+            <w:tcW w:type="dxa" w:w="1661"/>
           </w:tcPr>
           <w:p>
             <w:pPr>
@@ -3776,27 +3776,27 @@
         </w:tc>
         <w:tc>
           <w:tcPr>
-            <w:tcW w:type="dxa" w:w="6026"/>
-          </w:tcPr>
-          <w:p>
-            <w:pPr>
-              <w:spacing w:before="40" w:after="40" w:line="300" w:lineRule="auto"/>
-            </w:pPr>
-            <w:r/>
-            <w:r>
-              <w:rPr>
-                <w:rFonts w:ascii="微软雅黑" w:hAnsi="微软雅黑" w:eastAsia="微软雅黑"/>
-                <w:b w:val="0"/>
-                <w:color w:val="222222"/>
-                <w:sz w:val="19"/>
-              </w:rPr>
-              <w:t>一次扫描同时匹配 234 条攻击特征,不是逐条比对</w:t>
-            </w:r>
-          </w:p>
-        </w:tc>
-        <w:tc>
-          <w:tcPr>
-            <w:tcW w:type="dxa" w:w="1323"/>
+            <w:tcW w:type="dxa" w:w="6090"/>
+          </w:tcPr>
+          <w:p>
+            <w:pPr>
+              <w:spacing w:before="40" w:after="40" w:line="300" w:lineRule="auto"/>
+            </w:pPr>
+            <w:r/>
+            <w:r>
+              <w:rPr>
+                <w:rFonts w:ascii="微软雅黑" w:hAnsi="微软雅黑" w:eastAsia="微软雅黑"/>
+                <w:b w:val="0"/>
+                <w:color w:val="222222"/>
+                <w:sz w:val="19"/>
+              </w:rPr>
+              <w:t>一次扫描同时匹配 252 条攻击特征,不是逐条比对</w:t>
+            </w:r>
+          </w:p>
+        </w:tc>
+        <w:tc>
+          <w:tcPr>
+            <w:tcW w:type="dxa" w:w="1319"/>
           </w:tcPr>
           <w:p>
             <w:pPr>
@@ -3821,7 +3821,7 @@
         </w:trPr>
         <w:tc>
           <w:tcPr>
-            <w:tcW w:type="dxa" w:w="1722"/>
+            <w:tcW w:type="dxa" w:w="1661"/>
             <w:shd w:val="clear" w:color="auto" w:fill="F2F7FB"/>
           </w:tcPr>
           <w:p>
@@ -3842,7 +3842,7 @@
         </w:tc>
         <w:tc>
           <w:tcPr>
-            <w:tcW w:type="dxa" w:w="6026"/>
+            <w:tcW w:type="dxa" w:w="6090"/>
             <w:shd w:val="clear" w:color="auto" w:fill="F2F7FB"/>
           </w:tcPr>
           <w:p>
@@ -3863,7 +3863,7 @@
         </w:tc>
         <w:tc>
           <w:tcPr>
-            <w:tcW w:type="dxa" w:w="1323"/>
+            <w:tcW w:type="dxa" w:w="1319"/>
             <w:shd w:val="clear" w:color="auto" w:fill="F2F7FB"/>
           </w:tcPr>
           <w:p>
@@ -3889,7 +3889,7 @@
         </w:trPr>
         <w:tc>
           <w:tcPr>
-            <w:tcW w:type="dxa" w:w="1722"/>
+            <w:tcW w:type="dxa" w:w="1661"/>
           </w:tcPr>
           <w:p>
             <w:pPr>
@@ -3909,7 +3909,7 @@
         </w:tc>
         <w:tc>
           <w:tcPr>
-            <w:tcW w:type="dxa" w:w="6026"/>
+            <w:tcW w:type="dxa" w:w="6090"/>
           </w:tcPr>
           <w:p>
             <w:pPr>
@@ -3929,7 +3929,7 @@
         </w:tc>
         <w:tc>
           <w:tcPr>
-            <w:tcW w:type="dxa" w:w="1323"/>
+            <w:tcW w:type="dxa" w:w="1319"/>
           </w:tcPr>
           <w:p>
             <w:pPr>
@@ -3954,7 +3954,7 @@
         </w:trPr>
         <w:tc>
           <w:tcPr>
-            <w:tcW w:type="dxa" w:w="1722"/>
+            <w:tcW w:type="dxa" w:w="1661"/>
             <w:shd w:val="clear" w:color="auto" w:fill="F2F7FB"/>
           </w:tcPr>
           <w:p>
@@ -3975,7 +3975,7 @@
         </w:tc>
         <w:tc>
           <w:tcPr>
-            <w:tcW w:type="dxa" w:w="6026"/>
+            <w:tcW w:type="dxa" w:w="6090"/>
             <w:shd w:val="clear" w:color="auto" w:fill="F2F7FB"/>
           </w:tcPr>
           <w:p>
@@ -3996,7 +3996,7 @@
         </w:tc>
         <w:tc>
           <w:tcPr>
-            <w:tcW w:type="dxa" w:w="1323"/>
+            <w:tcW w:type="dxa" w:w="1319"/>
             <w:shd w:val="clear" w:color="auto" w:fill="F2F7FB"/>
           </w:tcPr>
           <w:p>
@@ -4022,7 +4022,7 @@
         </w:trPr>
         <w:tc>
           <w:tcPr>
-            <w:tcW w:type="dxa" w:w="1722"/>
+            <w:tcW w:type="dxa" w:w="1661"/>
           </w:tcPr>
           <w:p>
             <w:pPr>
@@ -4042,7 +4042,7 @@
         </w:tc>
         <w:tc>
           <w:tcPr>
-            <w:tcW w:type="dxa" w:w="6026"/>
+            <w:tcW w:type="dxa" w:w="6090"/>
           </w:tcPr>
           <w:p>
             <w:pPr>
@@ -4062,7 +4062,7 @@
         </w:tc>
         <w:tc>
           <w:tcPr>
-            <w:tcW w:type="dxa" w:w="1323"/>
+            <w:tcW w:type="dxa" w:w="1319"/>
           </w:tcPr>
           <w:p>
             <w:pPr>
@@ -4087,7 +4087,7 @@
         </w:trPr>
         <w:tc>
           <w:tcPr>
-            <w:tcW w:type="dxa" w:w="1722"/>
+            <w:tcW w:type="dxa" w:w="1661"/>
             <w:shd w:val="clear" w:color="auto" w:fill="F2F7FB"/>
           </w:tcPr>
           <w:p>
@@ -4108,7 +4108,7 @@
         </w:tc>
         <w:tc>
           <w:tcPr>
-            <w:tcW w:type="dxa" w:w="6026"/>
+            <w:tcW w:type="dxa" w:w="6090"/>
             <w:shd w:val="clear" w:color="auto" w:fill="F2F7FB"/>
           </w:tcPr>
           <w:p>
@@ -4129,7 +4129,7 @@
         </w:tc>
         <w:tc>
           <w:tcPr>
-            <w:tcW w:type="dxa" w:w="1323"/>
+            <w:tcW w:type="dxa" w:w="1319"/>
             <w:shd w:val="clear" w:color="auto" w:fill="F2F7FB"/>
           </w:tcPr>
           <w:p>
@@ -4155,7 +4155,7 @@
         </w:trPr>
         <w:tc>
           <w:tcPr>
-            <w:tcW w:type="dxa" w:w="1722"/>
+            <w:tcW w:type="dxa" w:w="1661"/>
           </w:tcPr>
           <w:p>
             <w:pPr>
@@ -4175,7 +4175,7 @@
         </w:tc>
         <w:tc>
           <w:tcPr>
-            <w:tcW w:type="dxa" w:w="6026"/>
+            <w:tcW w:type="dxa" w:w="6090"/>
           </w:tcPr>
           <w:p>
             <w:pPr>
@@ -4195,7 +4195,7 @@
         </w:tc>
         <w:tc>
           <w:tcPr>
-            <w:tcW w:type="dxa" w:w="1323"/>
+            <w:tcW w:type="dxa" w:w="1319"/>
           </w:tcPr>
           <w:p>
             <w:pPr>
@@ -4220,7 +4220,7 @@
         </w:trPr>
         <w:tc>
           <w:tcPr>
-            <w:tcW w:type="dxa" w:w="1722"/>
+            <w:tcW w:type="dxa" w:w="1661"/>
             <w:shd w:val="clear" w:color="auto" w:fill="F2F7FB"/>
           </w:tcPr>
           <w:p>
@@ -4241,7 +4241,7 @@
         </w:tc>
         <w:tc>
           <w:tcPr>
-            <w:tcW w:type="dxa" w:w="6026"/>
+            <w:tcW w:type="dxa" w:w="6090"/>
             <w:shd w:val="clear" w:color="auto" w:fill="F2F7FB"/>
           </w:tcPr>
           <w:p>
@@ -4262,7 +4262,7 @@
         </w:tc>
         <w:tc>
           <w:tcPr>
-            <w:tcW w:type="dxa" w:w="1323"/>
+            <w:tcW w:type="dxa" w:w="1319"/>
             <w:shd w:val="clear" w:color="auto" w:fill="F2F7FB"/>
           </w:tcPr>
           <w:p>
@@ -4288,7 +4288,7 @@
         </w:trPr>
         <w:tc>
           <w:tcPr>
-            <w:tcW w:type="dxa" w:w="1722"/>
+            <w:tcW w:type="dxa" w:w="1661"/>
           </w:tcPr>
           <w:p>
             <w:pPr>
@@ -4308,7 +4308,7 @@
         </w:tc>
         <w:tc>
           <w:tcPr>
-            <w:tcW w:type="dxa" w:w="6026"/>
+            <w:tcW w:type="dxa" w:w="6090"/>
           </w:tcPr>
           <w:p>
             <w:pPr>
@@ -4328,7 +4328,7 @@
         </w:tc>
         <w:tc>
           <w:tcPr>
-            <w:tcW w:type="dxa" w:w="1323"/>
+            <w:tcW w:type="dxa" w:w="1319"/>
           </w:tcPr>
           <w:p>
             <w:pPr>
@@ -4353,7 +4353,7 @@
         </w:trPr>
         <w:tc>
           <w:tcPr>
-            <w:tcW w:type="dxa" w:w="1722"/>
+            <w:tcW w:type="dxa" w:w="1661"/>
             <w:shd w:val="clear" w:color="auto" w:fill="F2F7FB"/>
           </w:tcPr>
           <w:p>
@@ -4374,7 +4374,7 @@
         </w:tc>
         <w:tc>
           <w:tcPr>
-            <w:tcW w:type="dxa" w:w="6026"/>
+            <w:tcW w:type="dxa" w:w="6090"/>
             <w:shd w:val="clear" w:color="auto" w:fill="F2F7FB"/>
           </w:tcPr>
           <w:p>
@@ -4449,7 +4449,7 @@
         </w:tc>
         <w:tc>
           <w:tcPr>
-            <w:tcW w:type="dxa" w:w="1323"/>
+            <w:tcW w:type="dxa" w:w="1319"/>
             <w:shd w:val="clear" w:color="auto" w:fill="F2F7FB"/>
           </w:tcPr>
           <w:p>
@@ -4475,7 +4475,7 @@
         </w:trPr>
         <w:tc>
           <w:tcPr>
-            <w:tcW w:type="dxa" w:w="1722"/>
+            <w:tcW w:type="dxa" w:w="1661"/>
           </w:tcPr>
           <w:p>
             <w:pPr>
@@ -4495,7 +4495,7 @@
         </w:tc>
         <w:tc>
           <w:tcPr>
-            <w:tcW w:type="dxa" w:w="6026"/>
+            <w:tcW w:type="dxa" w:w="6090"/>
           </w:tcPr>
           <w:p>
             <w:pPr>
@@ -4515,7 +4515,140 @@
         </w:tc>
         <w:tc>
           <w:tcPr>
-            <w:tcW w:type="dxa" w:w="1323"/>
+            <w:tcW w:type="dxa" w:w="1319"/>
+          </w:tcPr>
+          <w:p>
+            <w:pPr>
+              <w:spacing w:before="40" w:after="40" w:line="300" w:lineRule="auto"/>
+            </w:pPr>
+            <w:r/>
+            <w:r>
+              <w:rPr>
+                <w:rFonts w:ascii="微软雅黑" w:hAnsi="微软雅黑" w:eastAsia="微软雅黑"/>
+                <w:b w:val="0"/>
+                <w:color w:val="222222"/>
+                <w:sz w:val="19"/>
+              </w:rPr>
+              <w:t>可用</w:t>
+            </w:r>
+          </w:p>
+        </w:tc>
+      </w:tr>
+      <w:tr>
+        <w:trPr>
+          <w:cantSplit w:val="true"/>
+        </w:trPr>
+        <w:tc>
+          <w:tcPr>
+            <w:tcW w:type="dxa" w:w="1661"/>
+            <w:shd w:val="clear" w:color="auto" w:fill="F2F7FB"/>
+          </w:tcPr>
+          <w:p>
+            <w:pPr>
+              <w:spacing w:before="40" w:after="40" w:line="300" w:lineRule="auto"/>
+            </w:pPr>
+            <w:r/>
+            <w:r>
+              <w:rPr>
+                <w:rFonts w:ascii="微软雅黑" w:hAnsi="微软雅黑" w:eastAsia="微软雅黑"/>
+                <w:b w:val="0"/>
+                <w:color w:val="222222"/>
+                <w:sz w:val="19"/>
+              </w:rPr>
+              <w:t>封禁后审计降采样</w:t>
+            </w:r>
+          </w:p>
+        </w:tc>
+        <w:tc>
+          <w:tcPr>
+            <w:tcW w:type="dxa" w:w="6090"/>
+            <w:shd w:val="clear" w:color="auto" w:fill="F2F7FB"/>
+          </w:tcPr>
+          <w:p>
+            <w:pPr>
+              <w:spacing w:before="40" w:after="40" w:line="300" w:lineRule="auto"/>
+            </w:pPr>
+            <w:r/>
+            <w:r>
+              <w:rPr>
+                <w:rFonts w:ascii="微软雅黑" w:hAnsi="微软雅黑" w:eastAsia="微软雅黑"/>
+                <w:b w:val="0"/>
+                <w:color w:val="222222"/>
+                <w:sz w:val="19"/>
+              </w:rPr>
+              <w:t>被封的 IP 继续刷请求时,每分钟最多记一条,避免无效记录撑大审计表</w:t>
+            </w:r>
+          </w:p>
+        </w:tc>
+        <w:tc>
+          <w:tcPr>
+            <w:tcW w:type="dxa" w:w="1319"/>
+            <w:shd w:val="clear" w:color="auto" w:fill="F2F7FB"/>
+          </w:tcPr>
+          <w:p>
+            <w:pPr>
+              <w:spacing w:before="40" w:after="40" w:line="300" w:lineRule="auto"/>
+            </w:pPr>
+            <w:r/>
+            <w:r>
+              <w:rPr>
+                <w:rFonts w:ascii="微软雅黑" w:hAnsi="微软雅黑" w:eastAsia="微软雅黑"/>
+                <w:b w:val="0"/>
+                <w:color w:val="222222"/>
+                <w:sz w:val="19"/>
+              </w:rPr>
+              <w:t>可用</w:t>
+            </w:r>
+          </w:p>
+        </w:tc>
+      </w:tr>
+      <w:tr>
+        <w:trPr>
+          <w:cantSplit w:val="true"/>
+        </w:trPr>
+        <w:tc>
+          <w:tcPr>
+            <w:tcW w:type="dxa" w:w="1661"/>
+          </w:tcPr>
+          <w:p>
+            <w:pPr>
+              <w:spacing w:before="40" w:after="40" w:line="300" w:lineRule="auto"/>
+            </w:pPr>
+            <w:r/>
+            <w:r>
+              <w:rPr>
+                <w:rFonts w:ascii="微软雅黑" w:hAnsi="微软雅黑" w:eastAsia="微软雅黑"/>
+                <w:b w:val="0"/>
+                <w:color w:val="222222"/>
+                <w:sz w:val="19"/>
+              </w:rPr>
+              <w:t>分布式扫描聚合</w:t>
+            </w:r>
+          </w:p>
+        </w:tc>
+        <w:tc>
+          <w:tcPr>
+            <w:tcW w:type="dxa" w:w="6090"/>
+          </w:tcPr>
+          <w:p>
+            <w:pPr>
+              <w:spacing w:before="40" w:after="40" w:line="300" w:lineRule="auto"/>
+            </w:pPr>
+            <w:r/>
+            <w:r>
+              <w:rPr>
+                <w:rFonts w:ascii="微软雅黑" w:hAnsi="微软雅黑" w:eastAsia="微软雅黑"/>
+                <w:b w:val="0"/>
+                <w:color w:val="222222"/>
+                <w:sz w:val="19"/>
+              </w:rPr>
+              <w:t>同一轮内多个 IP 做同类攻击时,合成一条 multi(N) 告警,避免高危告警被淹没</w:t>
+            </w:r>
+          </w:p>
+        </w:tc>
+        <w:tc>
+          <w:tcPr>
+            <w:tcW w:type="dxa" w:w="1319"/>
           </w:tcPr>
           <w:p>
             <w:pPr>
@@ -6559,7 +6692,7 @@
           <w:color w:val="222222"/>
           <w:sz w:val="21"/>
         </w:rPr>
-        <w:t xml:space="preserve">最直白的做法是:有 234 条规则,就把请求文本跟每一条都比对一遍。文本长度 n,规则条数 k,总工作量是 </w:t>
+        <w:t xml:space="preserve">最直白的做法是:有 252 条规则,就把请求文本跟每一条都比对一遍。文本长度 n,规则条数 k,总工作量是 </w:t>
       </w:r>
       <w:r>
         <w:rPr>
@@ -6600,7 +6733,7 @@
           <w:color w:val="222222"/>
           <w:sz w:val="21"/>
         </w:rPr>
-        <w:t>把 234 条规则合并成一棵树,然后让文本在这棵树上走一遍,走到哪算到哪。</w:t>
+        <w:t>把 252 条规则合并成一棵树,然后让文本在这棵树上走一遍,走到哪算到哪。</w:t>
       </w:r>
       <w:r>
         <w:rPr>
@@ -11223,7 +11356,7 @@
           <w:color w:val="1F4E79"/>
           <w:sz w:val="27"/>
         </w:rPr>
-        <w:t>5.1 把「同时匹配 234 条规则」压成一次扫描</w:t>
+        <w:t>5.1 把「同时匹配 252 条规则」压成一次扫描</w:t>
       </w:r>
     </w:p>
     <w:p>
@@ -11932,7 +12065,7 @@
           <w:color w:val="222222"/>
           <w:sz w:val="21"/>
         </w:rPr>
-        <w:t>:加了 234 条规则就自信地认为「能拦住攻击」,但拦不住多少、误伤多少,一无所知。</w:t>
+        <w:t>:当时有 234 条规则,就自信地认为「能拦住攻击」,但拦不住多少、误伤多少,一无所知。</w:t>
       </w:r>
     </w:p>
     <w:p>
@@ -16743,7 +16876,7 @@
                 <w:color w:val="222222"/>
                 <w:sz w:val="19"/>
               </w:rPr>
-              <w:t>特征库是手工整理的 234 条</w:t>
+              <w:t>特征库是手工整理的 252 条</w:t>
             </w:r>
           </w:p>
         </w:tc>
@@ -18203,7 +18336,7 @@
                 <w:color w:val="222222"/>
                 <w:sz w:val="19"/>
               </w:rPr>
-              <w:t>234 条</w:t>
+              <w:t>252 条</w:t>
             </w:r>
           </w:p>
         </w:tc>

--- a/docs/SecGuard项目说明.docx
+++ b/docs/SecGuard项目说明.docx
@@ -9814,7 +9814,7 @@
           <w:color w:val="2E74B5"/>
           <w:sz w:val="23"/>
         </w:rPr>
-        <w:t>为什么只降 5 条</w:t>
+        <w:t>为什么只降 10 条</w:t>
       </w:r>
     </w:p>
     <w:p>
@@ -9906,7 +9906,7 @@
           <w:color w:val="222222"/>
           <w:sz w:val="21"/>
         </w:rPr>
-        <w:t>评测里有 P0 / P1 / P2 三档的对照数据,结论是 P1(降 5 条)性价比最好:</w:t>
+        <w:t>评测里有 P0 / P1 / P2 三档的对照数据,结论是 P1(降 10 条)性价比最好:</w:t>
       </w:r>
     </w:p>
     <w:tbl>
@@ -10055,7 +10055,7 @@
                 <w:color w:val="222222"/>
                 <w:sz w:val="19"/>
               </w:rPr>
-              <w:t>18.8%</w:t>
+              <w:t>21.2%</w:t>
             </w:r>
           </w:p>
         </w:tc>
@@ -10081,7 +10081,7 @@
                 <w:color w:val="222222"/>
                 <w:sz w:val="19"/>
               </w:rPr>
-              <w:t>P1 降 5 条(默认)</w:t>
+              <w:t>P1 降 10 条(默认)</w:t>
             </w:r>
           </w:p>
         </w:tc>
@@ -10123,7 +10123,7 @@
                 <w:color w:val="222222"/>
                 <w:sz w:val="19"/>
               </w:rPr>
-              <w:t>4.2%</w:t>
+              <w:t>3.8%</w:t>
             </w:r>
           </w:p>
         </w:tc>
@@ -10148,7 +10148,7 @@
                 <w:color w:val="222222"/>
                 <w:sz w:val="19"/>
               </w:rPr>
-              <w:t>P2 降 7 条</w:t>
+              <w:t>P2 降 12 条</w:t>
             </w:r>
           </w:p>
         </w:tc>
@@ -10210,7 +10210,7 @@
           <w:color w:val="222222"/>
           <w:sz w:val="21"/>
         </w:rPr>
-        <w:t>误拦截从 18.8% 降到 4.2%,而攻击拦截一条没少。</w:t>
+        <w:t>误拦截从 21.2% 降到 3.8%,而攻击拦截一条没少。</w:t>
       </w:r>
       <w:r>
         <w:rPr>
@@ -11440,7 +11440,7 @@
           <w:color w:val="222222"/>
           <w:sz w:val="21"/>
         </w:rPr>
-        <w:t>52.5 倍加速</w:t>
+        <w:t>54 倍加速</w:t>
       </w:r>
       <w:r>
         <w:rPr>
@@ -11449,7 +11449,7 @@
           <w:color w:val="222222"/>
           <w:sz w:val="21"/>
         </w:rPr>
-        <w:t>(1000 条特征:4.96 微秒 对 260.15 微秒);特征数 ×5,耗时只 ×1.05。</w:t>
+        <w:t>(2 核云服务器实测:1000 条特征 136,185 次/秒 对 2,503 次/秒);笔记本上 52.5 倍(4.96 微秒 对 260.15 微秒);特征数 ×5,耗时只 ×1.0。</w:t>
       </w:r>
     </w:p>
     <w:p>
@@ -12197,7 +12197,7 @@
           <w:color w:val="222222"/>
           <w:sz w:val="21"/>
         </w:rPr>
-        <w:t>代价是误报 +2.1 个百分点,再由 5.10 的分级策略把误拦截压回 4.2%。</w:t>
+        <w:t>代价是误报 +1.9 个百分点,再由 5.10 的分级策略把误拦截压回 3.8%。</w:t>
       </w:r>
     </w:p>
     <w:tbl>
@@ -12382,7 +12382,7 @@
           <w:color w:val="222222"/>
           <w:sz w:val="21"/>
         </w:rPr>
-        <w:t>18.8% 降到 4.2%</w:t>
+        <w:t>21.2% 降到 3.8%</w:t>
       </w:r>
       <w:r>
         <w:rPr>
@@ -12896,6 +12896,134 @@
               </w:rPr>
               <w:t>52.5 倍</w:t>
             </w:r>
+            <w:r>
+              <w:rPr>
+                <w:rFonts w:ascii="微软雅黑" w:hAnsi="微软雅黑" w:eastAsia="微软雅黑"/>
+                <w:b w:val="0"/>
+                <w:color w:val="222222"/>
+                <w:sz w:val="19"/>
+              </w:rPr>
+              <w:t>(笔记本)</w:t>
+            </w:r>
+          </w:p>
+        </w:tc>
+      </w:tr>
+      <w:tr>
+        <w:trPr>
+          <w:cantSplit w:val="true"/>
+        </w:trPr>
+        <w:tc>
+          <w:tcPr>
+            <w:tcW w:type="dxa" w:w="1360"/>
+            <w:shd w:val="clear" w:color="auto" w:fill="F2F7FB"/>
+          </w:tcPr>
+          <w:p>
+            <w:pPr>
+              <w:spacing w:before="40" w:after="40" w:line="300" w:lineRule="auto"/>
+            </w:pPr>
+            <w:r/>
+            <w:r>
+              <w:rPr>
+                <w:rFonts w:ascii="微软雅黑" w:hAnsi="微软雅黑" w:eastAsia="微软雅黑"/>
+                <w:b w:val="0"/>
+                <w:color w:val="222222"/>
+                <w:sz w:val="19"/>
+              </w:rPr>
+              <w:t>1000</w:t>
+            </w:r>
+          </w:p>
+        </w:tc>
+        <w:tc>
+          <w:tcPr>
+            <w:tcW w:type="dxa" w:w="1360"/>
+            <w:shd w:val="clear" w:color="auto" w:fill="F2F7FB"/>
+          </w:tcPr>
+          <w:p>
+            <w:pPr>
+              <w:spacing w:before="40" w:after="40" w:line="300" w:lineRule="auto"/>
+            </w:pPr>
+            <w:r/>
+            <w:r>
+              <w:rPr>
+                <w:rFonts w:ascii="微软雅黑" w:hAnsi="微软雅黑" w:eastAsia="微软雅黑"/>
+                <w:b w:val="0"/>
+                <w:color w:val="222222"/>
+                <w:sz w:val="19"/>
+              </w:rPr>
+              <w:t>7807</w:t>
+            </w:r>
+          </w:p>
+        </w:tc>
+        <w:tc>
+          <w:tcPr>
+            <w:tcW w:type="dxa" w:w="2117"/>
+            <w:shd w:val="clear" w:color="auto" w:fill="F2F7FB"/>
+          </w:tcPr>
+          <w:p>
+            <w:pPr>
+              <w:spacing w:before="40" w:after="40" w:line="300" w:lineRule="auto"/>
+            </w:pPr>
+            <w:r/>
+            <w:r>
+              <w:rPr>
+                <w:rFonts w:ascii="微软雅黑" w:hAnsi="微软雅黑" w:eastAsia="微软雅黑"/>
+                <w:b w:val="0"/>
+                <w:color w:val="222222"/>
+                <w:sz w:val="19"/>
+              </w:rPr>
+              <w:t>7.34 微秒</w:t>
+            </w:r>
+          </w:p>
+        </w:tc>
+        <w:tc>
+          <w:tcPr>
+            <w:tcW w:type="dxa" w:w="2587"/>
+            <w:shd w:val="clear" w:color="auto" w:fill="F2F7FB"/>
+          </w:tcPr>
+          <w:p>
+            <w:pPr>
+              <w:spacing w:before="40" w:after="40" w:line="300" w:lineRule="auto"/>
+            </w:pPr>
+            <w:r/>
+            <w:r>
+              <w:rPr>
+                <w:rFonts w:ascii="微软雅黑" w:hAnsi="微软雅黑" w:eastAsia="微软雅黑"/>
+                <w:b w:val="0"/>
+                <w:color w:val="222222"/>
+                <w:sz w:val="19"/>
+              </w:rPr>
+              <w:t>399.5 微秒</w:t>
+            </w:r>
+          </w:p>
+        </w:tc>
+        <w:tc>
+          <w:tcPr>
+            <w:tcW w:type="dxa" w:w="1647"/>
+            <w:shd w:val="clear" w:color="auto" w:fill="F2F7FB"/>
+          </w:tcPr>
+          <w:p>
+            <w:pPr>
+              <w:spacing w:before="40" w:after="40" w:line="300" w:lineRule="auto"/>
+            </w:pPr>
+            <w:r/>
+            <w:r>
+              <w:rPr>
+                <w:rFonts w:ascii="微软雅黑" w:hAnsi="微软雅黑" w:eastAsia="微软雅黑"/>
+                <w:b/>
+                <w:color w:val="222222"/>
+                <w:sz w:val="19"/>
+              </w:rPr>
+              <w:t>54.4 倍</w:t>
+            </w:r>
+            <w:r>
+              <w:rPr>
+                <w:rFonts w:ascii="微软雅黑" w:hAnsi="微软雅黑" w:eastAsia="微软雅黑"/>
+                <w:b w:val="0"/>
+                <w:color w:val="222222"/>
+                <w:sz w:val="19"/>
+              </w:rPr>
+              <w:t>(2 核云服务器)</w:t>
+            </w:r>
           </w:p>
         </w:tc>
       </w:tr>
@@ -14836,7 +14964,7 @@
                 <w:color w:val="222222"/>
                 <w:sz w:val="19"/>
               </w:rPr>
-              <w:t>正常文本误报率(48 条)</w:t>
+              <w:t>正常文本误报率(52 条)</w:t>
             </w:r>
           </w:p>
         </w:tc>
@@ -14856,7 +14984,7 @@
                 <w:color w:val="222222"/>
                 <w:sz w:val="19"/>
               </w:rPr>
-              <w:t>16.7%</w:t>
+              <w:t>19.2%</w:t>
             </w:r>
           </w:p>
         </w:tc>
@@ -14876,7 +15004,7 @@
                 <w:color w:val="222222"/>
                 <w:sz w:val="19"/>
               </w:rPr>
-              <w:t>18.8%</w:t>
+              <w:t>21.2%</w:t>
             </w:r>
           </w:p>
         </w:tc>
@@ -14896,7 +15024,7 @@
                 <w:color w:val="222222"/>
                 <w:sz w:val="19"/>
               </w:rPr>
-              <w:t>+2.1 个百分点</w:t>
+              <w:t>+1.9 个百分点</w:t>
             </w:r>
           </w:p>
         </w:tc>
@@ -14943,7 +15071,7 @@
                 <w:color w:val="222222"/>
                 <w:sz w:val="19"/>
               </w:rPr>
-              <w:t>18.8%</w:t>
+              <w:t>21.2%</w:t>
             </w:r>
           </w:p>
         </w:tc>
@@ -14964,7 +15092,7 @@
                 <w:color w:val="222222"/>
                 <w:sz w:val="19"/>
               </w:rPr>
-              <w:t>4.2%</w:t>
+              <w:t>3.8%</w:t>
             </w:r>
           </w:p>
         </w:tc>
@@ -15116,7 +15244,7 @@
           <w:color w:val="222222"/>
           <w:sz w:val="21"/>
         </w:rPr>
-        <w:t>但真正的误拦截降到 4.2%</w:t>
+        <w:t>但真正的误拦截降到 3.8%</w:t>
       </w:r>
       <w:r>
         <w:rPr>

--- a/docs/SecGuard项目说明.docx
+++ b/docs/SecGuard项目说明.docx
@@ -2697,7 +2697,7 @@
                 <w:color w:val="222222"/>
                 <w:sz w:val="19"/>
               </w:rPr>
-              <w:t>把路径、查询串、请求体、UA 拼成一段待检文本,交给 AC 自动机扫描。252 条规则在这一次扫描里同时匹配</w:t>
+              <w:t>把路径、查询串、请求体、UA 拼成一段待检文本,交给 AC 自动机扫描。267 条规则在这一次扫描里同时匹配</w:t>
             </w:r>
           </w:p>
         </w:tc>
@@ -3790,7 +3790,7 @@
                 <w:color w:val="222222"/>
                 <w:sz w:val="19"/>
               </w:rPr>
-              <w:t>一次扫描同时匹配 252 条攻击特征,不是逐条比对</w:t>
+              <w:t>一次扫描同时匹配 267 条攻击特征,不是逐条比对</w:t>
             </w:r>
           </w:p>
         </w:tc>
@@ -6692,7 +6692,7 @@
           <w:color w:val="222222"/>
           <w:sz w:val="21"/>
         </w:rPr>
-        <w:t xml:space="preserve">最直白的做法是:有 252 条规则,就把请求文本跟每一条都比对一遍。文本长度 n,规则条数 k,总工作量是 </w:t>
+        <w:t xml:space="preserve">最直白的做法是:有 267 条规则,就把请求文本跟每一条都比对一遍。文本长度 n,规则条数 k,总工作量是 </w:t>
       </w:r>
       <w:r>
         <w:rPr>
@@ -6733,7 +6733,7 @@
           <w:color w:val="222222"/>
           <w:sz w:val="21"/>
         </w:rPr>
-        <w:t>把 252 条规则合并成一棵树,然后让文本在这棵树上走一遍,走到哪算到哪。</w:t>
+        <w:t>把 267 条规则合并成一棵树,然后让文本在这棵树上走一遍,走到哪算到哪。</w:t>
       </w:r>
       <w:r>
         <w:rPr>
@@ -11356,7 +11356,7 @@
           <w:color w:val="1F4E79"/>
           <w:sz w:val="27"/>
         </w:rPr>
-        <w:t>5.1 把「同时匹配 252 条规则」压成一次扫描</w:t>
+        <w:t>5.1 把「同时匹配 267 条规则」压成一次扫描</w:t>
       </w:r>
     </w:p>
     <w:p>
@@ -17004,7 +17004,7 @@
                 <w:color w:val="222222"/>
                 <w:sz w:val="19"/>
               </w:rPr>
-              <w:t>特征库是手工整理的 252 条</w:t>
+              <w:t>特征库是手工整理的 267 条</w:t>
             </w:r>
           </w:p>
         </w:tc>
@@ -18464,7 +18464,7 @@
                 <w:color w:val="222222"/>
                 <w:sz w:val="19"/>
               </w:rPr>
-              <w:t>252 条</w:t>
+              <w:t>267 条</w:t>
             </w:r>
           </w:p>
         </w:tc>

--- a/docs/SecGuard项目说明.docx
+++ b/docs/SecGuard项目说明.docx
@@ -2697,7 +2697,7 @@
                 <w:color w:val="222222"/>
                 <w:sz w:val="19"/>
               </w:rPr>
-              <w:t>把路径、查询串、请求体、UA 拼成一段待检文本,交给 AC 自动机扫描。267 条规则在这一次扫描里同时匹配</w:t>
+              <w:t>把路径、查询串、请求体、UA 拼成一段待检文本,交给 AC 自动机扫描。269 条规则在这一次扫描里同时匹配</w:t>
             </w:r>
           </w:p>
         </w:tc>
@@ -3790,7 +3790,7 @@
                 <w:color w:val="222222"/>
                 <w:sz w:val="19"/>
               </w:rPr>
-              <w:t>一次扫描同时匹配 267 条攻击特征,不是逐条比对</w:t>
+              <w:t>一次扫描同时匹配 269 条攻击特征,不是逐条比对</w:t>
             </w:r>
           </w:p>
         </w:tc>
@@ -6692,7 +6692,7 @@
           <w:color w:val="222222"/>
           <w:sz w:val="21"/>
         </w:rPr>
-        <w:t xml:space="preserve">最直白的做法是:有 267 条规则,就把请求文本跟每一条都比对一遍。文本长度 n,规则条数 k,总工作量是 </w:t>
+        <w:t xml:space="preserve">最直白的做法是:有 269 条规则,就把请求文本跟每一条都比对一遍。文本长度 n,规则条数 k,总工作量是 </w:t>
       </w:r>
       <w:r>
         <w:rPr>
@@ -6733,7 +6733,7 @@
           <w:color w:val="222222"/>
           <w:sz w:val="21"/>
         </w:rPr>
-        <w:t>把 267 条规则合并成一棵树,然后让文本在这棵树上走一遍,走到哪算到哪。</w:t>
+        <w:t>把 269 条规则合并成一棵树,然后让文本在这棵树上走一遍,走到哪算到哪。</w:t>
       </w:r>
       <w:r>
         <w:rPr>
@@ -11356,7 +11356,7 @@
           <w:color w:val="1F4E79"/>
           <w:sz w:val="27"/>
         </w:rPr>
-        <w:t>5.1 把「同时匹配 267 条规则」压成一次扫描</w:t>
+        <w:t>5.1 把「同时匹配 269 条规则」压成一次扫描</w:t>
       </w:r>
     </w:p>
     <w:p>
@@ -17004,7 +17004,7 @@
                 <w:color w:val="222222"/>
                 <w:sz w:val="19"/>
               </w:rPr>
-              <w:t>特征库是手工整理的 267 条</w:t>
+              <w:t>特征库是手工整理的 269 条</w:t>
             </w:r>
           </w:p>
         </w:tc>
@@ -18464,7 +18464,7 @@
                 <w:color w:val="222222"/>
                 <w:sz w:val="19"/>
               </w:rPr>
-              <w:t>267 条</w:t>
+              <w:t>269 条</w:t>
             </w:r>
           </w:p>
         </w:tc>
